--- a/site/downloads/handbook-B17.docx
+++ b/site/downloads/handbook-B17.docx
@@ -2160,7 +2160,67 @@
           <w:b w:val="0"/>
           <w:i w:val="0"/>
         </w:rPr>
-        <w:t>Starter code:</w:t>
+        <w:t>Your code must pass these checks:</w:t>
+      </w:r>
+    </w:p>
+    <w:p>
+      <w:pPr>
+        <w:pStyle w:val="ListBullet"/>
+      </w:pPr>
+      <w:r>
+        <w:rPr>
+          <w:b w:val="0"/>
+          <w:i w:val="0"/>
+        </w:rPr>
+        <w:t>Your tests must pass for a correct share function.</w:t>
+      </w:r>
+    </w:p>
+    <w:p>
+      <w:pPr>
+        <w:pStyle w:val="ListBullet"/>
+      </w:pPr>
+      <w:r>
+        <w:rPr>
+          <w:b w:val="0"/>
+          <w:i w:val="0"/>
+        </w:rPr>
+        <w:t xml:space="preserve">test_share_zero_total must fail when share returns 0.0 for a zero total. Use </w:t>
+      </w:r>
+      <w:r>
+        <w:rPr>
+          <w:rFonts w:ascii="Consolas" w:hAnsi="Consolas" w:eastAsia="Consolas"/>
+          <w:b w:val="0"/>
+          <w:sz w:val="19"/>
+        </w:rPr>
+        <w:t>is None</w:t>
+      </w:r>
+      <w:r>
+        <w:rPr>
+          <w:b w:val="0"/>
+          <w:i w:val="0"/>
+        </w:rPr>
+        <w:t>.</w:t>
+      </w:r>
+    </w:p>
+    <w:p>
+      <w:pPr>
+        <w:pStyle w:val="ListBullet"/>
+      </w:pPr>
+      <w:r>
+        <w:rPr>
+          <w:b w:val="0"/>
+          <w:i w:val="0"/>
+        </w:rPr>
+        <w:t>test_share_basic must check the value 0.25, not just that a result exists.</w:t>
+      </w:r>
+    </w:p>
+    <w:p>
+      <w:r>
+        <w:rPr>
+          <w:b w:val="0"/>
+          <w:i w:val="0"/>
+        </w:rPr>
+        <w:t>Shape of the answer. The reference solution defines these names. Write the bodies yourself.</w:t>
       </w:r>
     </w:p>
     <w:tbl>
@@ -2198,7 +2258,7 @@
                 <w:b w:val="0"/>
                 <w:sz w:val="16"/>
               </w:rPr>
-              <w:t>def share(part: float, total: float) -&gt; float | None:</w:t>
+              <w:t># part / total, or None when total is 0.</w:t>
             </w:r>
           </w:p>
           <w:p>
@@ -2221,7 +2281,7 @@
                 <w:b w:val="0"/>
                 <w:sz w:val="16"/>
               </w:rPr>
-              <w:t xml:space="preserve">    """part / total, or None when total is 0."""</w:t>
+              <w:t>def share(part: float, total: float) -&gt; float | None: ...</w:t>
             </w:r>
           </w:p>
           <w:p>
@@ -2244,7 +2304,7 @@
                 <w:b w:val="0"/>
                 <w:sz w:val="16"/>
               </w:rPr>
-              <w:t xml:space="preserve">    if total == 0:</w:t>
+              <w:t xml:space="preserve"> </w:t>
             </w:r>
           </w:p>
           <w:p>
@@ -2267,7 +2327,7 @@
                 <w:b w:val="0"/>
                 <w:sz w:val="16"/>
               </w:rPr>
-              <w:t xml:space="preserve">        return None</w:t>
+              <w:t>def test_share_basic() -&gt; None: ...</w:t>
             </w:r>
           </w:p>
           <w:p>
@@ -2290,7 +2350,7 @@
                 <w:b w:val="0"/>
                 <w:sz w:val="16"/>
               </w:rPr>
-              <w:t xml:space="preserve">    return part / total</w:t>
+              <w:t xml:space="preserve"> </w:t>
             </w:r>
           </w:p>
           <w:p>
@@ -2313,168 +2373,7 @@
                 <w:b w:val="0"/>
                 <w:sz w:val="16"/>
               </w:rPr>
-              <w:t xml:space="preserve"> </w:t>
-            </w:r>
-          </w:p>
-          <w:p>
-            <w:pPr>
-              <w:spacing w:before="0" w:after="0" w:line="240" w:lineRule="auto"/>
-              <w:ind w:left="567" w:hanging="567"/>
-            </w:pPr>
-            <w:r>
-              <w:rPr>
-                <w:rFonts w:ascii="Consolas" w:hAnsi="Consolas" w:eastAsia="Consolas"/>
-                <w:b w:val="0"/>
-                <w:color w:val="5B6875"/>
-                <w:sz w:val="16"/>
-              </w:rPr>
-              <w:t xml:space="preserve">   7  </w:t>
-            </w:r>
-            <w:r>
-              <w:rPr>
-                <w:rFonts w:ascii="Consolas" w:hAnsi="Consolas" w:eastAsia="Consolas"/>
-                <w:b w:val="0"/>
-                <w:sz w:val="16"/>
-              </w:rPr>
-              <w:t xml:space="preserve"> </w:t>
-            </w:r>
-          </w:p>
-          <w:p>
-            <w:pPr>
-              <w:spacing w:before="0" w:after="0" w:line="240" w:lineRule="auto"/>
-              <w:ind w:left="567" w:hanging="567"/>
-            </w:pPr>
-            <w:r>
-              <w:rPr>
-                <w:rFonts w:ascii="Consolas" w:hAnsi="Consolas" w:eastAsia="Consolas"/>
-                <w:b w:val="0"/>
-                <w:color w:val="5B6875"/>
-                <w:sz w:val="16"/>
-              </w:rPr>
-              <w:t xml:space="preserve">   8  </w:t>
-            </w:r>
-            <w:r>
-              <w:rPr>
-                <w:rFonts w:ascii="Consolas" w:hAnsi="Consolas" w:eastAsia="Consolas"/>
-                <w:b w:val="0"/>
-                <w:sz w:val="16"/>
-              </w:rPr>
-              <w:t>def test_share_basic():</w:t>
-            </w:r>
-          </w:p>
-          <w:p>
-            <w:pPr>
-              <w:spacing w:before="0" w:after="0" w:line="240" w:lineRule="auto"/>
-              <w:ind w:left="567" w:hanging="567"/>
-            </w:pPr>
-            <w:r>
-              <w:rPr>
-                <w:rFonts w:ascii="Consolas" w:hAnsi="Consolas" w:eastAsia="Consolas"/>
-                <w:b w:val="0"/>
-                <w:color w:val="5B6875"/>
-                <w:sz w:val="16"/>
-              </w:rPr>
-              <w:t xml:space="preserve">   9  </w:t>
-            </w:r>
-            <w:r>
-              <w:rPr>
-                <w:rFonts w:ascii="Consolas" w:hAnsi="Consolas" w:eastAsia="Consolas"/>
-                <w:b w:val="0"/>
-                <w:sz w:val="16"/>
-              </w:rPr>
-              <w:t xml:space="preserve">    assert share(1, 4)</w:t>
-            </w:r>
-          </w:p>
-          <w:p>
-            <w:pPr>
-              <w:spacing w:before="0" w:after="0" w:line="240" w:lineRule="auto"/>
-              <w:ind w:left="567" w:hanging="567"/>
-            </w:pPr>
-            <w:r>
-              <w:rPr>
-                <w:rFonts w:ascii="Consolas" w:hAnsi="Consolas" w:eastAsia="Consolas"/>
-                <w:b w:val="0"/>
-                <w:color w:val="5B6875"/>
-                <w:sz w:val="16"/>
-              </w:rPr>
-              <w:t xml:space="preserve">  10  </w:t>
-            </w:r>
-            <w:r>
-              <w:rPr>
-                <w:rFonts w:ascii="Consolas" w:hAnsi="Consolas" w:eastAsia="Consolas"/>
-                <w:b w:val="0"/>
-                <w:sz w:val="16"/>
-              </w:rPr>
-              <w:t xml:space="preserve"> </w:t>
-            </w:r>
-          </w:p>
-          <w:p>
-            <w:pPr>
-              <w:spacing w:before="0" w:after="0" w:line="240" w:lineRule="auto"/>
-              <w:ind w:left="567" w:hanging="567"/>
-            </w:pPr>
-            <w:r>
-              <w:rPr>
-                <w:rFonts w:ascii="Consolas" w:hAnsi="Consolas" w:eastAsia="Consolas"/>
-                <w:b w:val="0"/>
-                <w:color w:val="5B6875"/>
-                <w:sz w:val="16"/>
-              </w:rPr>
-              <w:t xml:space="preserve">  11  </w:t>
-            </w:r>
-            <w:r>
-              <w:rPr>
-                <w:rFonts w:ascii="Consolas" w:hAnsi="Consolas" w:eastAsia="Consolas"/>
-                <w:b w:val="0"/>
-                <w:sz w:val="16"/>
-              </w:rPr>
-              <w:t xml:space="preserve"> </w:t>
-            </w:r>
-          </w:p>
-          <w:p>
-            <w:pPr>
-              <w:spacing w:before="0" w:after="0" w:line="240" w:lineRule="auto"/>
-              <w:ind w:left="567" w:hanging="567"/>
-            </w:pPr>
-            <w:r>
-              <w:rPr>
-                <w:rFonts w:ascii="Consolas" w:hAnsi="Consolas" w:eastAsia="Consolas"/>
-                <w:b w:val="0"/>
-                <w:color w:val="5B6875"/>
-                <w:sz w:val="16"/>
-              </w:rPr>
-              <w:t xml:space="preserve">  12  </w:t>
-            </w:r>
-            <w:r>
-              <w:rPr>
-                <w:rFonts w:ascii="Consolas" w:hAnsi="Consolas" w:eastAsia="Consolas"/>
-                <w:b w:val="0"/>
-                <w:sz w:val="16"/>
-              </w:rPr>
-              <w:t>def test_share_zero_total():</w:t>
-            </w:r>
-          </w:p>
-          <w:p>
-            <w:pPr>
-              <w:spacing w:before="0" w:after="0" w:line="240" w:lineRule="auto"/>
-              <w:ind w:left="567" w:hanging="567"/>
-            </w:pPr>
-            <w:r>
-              <w:rPr>
-                <w:rFonts w:ascii="Consolas" w:hAnsi="Consolas" w:eastAsia="Consolas"/>
-                <w:b w:val="0"/>
-                <w:color w:val="5B6875"/>
-                <w:sz w:val="16"/>
-              </w:rPr>
-              <w:t xml:space="preserve">  13  </w:t>
-            </w:r>
-            <w:r>
-              <w:rPr>
-                <w:rFonts w:ascii="Consolas" w:hAnsi="Consolas" w:eastAsia="Consolas"/>
-                <w:b w:val="0"/>
-                <w:sz w:val="16"/>
-              </w:rPr>
-              <w:t xml:space="preserve">    assert not share(3, 0)</w:t>
+              <w:t>def test_share_zero_total() -&gt; None: ...</w:t>
             </w:r>
           </w:p>
         </w:tc>
@@ -2482,167 +2381,12 @@
     </w:tbl>
     <w:p/>
     <w:p>
-      <w:pPr>
-        <w:pStyle w:val="Heading5"/>
-      </w:pPr>
-      <w:r>
-        <w:t>Exercise 5. Architecture design (level 4)</w:t>
-      </w:r>
-    </w:p>
-    <w:p>
-      <w:r>
-        <w:rPr>
-          <w:b w:val="0"/>
-          <w:i w:val="0"/>
-        </w:rPr>
-        <w:t xml:space="preserve">Choose test cases for </w:t>
-      </w:r>
-      <w:r>
-        <w:rPr>
-          <w:rFonts w:ascii="Consolas" w:hAnsi="Consolas" w:eastAsia="Consolas"/>
-          <w:b w:val="0"/>
-          <w:sz w:val="19"/>
-        </w:rPr>
-        <w:t>weighted_share(df, value, weight)</w:t>
-      </w:r>
-      <w:r>
-        <w:rPr>
-          <w:b w:val="0"/>
-          <w:i w:val="0"/>
-        </w:rPr>
-        <w:t xml:space="preserve"> from lesson B8-L1.</w:t>
-      </w:r>
-    </w:p>
-    <w:p>
-      <w:r>
-        <w:rPr>
-          <w:b w:val="0"/>
-          <w:i w:val="0"/>
-        </w:rPr>
-        <w:t>Options: Four rows written out, expected value computed by hand, A 10,000-row sample of production data, expected value from the function itself.</w:t>
-      </w:r>
-    </w:p>
-    <w:p>
-      <w:pPr>
-        <w:pStyle w:val="ListNumber"/>
-      </w:pPr>
-      <w:r>
-        <w:rPr>
-          <w:b w:val="0"/>
-          <w:i w:val="0"/>
-        </w:rPr>
-        <w:t>Normal case</w:t>
-      </w:r>
-    </w:p>
-    <w:p>
-      <w:pPr>
-        <w:pStyle w:val="ListNumber"/>
-      </w:pPr>
-      <w:r>
-        <w:rPr>
-          <w:b w:val="0"/>
-          <w:i w:val="0"/>
-        </w:rPr>
-        <w:t>Edge cases</w:t>
-      </w:r>
-    </w:p>
-    <w:p>
-      <w:pPr>
-        <w:pStyle w:val="ListNumber"/>
-      </w:pPr>
-      <w:r>
-        <w:rPr>
-          <w:b w:val="0"/>
-          <w:i w:val="0"/>
-        </w:rPr>
-        <w:t>Float comparison</w:t>
-      </w:r>
-    </w:p>
-    <w:p>
-      <w:pPr>
-        <w:pStyle w:val="Heading4"/>
-      </w:pPr>
-      <w:r>
-        <w:t>Sources</w:t>
-      </w:r>
-    </w:p>
-    <w:p>
-      <w:pPr>
-        <w:pStyle w:val="ListBullet"/>
-      </w:pPr>
-      <w:r>
-        <w:rPr>
-          <w:b w:val="0"/>
-          <w:i w:val="0"/>
-        </w:rPr>
-        <w:t>DataFrame.equals returns False and assert_frame_equal raises for int64 vs float64 columns with equal values, while == reports True. (verified: Run on pandas 3.0.6 in this repository.)</w:t>
-      </w:r>
-    </w:p>
-    <w:p>
-      <w:pPr>
-        <w:pStyle w:val="Heading3"/>
-      </w:pPr>
-      <w:r>
-        <w:t>B17-L2 Property-based tests with Hypothesis</w:t>
-      </w:r>
-    </w:p>
-    <w:p>
-      <w:pPr>
-        <w:pStyle w:val="Heading4"/>
-      </w:pPr>
-      <w:r>
-        <w:t>Concept</w:t>
-      </w:r>
-    </w:p>
-    <w:p>
-      <w:r>
-        <w:rPr>
-          <w:b w:val="0"/>
-          <w:i w:val="0"/>
-        </w:rPr>
-        <w:t xml:space="preserve">Example tests check the cases you thought of. </w:t>
-      </w:r>
-      <w:r>
-        <w:rPr>
-          <w:b/>
-          <w:i w:val="0"/>
-        </w:rPr>
-        <w:t>Property-based tests</w:t>
-      </w:r>
-      <w:r>
-        <w:rPr>
-          <w:b w:val="0"/>
-          <w:i w:val="0"/>
-        </w:rPr>
-        <w:t xml:space="preserve"> check a rule against hundreds of generated inputs, including ones you did not think of. </w:t>
-      </w:r>
-      <w:r>
-        <w:rPr>
-          <w:b/>
-          <w:i w:val="0"/>
-        </w:rPr>
-        <w:t>Hypothesis</w:t>
-      </w:r>
-      <w:r>
-        <w:rPr>
-          <w:b w:val="0"/>
-          <w:i w:val="0"/>
-        </w:rPr>
-        <w:t xml:space="preserve"> generates the inputs, and when a test fails it </w:t>
-      </w:r>
-      <w:r>
-        <w:rPr>
-          <w:b/>
-          <w:i w:val="0"/>
-        </w:rPr>
-        <w:t>shrinks</w:t>
-      </w:r>
-      <w:r>
-        <w:rPr>
-          <w:b w:val="0"/>
-          <w:i w:val="0"/>
-        </w:rPr>
-        <w:t xml:space="preserve"> the input to the smallest failing case. Examples use Hypothesis 6.168.</w:t>
+      <w:r>
+        <w:rPr>
+          <w:b w:val="0"/>
+          <w:i w:val="0"/>
+        </w:rPr>
+        <w:t>Starter code:</w:t>
       </w:r>
     </w:p>
     <w:tbl>
@@ -2680,7 +2424,7 @@
                 <w:b w:val="0"/>
                 <w:sz w:val="16"/>
               </w:rPr>
-              <w:t>from hypothesis import given, strategies as st</w:t>
+              <w:t>def share(part: float, total: float) -&gt; float | None:</w:t>
             </w:r>
           </w:p>
           <w:p>
@@ -2703,7 +2447,7 @@
                 <w:b w:val="0"/>
                 <w:sz w:val="16"/>
               </w:rPr>
-              <w:t xml:space="preserve"> </w:t>
+              <w:t xml:space="preserve">    """part / total, or None when total is 0."""</w:t>
             </w:r>
           </w:p>
           <w:p>
@@ -2726,7 +2470,7 @@
                 <w:b w:val="0"/>
                 <w:sz w:val="16"/>
               </w:rPr>
-              <w:t>@given(st.lists(st.tuples(st.floats(-1e6, 1e6), st.floats(0, 10)), min_size=1))</w:t>
+              <w:t xml:space="preserve">    if total == 0:</w:t>
             </w:r>
           </w:p>
           <w:p>
@@ -2749,7 +2493,7 @@
                 <w:b w:val="0"/>
                 <w:sz w:val="16"/>
               </w:rPr>
-              <w:t>def test_weighted_mean_within_range(pairs):</w:t>
+              <w:t xml:space="preserve">        return None</w:t>
             </w:r>
           </w:p>
           <w:p>
@@ -2772,7 +2516,7 @@
                 <w:b w:val="0"/>
                 <w:sz w:val="16"/>
               </w:rPr>
-              <w:t xml:space="preserve">    values = [v for v, _ in pairs]</w:t>
+              <w:t xml:space="preserve">    return part / total</w:t>
             </w:r>
           </w:p>
           <w:p>
@@ -2795,7 +2539,7 @@
                 <w:b w:val="0"/>
                 <w:sz w:val="16"/>
               </w:rPr>
-              <w:t xml:space="preserve">    weights = [w for _, w in pairs]</w:t>
+              <w:t xml:space="preserve"> </w:t>
             </w:r>
           </w:p>
           <w:p>
@@ -2818,7 +2562,7 @@
                 <w:b w:val="0"/>
                 <w:sz w:val="16"/>
               </w:rPr>
-              <w:t xml:space="preserve">    m = weighted_mean(values, weights)</w:t>
+              <w:t xml:space="preserve"> </w:t>
             </w:r>
           </w:p>
           <w:p>
@@ -2841,7 +2585,122 @@
                 <w:b w:val="0"/>
                 <w:sz w:val="16"/>
               </w:rPr>
-              <w:t xml:space="preserve">    assert m is None or min(values) - 1e-6 &lt;= m &lt;= max(values) + 1e-6</w:t>
+              <w:t>def test_share_basic():</w:t>
+            </w:r>
+          </w:p>
+          <w:p>
+            <w:pPr>
+              <w:spacing w:before="0" w:after="0" w:line="240" w:lineRule="auto"/>
+              <w:ind w:left="567" w:hanging="567"/>
+            </w:pPr>
+            <w:r>
+              <w:rPr>
+                <w:rFonts w:ascii="Consolas" w:hAnsi="Consolas" w:eastAsia="Consolas"/>
+                <w:b w:val="0"/>
+                <w:color w:val="5B6875"/>
+                <w:sz w:val="16"/>
+              </w:rPr>
+              <w:t xml:space="preserve">   9  </w:t>
+            </w:r>
+            <w:r>
+              <w:rPr>
+                <w:rFonts w:ascii="Consolas" w:hAnsi="Consolas" w:eastAsia="Consolas"/>
+                <w:b w:val="0"/>
+                <w:sz w:val="16"/>
+              </w:rPr>
+              <w:t xml:space="preserve">    assert share(1, 4)</w:t>
+            </w:r>
+          </w:p>
+          <w:p>
+            <w:pPr>
+              <w:spacing w:before="0" w:after="0" w:line="240" w:lineRule="auto"/>
+              <w:ind w:left="567" w:hanging="567"/>
+            </w:pPr>
+            <w:r>
+              <w:rPr>
+                <w:rFonts w:ascii="Consolas" w:hAnsi="Consolas" w:eastAsia="Consolas"/>
+                <w:b w:val="0"/>
+                <w:color w:val="5B6875"/>
+                <w:sz w:val="16"/>
+              </w:rPr>
+              <w:t xml:space="preserve">  10  </w:t>
+            </w:r>
+            <w:r>
+              <w:rPr>
+                <w:rFonts w:ascii="Consolas" w:hAnsi="Consolas" w:eastAsia="Consolas"/>
+                <w:b w:val="0"/>
+                <w:sz w:val="16"/>
+              </w:rPr>
+              <w:t xml:space="preserve"> </w:t>
+            </w:r>
+          </w:p>
+          <w:p>
+            <w:pPr>
+              <w:spacing w:before="0" w:after="0" w:line="240" w:lineRule="auto"/>
+              <w:ind w:left="567" w:hanging="567"/>
+            </w:pPr>
+            <w:r>
+              <w:rPr>
+                <w:rFonts w:ascii="Consolas" w:hAnsi="Consolas" w:eastAsia="Consolas"/>
+                <w:b w:val="0"/>
+                <w:color w:val="5B6875"/>
+                <w:sz w:val="16"/>
+              </w:rPr>
+              <w:t xml:space="preserve">  11  </w:t>
+            </w:r>
+            <w:r>
+              <w:rPr>
+                <w:rFonts w:ascii="Consolas" w:hAnsi="Consolas" w:eastAsia="Consolas"/>
+                <w:b w:val="0"/>
+                <w:sz w:val="16"/>
+              </w:rPr>
+              <w:t xml:space="preserve"> </w:t>
+            </w:r>
+          </w:p>
+          <w:p>
+            <w:pPr>
+              <w:spacing w:before="0" w:after="0" w:line="240" w:lineRule="auto"/>
+              <w:ind w:left="567" w:hanging="567"/>
+            </w:pPr>
+            <w:r>
+              <w:rPr>
+                <w:rFonts w:ascii="Consolas" w:hAnsi="Consolas" w:eastAsia="Consolas"/>
+                <w:b w:val="0"/>
+                <w:color w:val="5B6875"/>
+                <w:sz w:val="16"/>
+              </w:rPr>
+              <w:t xml:space="preserve">  12  </w:t>
+            </w:r>
+            <w:r>
+              <w:rPr>
+                <w:rFonts w:ascii="Consolas" w:hAnsi="Consolas" w:eastAsia="Consolas"/>
+                <w:b w:val="0"/>
+                <w:sz w:val="16"/>
+              </w:rPr>
+              <w:t>def test_share_zero_total():</w:t>
+            </w:r>
+          </w:p>
+          <w:p>
+            <w:pPr>
+              <w:spacing w:before="0" w:after="0" w:line="240" w:lineRule="auto"/>
+              <w:ind w:left="567" w:hanging="567"/>
+            </w:pPr>
+            <w:r>
+              <w:rPr>
+                <w:rFonts w:ascii="Consolas" w:hAnsi="Consolas" w:eastAsia="Consolas"/>
+                <w:b w:val="0"/>
+                <w:color w:val="5B6875"/>
+                <w:sz w:val="16"/>
+              </w:rPr>
+              <w:t xml:space="preserve">  13  </w:t>
+            </w:r>
+            <w:r>
+              <w:rPr>
+                <w:rFonts w:ascii="Consolas" w:hAnsi="Consolas" w:eastAsia="Consolas"/>
+                <w:b w:val="0"/>
+                <w:sz w:val="16"/>
+              </w:rPr>
+              <w:t xml:space="preserve">    assert not share(3, 0)</w:t>
             </w:r>
           </w:p>
         </w:tc>
@@ -2849,57 +2708,11 @@
     </w:tbl>
     <w:p/>
     <w:p>
-      <w:r>
-        <w:rPr>
-          <w:b w:val="0"/>
-          <w:i w:val="0"/>
-        </w:rPr>
-        <w:t xml:space="preserve">Run against a </w:t>
-      </w:r>
-      <w:r>
-        <w:rPr>
-          <w:rFonts w:ascii="Consolas" w:hAnsi="Consolas" w:eastAsia="Consolas"/>
-          <w:b w:val="0"/>
-          <w:sz w:val="19"/>
-        </w:rPr>
-        <w:t>weighted_mean</w:t>
-      </w:r>
-      <w:r>
-        <w:rPr>
-          <w:b w:val="0"/>
-          <w:i w:val="0"/>
-        </w:rPr>
-        <w:t xml:space="preserve"> without a zero guard, this test failed in this course's build with </w:t>
-      </w:r>
-      <w:r>
-        <w:rPr>
-          <w:rFonts w:ascii="Consolas" w:hAnsi="Consolas" w:eastAsia="Consolas"/>
-          <w:b w:val="0"/>
-          <w:sz w:val="19"/>
-        </w:rPr>
-        <w:t>ZeroDivisionError</w:t>
-      </w:r>
-      <w:r>
-        <w:rPr>
-          <w:b w:val="0"/>
-          <w:i w:val="0"/>
-        </w:rPr>
-        <w:t xml:space="preserve">, and Hypothesis shrank the input to </w:t>
-      </w:r>
-      <w:r>
-        <w:rPr>
-          <w:rFonts w:ascii="Consolas" w:hAnsi="Consolas" w:eastAsia="Consolas"/>
-          <w:b w:val="0"/>
-          <w:sz w:val="19"/>
-        </w:rPr>
-        <w:t>pairs=[(0.0, 0.0)]</w:t>
-      </w:r>
-      <w:r>
-        <w:rPr>
-          <w:b w:val="0"/>
-          <w:i w:val="0"/>
-        </w:rPr>
-        <w:t>: one value, one zero weight.</w:t>
+      <w:pPr>
+        <w:pStyle w:val="Heading5"/>
+      </w:pPr>
+      <w:r>
+        <w:t>Exercise 5. Architecture design (level 4)</w:t>
       </w:r>
     </w:p>
     <w:p>
@@ -2908,7 +2721,75 @@
           <w:b w:val="0"/>
           <w:i w:val="0"/>
         </w:rPr>
-        <w:t>Properties that suit data code:</w:t>
+        <w:t xml:space="preserve">Choose test cases for </w:t>
+      </w:r>
+      <w:r>
+        <w:rPr>
+          <w:rFonts w:ascii="Consolas" w:hAnsi="Consolas" w:eastAsia="Consolas"/>
+          <w:b w:val="0"/>
+          <w:sz w:val="19"/>
+        </w:rPr>
+        <w:t>weighted_share(df, value, weight)</w:t>
+      </w:r>
+      <w:r>
+        <w:rPr>
+          <w:b w:val="0"/>
+          <w:i w:val="0"/>
+        </w:rPr>
+        <w:t xml:space="preserve"> from lesson B8-L1.</w:t>
+      </w:r>
+    </w:p>
+    <w:p>
+      <w:r>
+        <w:rPr>
+          <w:b w:val="0"/>
+          <w:i w:val="0"/>
+        </w:rPr>
+        <w:t>Options: Four rows written out, expected value computed by hand, A 10,000-row sample of production data, expected value from the function itself.</w:t>
+      </w:r>
+    </w:p>
+    <w:p>
+      <w:pPr>
+        <w:pStyle w:val="ListNumber"/>
+      </w:pPr>
+      <w:r>
+        <w:rPr>
+          <w:b w:val="0"/>
+          <w:i w:val="0"/>
+        </w:rPr>
+        <w:t>Normal case</w:t>
+      </w:r>
+    </w:p>
+    <w:p>
+      <w:pPr>
+        <w:pStyle w:val="ListNumber"/>
+      </w:pPr>
+      <w:r>
+        <w:rPr>
+          <w:b w:val="0"/>
+          <w:i w:val="0"/>
+        </w:rPr>
+        <w:t>Edge cases</w:t>
+      </w:r>
+    </w:p>
+    <w:p>
+      <w:pPr>
+        <w:pStyle w:val="ListNumber"/>
+      </w:pPr>
+      <w:r>
+        <w:rPr>
+          <w:b w:val="0"/>
+          <w:i w:val="0"/>
+        </w:rPr>
+        <w:t>Float comparison</w:t>
+      </w:r>
+    </w:p>
+    <w:p>
+      <w:pPr>
+        <w:pStyle w:val="Heading4"/>
+      </w:pPr>
+      <w:r>
+        <w:t>Sources</w:t>
       </w:r>
     </w:p>
     <w:p>
@@ -2917,289 +2798,18 @@
       </w:pPr>
       <w:r>
         <w:rPr>
-          <w:b/>
-          <w:i w:val="0"/>
-        </w:rPr>
-        <w:t>Bounds.</w:t>
-      </w:r>
-      <w:r>
-        <w:rPr>
-          <w:b w:val="0"/>
-          <w:i w:val="0"/>
-        </w:rPr>
-        <w:t xml:space="preserve"> A mean lies between the minimum and maximum. A share lies in [0, 1].</w:t>
+          <w:b w:val="0"/>
+          <w:i w:val="0"/>
+        </w:rPr>
+        <w:t>DataFrame.equals returns False and assert_frame_equal raises for int64 vs float64 columns with equal values, while == reports True. (verified: Run on pandas 3.0.6 in this repository.)</w:t>
       </w:r>
     </w:p>
     <w:p>
       <w:pPr>
-        <w:pStyle w:val="ListBullet"/>
+        <w:pStyle w:val="Heading3"/>
       </w:pPr>
       <w:r>
-        <w:rPr>
-          <w:b/>
-          <w:i w:val="0"/>
-        </w:rPr>
-        <w:t>Invariance.</w:t>
-      </w:r>
-      <w:r>
-        <w:rPr>
-          <w:b w:val="0"/>
-          <w:i w:val="0"/>
-        </w:rPr>
-        <w:t xml:space="preserve"> Shuffling rows does not change a total. Renaming a category does not change counts.</w:t>
-      </w:r>
-    </w:p>
-    <w:p>
-      <w:pPr>
-        <w:pStyle w:val="ListBullet"/>
-      </w:pPr>
-      <w:r>
-        <w:rPr>
-          <w:b/>
-          <w:i w:val="0"/>
-        </w:rPr>
-        <w:t>Round trip.</w:t>
-      </w:r>
-      <w:r>
-        <w:rPr>
-          <w:b w:val="0"/>
-          <w:i w:val="0"/>
-        </w:rPr>
-        <w:t xml:space="preserve"> Writing then reading a file gives back the same frame.</w:t>
-      </w:r>
-    </w:p>
-    <w:p>
-      <w:pPr>
-        <w:pStyle w:val="ListBullet"/>
-      </w:pPr>
-      <w:r>
-        <w:rPr>
-          <w:b/>
-          <w:i w:val="0"/>
-        </w:rPr>
-        <w:t>Idempotence.</w:t>
-      </w:r>
-      <w:r>
-        <w:rPr>
-          <w:b w:val="0"/>
-          <w:i w:val="0"/>
-        </w:rPr>
-        <w:t xml:space="preserve"> Deduplicating twice equals deduplicating once.</w:t>
-      </w:r>
-    </w:p>
-    <w:p>
-      <w:pPr>
-        <w:pStyle w:val="ListBullet"/>
-      </w:pPr>
-      <w:r>
-        <w:rPr>
-          <w:b/>
-          <w:i w:val="0"/>
-        </w:rPr>
-        <w:t>Grain.</w:t>
-      </w:r>
-      <w:r>
-        <w:rPr>
-          <w:b w:val="0"/>
-          <w:i w:val="0"/>
-        </w:rPr>
-        <w:t xml:space="preserve"> The output has exactly one row per key.</w:t>
-      </w:r>
-    </w:p>
-    <w:p>
-      <w:pPr>
-        <w:pStyle w:val="ListBullet"/>
-      </w:pPr>
-      <w:r>
-        <w:rPr>
-          <w:b/>
-          <w:i w:val="0"/>
-        </w:rPr>
-        <w:t>Agreement.</w:t>
-      </w:r>
-      <w:r>
-        <w:rPr>
-          <w:b w:val="0"/>
-          <w:i w:val="0"/>
-        </w:rPr>
-        <w:t xml:space="preserve"> A fast implementation equals a slow, obviously correct one.</w:t>
-      </w:r>
-    </w:p>
-    <w:p>
-      <w:r>
-        <w:rPr>
-          <w:b w:val="0"/>
-          <w:i w:val="0"/>
-        </w:rPr>
-        <w:t xml:space="preserve">Choose strategies deliberately. </w:t>
-      </w:r>
-      <w:r>
-        <w:rPr>
-          <w:rFonts w:ascii="Consolas" w:hAnsi="Consolas" w:eastAsia="Consolas"/>
-          <w:b w:val="0"/>
-          <w:sz w:val="19"/>
-        </w:rPr>
-        <w:t>st.floats()</w:t>
-      </w:r>
-      <w:r>
-        <w:rPr>
-          <w:b w:val="0"/>
-          <w:i w:val="0"/>
-        </w:rPr>
-        <w:t xml:space="preserve"> generates </w:t>
-      </w:r>
-      <w:r>
-        <w:rPr>
-          <w:rFonts w:ascii="Consolas" w:hAnsi="Consolas" w:eastAsia="Consolas"/>
-          <w:b w:val="0"/>
-          <w:sz w:val="19"/>
-        </w:rPr>
-        <w:t>nan</w:t>
-      </w:r>
-      <w:r>
-        <w:rPr>
-          <w:b w:val="0"/>
-          <w:i w:val="0"/>
-        </w:rPr>
-        <w:t xml:space="preserve"> and infinities by default. Bound it (</w:t>
-      </w:r>
-      <w:r>
-        <w:rPr>
-          <w:rFonts w:ascii="Consolas" w:hAnsi="Consolas" w:eastAsia="Consolas"/>
-          <w:b w:val="0"/>
-          <w:sz w:val="19"/>
-        </w:rPr>
-        <w:t>st.floats(-1e6, 1e6)</w:t>
-      </w:r>
-      <w:r>
-        <w:rPr>
-          <w:b w:val="0"/>
-          <w:i w:val="0"/>
-        </w:rPr>
-        <w:t xml:space="preserve">) or pass </w:t>
-      </w:r>
-      <w:r>
-        <w:rPr>
-          <w:rFonts w:ascii="Consolas" w:hAnsi="Consolas" w:eastAsia="Consolas"/>
-          <w:b w:val="0"/>
-          <w:sz w:val="19"/>
-        </w:rPr>
-        <w:t>allow_nan=False</w:t>
-      </w:r>
-      <w:r>
-        <w:rPr>
-          <w:b w:val="0"/>
-          <w:i w:val="0"/>
-        </w:rPr>
-        <w:t xml:space="preserve"> unless your function must handle them, and then test that behaviour on purpose. </w:t>
-      </w:r>
-      <w:r>
-        <w:rPr>
-          <w:rFonts w:ascii="Consolas" w:hAnsi="Consolas" w:eastAsia="Consolas"/>
-          <w:b w:val="0"/>
-          <w:sz w:val="19"/>
-        </w:rPr>
-        <w:t>hypothesis.extra.pandas</w:t>
-      </w:r>
-      <w:r>
-        <w:rPr>
-          <w:b w:val="0"/>
-          <w:i w:val="0"/>
-        </w:rPr>
-        <w:t xml:space="preserve"> builds DataFrames with </w:t>
-      </w:r>
-      <w:r>
-        <w:rPr>
-          <w:rFonts w:ascii="Consolas" w:hAnsi="Consolas" w:eastAsia="Consolas"/>
-          <w:b w:val="0"/>
-          <w:sz w:val="19"/>
-        </w:rPr>
-        <w:t>data_frames</w:t>
-      </w:r>
-      <w:r>
-        <w:rPr>
-          <w:b w:val="0"/>
-          <w:i w:val="0"/>
-        </w:rPr>
-        <w:t xml:space="preserve"> and </w:t>
-      </w:r>
-      <w:r>
-        <w:rPr>
-          <w:rFonts w:ascii="Consolas" w:hAnsi="Consolas" w:eastAsia="Consolas"/>
-          <w:b w:val="0"/>
-          <w:sz w:val="19"/>
-        </w:rPr>
-        <w:t>column</w:t>
-      </w:r>
-      <w:r>
-        <w:rPr>
-          <w:b w:val="0"/>
-          <w:i w:val="0"/>
-        </w:rPr>
-        <w:t>.</w:t>
-      </w:r>
-    </w:p>
-    <w:p>
-      <w:r>
-        <w:rPr>
-          <w:b w:val="0"/>
-          <w:i w:val="0"/>
-        </w:rPr>
-        <w:t xml:space="preserve">Use </w:t>
-      </w:r>
-      <w:r>
-        <w:rPr>
-          <w:rFonts w:ascii="Consolas" w:hAnsi="Consolas" w:eastAsia="Consolas"/>
-          <w:b w:val="0"/>
-          <w:sz w:val="19"/>
-        </w:rPr>
-        <w:t>@settings(max_examples=...)</w:t>
-      </w:r>
-      <w:r>
-        <w:rPr>
-          <w:b w:val="0"/>
-          <w:i w:val="0"/>
-        </w:rPr>
-        <w:t xml:space="preserve"> to trade speed for coverage. Hypothesis saves failing examples in a local </w:t>
-      </w:r>
-      <w:r>
-        <w:rPr>
-          <w:rFonts w:ascii="Consolas" w:hAnsi="Consolas" w:eastAsia="Consolas"/>
-          <w:b w:val="0"/>
-          <w:sz w:val="19"/>
-        </w:rPr>
-        <w:t>.hypothesis/</w:t>
-      </w:r>
-      <w:r>
-        <w:rPr>
-          <w:b w:val="0"/>
-          <w:i w:val="0"/>
-        </w:rPr>
-        <w:t xml:space="preserve"> directory and replays them first on the next run. Add it to </w:t>
-      </w:r>
-      <w:r>
-        <w:rPr>
-          <w:rFonts w:ascii="Consolas" w:hAnsi="Consolas" w:eastAsia="Consolas"/>
-          <w:b w:val="0"/>
-          <w:sz w:val="19"/>
-        </w:rPr>
-        <w:t>.gitignore</w:t>
-      </w:r>
-      <w:r>
-        <w:rPr>
-          <w:b w:val="0"/>
-          <w:i w:val="0"/>
-        </w:rPr>
-        <w:t>.</w:t>
-      </w:r>
-    </w:p>
-    <w:p>
-      <w:r>
-        <w:rPr>
-          <w:b w:val="0"/>
-          <w:i w:val="0"/>
-        </w:rPr>
-        <w:t>Hypothesis does not run in this app's browser runtime. The exercises check your code's structure.</w:t>
+        <w:t>B17-L2 Property-based tests with Hypothesis</w:t>
       </w:r>
     </w:p>
     <w:p>
@@ -3207,7 +2817,7 @@
         <w:pStyle w:val="Heading4"/>
       </w:pPr>
       <w:r>
-        <w:t>Why it matters</w:t>
+        <w:t>Concept</w:t>
       </w:r>
     </w:p>
     <w:p>
@@ -3216,44 +2826,49 @@
           <w:b w:val="0"/>
           <w:i w:val="0"/>
         </w:rPr>
-        <w:t xml:space="preserve">A deduplication step kept the latest record per respondent. Its example tests used three tidy rows. In production, two records for one respondent had the </w:t>
+        <w:t xml:space="preserve">Example tests check the cases you thought of. </w:t>
       </w:r>
       <w:r>
         <w:rPr>
           <w:b/>
           <w:i w:val="0"/>
         </w:rPr>
-        <w:t>same</w:t>
-      </w:r>
-      <w:r>
-        <w:rPr>
-          <w:b w:val="0"/>
-          <w:i w:val="0"/>
-        </w:rPr>
-        <w:t xml:space="preserve"> timestamp, and the function kept both, so the respondent was counted twice. A Hypothesis test of the grain, "the output has exactly one row per respondent", fails on this bug at once. In this course's build it shrank the failure to </w:t>
-      </w:r>
-      <w:r>
-        <w:rPr>
-          <w:rFonts w:ascii="Consolas" w:hAnsi="Consolas" w:eastAsia="Consolas"/>
-          <w:b w:val="0"/>
-          <w:sz w:val="19"/>
-        </w:rPr>
-        <w:t>rows=[('a', 0), ('a', 0)]</w:t>
-      </w:r>
-      <w:r>
-        <w:rPr>
-          <w:b w:val="0"/>
-          <w:i w:val="0"/>
-        </w:rPr>
-        <w:t>: two identical rows.</w:t>
-      </w:r>
-    </w:p>
-    <w:p>
-      <w:pPr>
-        <w:pStyle w:val="Heading4"/>
-      </w:pPr>
-      <w:r>
-        <w:t>Worked example: weak code</w:t>
+        <w:t>Property-based tests</w:t>
+      </w:r>
+      <w:r>
+        <w:rPr>
+          <w:b w:val="0"/>
+          <w:i w:val="0"/>
+        </w:rPr>
+        <w:t xml:space="preserve"> check a rule against hundreds of generated inputs, including ones you did not think of. </w:t>
+      </w:r>
+      <w:r>
+        <w:rPr>
+          <w:b/>
+          <w:i w:val="0"/>
+        </w:rPr>
+        <w:t>Hypothesis</w:t>
+      </w:r>
+      <w:r>
+        <w:rPr>
+          <w:b w:val="0"/>
+          <w:i w:val="0"/>
+        </w:rPr>
+        <w:t xml:space="preserve"> generates the inputs, and when a test fails it </w:t>
+      </w:r>
+      <w:r>
+        <w:rPr>
+          <w:b/>
+          <w:i w:val="0"/>
+        </w:rPr>
+        <w:t>shrinks</w:t>
+      </w:r>
+      <w:r>
+        <w:rPr>
+          <w:b w:val="0"/>
+          <w:i w:val="0"/>
+        </w:rPr>
+        <w:t xml:space="preserve"> the input to the smallest failing case. Examples use Hypothesis 6.168.</w:t>
       </w:r>
     </w:p>
     <w:tbl>
@@ -3279,19 +2894,19 @@
             <w:r>
               <w:rPr>
                 <w:rFonts w:ascii="Consolas" w:hAnsi="Consolas" w:eastAsia="Consolas"/>
-                <w:b/>
+                <w:b w:val="0"/>
                 <w:color w:val="5B6875"/>
                 <w:sz w:val="16"/>
               </w:rPr>
-              <w:t xml:space="preserve"> [1]  </w:t>
-            </w:r>
-            <w:r>
-              <w:rPr>
-                <w:rFonts w:ascii="Consolas" w:hAnsi="Consolas" w:eastAsia="Consolas"/>
-                <w:b w:val="0"/>
-                <w:sz w:val="16"/>
-              </w:rPr>
-              <w:t>@given(st.floats(), st.floats())</w:t>
+              <w:t xml:space="preserve">   1  </w:t>
+            </w:r>
+            <w:r>
+              <w:rPr>
+                <w:rFonts w:ascii="Consolas" w:hAnsi="Consolas" w:eastAsia="Consolas"/>
+                <w:b w:val="0"/>
+                <w:sz w:val="16"/>
+              </w:rPr>
+              <w:t>from hypothesis import given, strategies as st</w:t>
             </w:r>
           </w:p>
           <w:p>
@@ -3314,7 +2929,7 @@
                 <w:b w:val="0"/>
                 <w:sz w:val="16"/>
               </w:rPr>
-              <w:t>def test_share_in_range(part, total):</w:t>
+              <w:t xml:space="preserve"> </w:t>
             </w:r>
           </w:p>
           <w:p>
@@ -3325,58 +2940,492 @@
             <w:r>
               <w:rPr>
                 <w:rFonts w:ascii="Consolas" w:hAnsi="Consolas" w:eastAsia="Consolas"/>
-                <w:b/>
+                <w:b w:val="0"/>
                 <w:color w:val="5B6875"/>
                 <w:sz w:val="16"/>
               </w:rPr>
-              <w:t xml:space="preserve"> [2]  </w:t>
-            </w:r>
-            <w:r>
-              <w:rPr>
-                <w:rFonts w:ascii="Consolas" w:hAnsi="Consolas" w:eastAsia="Consolas"/>
-                <w:b w:val="0"/>
-                <w:sz w:val="16"/>
-              </w:rPr>
-              <w:t xml:space="preserve">    assert 0 &lt;= share(part, total) &lt;= 1</w:t>
+              <w:t xml:space="preserve">   3  </w:t>
+            </w:r>
+            <w:r>
+              <w:rPr>
+                <w:rFonts w:ascii="Consolas" w:hAnsi="Consolas" w:eastAsia="Consolas"/>
+                <w:b w:val="0"/>
+                <w:sz w:val="16"/>
+              </w:rPr>
+              <w:t>@given(st.lists(st.tuples(st.floats(-1e6, 1e6), st.floats(0, 10)), min_size=1))</w:t>
+            </w:r>
+          </w:p>
+          <w:p>
+            <w:pPr>
+              <w:spacing w:before="0" w:after="0" w:line="240" w:lineRule="auto"/>
+              <w:ind w:left="567" w:hanging="567"/>
+            </w:pPr>
+            <w:r>
+              <w:rPr>
+                <w:rFonts w:ascii="Consolas" w:hAnsi="Consolas" w:eastAsia="Consolas"/>
+                <w:b w:val="0"/>
+                <w:color w:val="5B6875"/>
+                <w:sz w:val="16"/>
+              </w:rPr>
+              <w:t xml:space="preserve">   4  </w:t>
+            </w:r>
+            <w:r>
+              <w:rPr>
+                <w:rFonts w:ascii="Consolas" w:hAnsi="Consolas" w:eastAsia="Consolas"/>
+                <w:b w:val="0"/>
+                <w:sz w:val="16"/>
+              </w:rPr>
+              <w:t>def test_weighted_mean_within_range(pairs):</w:t>
+            </w:r>
+          </w:p>
+          <w:p>
+            <w:pPr>
+              <w:spacing w:before="0" w:after="0" w:line="240" w:lineRule="auto"/>
+              <w:ind w:left="567" w:hanging="567"/>
+            </w:pPr>
+            <w:r>
+              <w:rPr>
+                <w:rFonts w:ascii="Consolas" w:hAnsi="Consolas" w:eastAsia="Consolas"/>
+                <w:b w:val="0"/>
+                <w:color w:val="5B6875"/>
+                <w:sz w:val="16"/>
+              </w:rPr>
+              <w:t xml:space="preserve">   5  </w:t>
+            </w:r>
+            <w:r>
+              <w:rPr>
+                <w:rFonts w:ascii="Consolas" w:hAnsi="Consolas" w:eastAsia="Consolas"/>
+                <w:b w:val="0"/>
+                <w:sz w:val="16"/>
+              </w:rPr>
+              <w:t xml:space="preserve">    values = [v for v, _ in pairs]</w:t>
+            </w:r>
+          </w:p>
+          <w:p>
+            <w:pPr>
+              <w:spacing w:before="0" w:after="0" w:line="240" w:lineRule="auto"/>
+              <w:ind w:left="567" w:hanging="567"/>
+            </w:pPr>
+            <w:r>
+              <w:rPr>
+                <w:rFonts w:ascii="Consolas" w:hAnsi="Consolas" w:eastAsia="Consolas"/>
+                <w:b w:val="0"/>
+                <w:color w:val="5B6875"/>
+                <w:sz w:val="16"/>
+              </w:rPr>
+              <w:t xml:space="preserve">   6  </w:t>
+            </w:r>
+            <w:r>
+              <w:rPr>
+                <w:rFonts w:ascii="Consolas" w:hAnsi="Consolas" w:eastAsia="Consolas"/>
+                <w:b w:val="0"/>
+                <w:sz w:val="16"/>
+              </w:rPr>
+              <w:t xml:space="preserve">    weights = [w for _, w in pairs]</w:t>
+            </w:r>
+          </w:p>
+          <w:p>
+            <w:pPr>
+              <w:spacing w:before="0" w:after="0" w:line="240" w:lineRule="auto"/>
+              <w:ind w:left="567" w:hanging="567"/>
+            </w:pPr>
+            <w:r>
+              <w:rPr>
+                <w:rFonts w:ascii="Consolas" w:hAnsi="Consolas" w:eastAsia="Consolas"/>
+                <w:b w:val="0"/>
+                <w:color w:val="5B6875"/>
+                <w:sz w:val="16"/>
+              </w:rPr>
+              <w:t xml:space="preserve">   7  </w:t>
+            </w:r>
+            <w:r>
+              <w:rPr>
+                <w:rFonts w:ascii="Consolas" w:hAnsi="Consolas" w:eastAsia="Consolas"/>
+                <w:b w:val="0"/>
+                <w:sz w:val="16"/>
+              </w:rPr>
+              <w:t xml:space="preserve">    m = weighted_mean(values, weights)</w:t>
+            </w:r>
+          </w:p>
+          <w:p>
+            <w:pPr>
+              <w:spacing w:before="0" w:after="0" w:line="240" w:lineRule="auto"/>
+              <w:ind w:left="567" w:hanging="567"/>
+            </w:pPr>
+            <w:r>
+              <w:rPr>
+                <w:rFonts w:ascii="Consolas" w:hAnsi="Consolas" w:eastAsia="Consolas"/>
+                <w:b w:val="0"/>
+                <w:color w:val="5B6875"/>
+                <w:sz w:val="16"/>
+              </w:rPr>
+              <w:t xml:space="preserve">   8  </w:t>
+            </w:r>
+            <w:r>
+              <w:rPr>
+                <w:rFonts w:ascii="Consolas" w:hAnsi="Consolas" w:eastAsia="Consolas"/>
+                <w:b w:val="0"/>
+                <w:sz w:val="16"/>
+              </w:rPr>
+              <w:t xml:space="preserve">    assert m is None or min(values) - 1e-6 &lt;= m &lt;= max(values) + 1e-6</w:t>
             </w:r>
           </w:p>
         </w:tc>
       </w:tr>
     </w:tbl>
+    <w:p/>
     <w:p>
-      <w:pPr>
-        <w:pStyle w:val="ListNumber"/>
-      </w:pPr>
-      <w:r>
-        <w:rPr>
-          <w:b/>
-        </w:rPr>
-        <w:t xml:space="preserve">Line 1. </w:t>
-      </w:r>
-      <w:r>
-        <w:rPr>
-          <w:b w:val="0"/>
-          <w:i w:val="0"/>
-        </w:rPr>
-        <w:t>Unbounded floats include nan, infinities and negatives the function never promised to handle.</w:t>
+      <w:r>
+        <w:rPr>
+          <w:b w:val="0"/>
+          <w:i w:val="0"/>
+        </w:rPr>
+        <w:t xml:space="preserve">Run against a </w:t>
+      </w:r>
+      <w:r>
+        <w:rPr>
+          <w:rFonts w:ascii="Consolas" w:hAnsi="Consolas" w:eastAsia="Consolas"/>
+          <w:b w:val="0"/>
+          <w:sz w:val="19"/>
+        </w:rPr>
+        <w:t>weighted_mean</w:t>
+      </w:r>
+      <w:r>
+        <w:rPr>
+          <w:b w:val="0"/>
+          <w:i w:val="0"/>
+        </w:rPr>
+        <w:t xml:space="preserve"> without a zero guard, this test failed in this course's build with </w:t>
+      </w:r>
+      <w:r>
+        <w:rPr>
+          <w:rFonts w:ascii="Consolas" w:hAnsi="Consolas" w:eastAsia="Consolas"/>
+          <w:b w:val="0"/>
+          <w:sz w:val="19"/>
+        </w:rPr>
+        <w:t>ZeroDivisionError</w:t>
+      </w:r>
+      <w:r>
+        <w:rPr>
+          <w:b w:val="0"/>
+          <w:i w:val="0"/>
+        </w:rPr>
+        <w:t xml:space="preserve">, and Hypothesis shrank the input to </w:t>
+      </w:r>
+      <w:r>
+        <w:rPr>
+          <w:rFonts w:ascii="Consolas" w:hAnsi="Consolas" w:eastAsia="Consolas"/>
+          <w:b w:val="0"/>
+          <w:sz w:val="19"/>
+        </w:rPr>
+        <w:t>pairs=[(0.0, 0.0)]</w:t>
+      </w:r>
+      <w:r>
+        <w:rPr>
+          <w:b w:val="0"/>
+          <w:i w:val="0"/>
+        </w:rPr>
+        <w:t>: one value, one zero weight.</w:t>
+      </w:r>
+    </w:p>
+    <w:p>
+      <w:r>
+        <w:rPr>
+          <w:b w:val="0"/>
+          <w:i w:val="0"/>
+        </w:rPr>
+        <w:t>Properties that suit data code:</w:t>
       </w:r>
     </w:p>
     <w:p>
       <w:pPr>
-        <w:pStyle w:val="ListNumber"/>
+        <w:pStyle w:val="ListBullet"/>
       </w:pPr>
       <w:r>
         <w:rPr>
           <w:b/>
-        </w:rPr>
-        <w:t xml:space="preserve">Line 3. </w:t>
-      </w:r>
-      <w:r>
-        <w:rPr>
-          <w:b w:val="0"/>
-          <w:i w:val="0"/>
-        </w:rPr>
-        <w:t>Ignores the None branch, so the property is false for a correct function.</w:t>
+          <w:i w:val="0"/>
+        </w:rPr>
+        <w:t>Bounds.</w:t>
+      </w:r>
+      <w:r>
+        <w:rPr>
+          <w:b w:val="0"/>
+          <w:i w:val="0"/>
+        </w:rPr>
+        <w:t xml:space="preserve"> A mean lies between the minimum and maximum. A share lies in [0, 1].</w:t>
+      </w:r>
+    </w:p>
+    <w:p>
+      <w:pPr>
+        <w:pStyle w:val="ListBullet"/>
+      </w:pPr>
+      <w:r>
+        <w:rPr>
+          <w:b/>
+          <w:i w:val="0"/>
+        </w:rPr>
+        <w:t>Invariance.</w:t>
+      </w:r>
+      <w:r>
+        <w:rPr>
+          <w:b w:val="0"/>
+          <w:i w:val="0"/>
+        </w:rPr>
+        <w:t xml:space="preserve"> Shuffling rows does not change a total. Renaming a category does not change counts.</w:t>
+      </w:r>
+    </w:p>
+    <w:p>
+      <w:pPr>
+        <w:pStyle w:val="ListBullet"/>
+      </w:pPr>
+      <w:r>
+        <w:rPr>
+          <w:b/>
+          <w:i w:val="0"/>
+        </w:rPr>
+        <w:t>Round trip.</w:t>
+      </w:r>
+      <w:r>
+        <w:rPr>
+          <w:b w:val="0"/>
+          <w:i w:val="0"/>
+        </w:rPr>
+        <w:t xml:space="preserve"> Writing then reading a file gives back the same frame.</w:t>
+      </w:r>
+    </w:p>
+    <w:p>
+      <w:pPr>
+        <w:pStyle w:val="ListBullet"/>
+      </w:pPr>
+      <w:r>
+        <w:rPr>
+          <w:b/>
+          <w:i w:val="0"/>
+        </w:rPr>
+        <w:t>Idempotence.</w:t>
+      </w:r>
+      <w:r>
+        <w:rPr>
+          <w:b w:val="0"/>
+          <w:i w:val="0"/>
+        </w:rPr>
+        <w:t xml:space="preserve"> Deduplicating twice equals deduplicating once.</w:t>
+      </w:r>
+    </w:p>
+    <w:p>
+      <w:pPr>
+        <w:pStyle w:val="ListBullet"/>
+      </w:pPr>
+      <w:r>
+        <w:rPr>
+          <w:b/>
+          <w:i w:val="0"/>
+        </w:rPr>
+        <w:t>Grain.</w:t>
+      </w:r>
+      <w:r>
+        <w:rPr>
+          <w:b w:val="0"/>
+          <w:i w:val="0"/>
+        </w:rPr>
+        <w:t xml:space="preserve"> The output has exactly one row per key.</w:t>
+      </w:r>
+    </w:p>
+    <w:p>
+      <w:pPr>
+        <w:pStyle w:val="ListBullet"/>
+      </w:pPr>
+      <w:r>
+        <w:rPr>
+          <w:b/>
+          <w:i w:val="0"/>
+        </w:rPr>
+        <w:t>Agreement.</w:t>
+      </w:r>
+      <w:r>
+        <w:rPr>
+          <w:b w:val="0"/>
+          <w:i w:val="0"/>
+        </w:rPr>
+        <w:t xml:space="preserve"> A fast implementation equals a slow, obviously correct one.</w:t>
+      </w:r>
+    </w:p>
+    <w:p>
+      <w:r>
+        <w:rPr>
+          <w:b w:val="0"/>
+          <w:i w:val="0"/>
+        </w:rPr>
+        <w:t xml:space="preserve">Choose strategies deliberately. </w:t>
+      </w:r>
+      <w:r>
+        <w:rPr>
+          <w:rFonts w:ascii="Consolas" w:hAnsi="Consolas" w:eastAsia="Consolas"/>
+          <w:b w:val="0"/>
+          <w:sz w:val="19"/>
+        </w:rPr>
+        <w:t>st.floats()</w:t>
+      </w:r>
+      <w:r>
+        <w:rPr>
+          <w:b w:val="0"/>
+          <w:i w:val="0"/>
+        </w:rPr>
+        <w:t xml:space="preserve"> generates </w:t>
+      </w:r>
+      <w:r>
+        <w:rPr>
+          <w:rFonts w:ascii="Consolas" w:hAnsi="Consolas" w:eastAsia="Consolas"/>
+          <w:b w:val="0"/>
+          <w:sz w:val="19"/>
+        </w:rPr>
+        <w:t>nan</w:t>
+      </w:r>
+      <w:r>
+        <w:rPr>
+          <w:b w:val="0"/>
+          <w:i w:val="0"/>
+        </w:rPr>
+        <w:t xml:space="preserve"> and infinities by default. Bound it (</w:t>
+      </w:r>
+      <w:r>
+        <w:rPr>
+          <w:rFonts w:ascii="Consolas" w:hAnsi="Consolas" w:eastAsia="Consolas"/>
+          <w:b w:val="0"/>
+          <w:sz w:val="19"/>
+        </w:rPr>
+        <w:t>st.floats(-1e6, 1e6)</w:t>
+      </w:r>
+      <w:r>
+        <w:rPr>
+          <w:b w:val="0"/>
+          <w:i w:val="0"/>
+        </w:rPr>
+        <w:t xml:space="preserve">) or pass </w:t>
+      </w:r>
+      <w:r>
+        <w:rPr>
+          <w:rFonts w:ascii="Consolas" w:hAnsi="Consolas" w:eastAsia="Consolas"/>
+          <w:b w:val="0"/>
+          <w:sz w:val="19"/>
+        </w:rPr>
+        <w:t>allow_nan=False</w:t>
+      </w:r>
+      <w:r>
+        <w:rPr>
+          <w:b w:val="0"/>
+          <w:i w:val="0"/>
+        </w:rPr>
+        <w:t xml:space="preserve"> unless your function must handle them, and then test that behaviour on purpose. </w:t>
+      </w:r>
+      <w:r>
+        <w:rPr>
+          <w:rFonts w:ascii="Consolas" w:hAnsi="Consolas" w:eastAsia="Consolas"/>
+          <w:b w:val="0"/>
+          <w:sz w:val="19"/>
+        </w:rPr>
+        <w:t>hypothesis.extra.pandas</w:t>
+      </w:r>
+      <w:r>
+        <w:rPr>
+          <w:b w:val="0"/>
+          <w:i w:val="0"/>
+        </w:rPr>
+        <w:t xml:space="preserve"> builds DataFrames with </w:t>
+      </w:r>
+      <w:r>
+        <w:rPr>
+          <w:rFonts w:ascii="Consolas" w:hAnsi="Consolas" w:eastAsia="Consolas"/>
+          <w:b w:val="0"/>
+          <w:sz w:val="19"/>
+        </w:rPr>
+        <w:t>data_frames</w:t>
+      </w:r>
+      <w:r>
+        <w:rPr>
+          <w:b w:val="0"/>
+          <w:i w:val="0"/>
+        </w:rPr>
+        <w:t xml:space="preserve"> and </w:t>
+      </w:r>
+      <w:r>
+        <w:rPr>
+          <w:rFonts w:ascii="Consolas" w:hAnsi="Consolas" w:eastAsia="Consolas"/>
+          <w:b w:val="0"/>
+          <w:sz w:val="19"/>
+        </w:rPr>
+        <w:t>column</w:t>
+      </w:r>
+      <w:r>
+        <w:rPr>
+          <w:b w:val="0"/>
+          <w:i w:val="0"/>
+        </w:rPr>
+        <w:t>.</w:t>
+      </w:r>
+    </w:p>
+    <w:p>
+      <w:r>
+        <w:rPr>
+          <w:b w:val="0"/>
+          <w:i w:val="0"/>
+        </w:rPr>
+        <w:t xml:space="preserve">Use </w:t>
+      </w:r>
+      <w:r>
+        <w:rPr>
+          <w:rFonts w:ascii="Consolas" w:hAnsi="Consolas" w:eastAsia="Consolas"/>
+          <w:b w:val="0"/>
+          <w:sz w:val="19"/>
+        </w:rPr>
+        <w:t>@settings(max_examples=...)</w:t>
+      </w:r>
+      <w:r>
+        <w:rPr>
+          <w:b w:val="0"/>
+          <w:i w:val="0"/>
+        </w:rPr>
+        <w:t xml:space="preserve"> to trade speed for coverage. Hypothesis saves failing examples in a local </w:t>
+      </w:r>
+      <w:r>
+        <w:rPr>
+          <w:rFonts w:ascii="Consolas" w:hAnsi="Consolas" w:eastAsia="Consolas"/>
+          <w:b w:val="0"/>
+          <w:sz w:val="19"/>
+        </w:rPr>
+        <w:t>.hypothesis/</w:t>
+      </w:r>
+      <w:r>
+        <w:rPr>
+          <w:b w:val="0"/>
+          <w:i w:val="0"/>
+        </w:rPr>
+        <w:t xml:space="preserve"> directory and replays them first on the next run. Add it to </w:t>
+      </w:r>
+      <w:r>
+        <w:rPr>
+          <w:rFonts w:ascii="Consolas" w:hAnsi="Consolas" w:eastAsia="Consolas"/>
+          <w:b w:val="0"/>
+          <w:sz w:val="19"/>
+        </w:rPr>
+        <w:t>.gitignore</w:t>
+      </w:r>
+      <w:r>
+        <w:rPr>
+          <w:b w:val="0"/>
+          <w:i w:val="0"/>
+        </w:rPr>
+        <w:t>.</w:t>
+      </w:r>
+    </w:p>
+    <w:p>
+      <w:r>
+        <w:rPr>
+          <w:b w:val="0"/>
+          <w:i w:val="0"/>
+        </w:rPr>
+        <w:t>Hypothesis does not run in this app's browser runtime. The exercises check your code's structure.</w:t>
       </w:r>
     </w:p>
     <w:p>
@@ -3384,7 +3433,53 @@
         <w:pStyle w:val="Heading4"/>
       </w:pPr>
       <w:r>
-        <w:t>Worked example: strong code</w:t>
+        <w:t>Why it matters</w:t>
+      </w:r>
+    </w:p>
+    <w:p>
+      <w:r>
+        <w:rPr>
+          <w:b w:val="0"/>
+          <w:i w:val="0"/>
+        </w:rPr>
+        <w:t xml:space="preserve">A deduplication step kept the latest record per respondent. Its example tests used three tidy rows. In production, two records for one respondent had the </w:t>
+      </w:r>
+      <w:r>
+        <w:rPr>
+          <w:b/>
+          <w:i w:val="0"/>
+        </w:rPr>
+        <w:t>same</w:t>
+      </w:r>
+      <w:r>
+        <w:rPr>
+          <w:b w:val="0"/>
+          <w:i w:val="0"/>
+        </w:rPr>
+        <w:t xml:space="preserve"> timestamp, and the function kept both, so the respondent was counted twice. A Hypothesis test of the grain, "the output has exactly one row per respondent", fails on this bug at once. In this course's build it shrank the failure to </w:t>
+      </w:r>
+      <w:r>
+        <w:rPr>
+          <w:rFonts w:ascii="Consolas" w:hAnsi="Consolas" w:eastAsia="Consolas"/>
+          <w:b w:val="0"/>
+          <w:sz w:val="19"/>
+        </w:rPr>
+        <w:t>rows=[('a', 0), ('a', 0)]</w:t>
+      </w:r>
+      <w:r>
+        <w:rPr>
+          <w:b w:val="0"/>
+          <w:i w:val="0"/>
+        </w:rPr>
+        <w:t>: two identical rows.</w:t>
+      </w:r>
+    </w:p>
+    <w:p>
+      <w:pPr>
+        <w:pStyle w:val="Heading4"/>
+      </w:pPr>
+      <w:r>
+        <w:t>Worked example: weak code</w:t>
       </w:r>
     </w:p>
     <w:tbl>
@@ -3410,19 +3505,19 @@
             <w:r>
               <w:rPr>
                 <w:rFonts w:ascii="Consolas" w:hAnsi="Consolas" w:eastAsia="Consolas"/>
-                <w:b w:val="0"/>
+                <w:b/>
                 <w:color w:val="5B6875"/>
                 <w:sz w:val="16"/>
               </w:rPr>
-              <w:t xml:space="preserve">   1  </w:t>
-            </w:r>
-            <w:r>
-              <w:rPr>
-                <w:rFonts w:ascii="Consolas" w:hAnsi="Consolas" w:eastAsia="Consolas"/>
-                <w:b w:val="0"/>
-                <w:sz w:val="16"/>
-              </w:rPr>
-              <w:t>from hypothesis import given, strategies as st</w:t>
+              <w:t xml:space="preserve"> [1]  </w:t>
+            </w:r>
+            <w:r>
+              <w:rPr>
+                <w:rFonts w:ascii="Consolas" w:hAnsi="Consolas" w:eastAsia="Consolas"/>
+                <w:b w:val="0"/>
+                <w:sz w:val="16"/>
+              </w:rPr>
+              <w:t>@given(st.floats(), st.floats())</w:t>
             </w:r>
           </w:p>
           <w:p>
@@ -3445,7 +3540,7 @@
                 <w:b w:val="0"/>
                 <w:sz w:val="16"/>
               </w:rPr>
-              <w:t xml:space="preserve"> </w:t>
+              <w:t>def test_share_in_range(part, total):</w:t>
             </w:r>
           </w:p>
           <w:p>
@@ -3460,121 +3555,6 @@
                 <w:color w:val="5B6875"/>
                 <w:sz w:val="16"/>
               </w:rPr>
-              <w:t xml:space="preserve"> [1]  </w:t>
-            </w:r>
-            <w:r>
-              <w:rPr>
-                <w:rFonts w:ascii="Consolas" w:hAnsi="Consolas" w:eastAsia="Consolas"/>
-                <w:b w:val="0"/>
-                <w:sz w:val="16"/>
-              </w:rPr>
-              <w:t>counts = st.integers(min_value=0, max_value=10_000)</w:t>
-            </w:r>
-          </w:p>
-          <w:p>
-            <w:pPr>
-              <w:spacing w:before="0" w:after="0" w:line="240" w:lineRule="auto"/>
-              <w:ind w:left="567" w:hanging="567"/>
-            </w:pPr>
-            <w:r>
-              <w:rPr>
-                <w:rFonts w:ascii="Consolas" w:hAnsi="Consolas" w:eastAsia="Consolas"/>
-                <w:b w:val="0"/>
-                <w:color w:val="5B6875"/>
-                <w:sz w:val="16"/>
-              </w:rPr>
-              <w:t xml:space="preserve">   4  </w:t>
-            </w:r>
-            <w:r>
-              <w:rPr>
-                <w:rFonts w:ascii="Consolas" w:hAnsi="Consolas" w:eastAsia="Consolas"/>
-                <w:b w:val="0"/>
-                <w:sz w:val="16"/>
-              </w:rPr>
-              <w:t xml:space="preserve"> </w:t>
-            </w:r>
-          </w:p>
-          <w:p>
-            <w:pPr>
-              <w:spacing w:before="0" w:after="0" w:line="240" w:lineRule="auto"/>
-              <w:ind w:left="567" w:hanging="567"/>
-            </w:pPr>
-            <w:r>
-              <w:rPr>
-                <w:rFonts w:ascii="Consolas" w:hAnsi="Consolas" w:eastAsia="Consolas"/>
-                <w:b w:val="0"/>
-                <w:color w:val="5B6875"/>
-                <w:sz w:val="16"/>
-              </w:rPr>
-              <w:t xml:space="preserve">   5  </w:t>
-            </w:r>
-            <w:r>
-              <w:rPr>
-                <w:rFonts w:ascii="Consolas" w:hAnsi="Consolas" w:eastAsia="Consolas"/>
-                <w:b w:val="0"/>
-                <w:sz w:val="16"/>
-              </w:rPr>
-              <w:t xml:space="preserve"> </w:t>
-            </w:r>
-          </w:p>
-          <w:p>
-            <w:pPr>
-              <w:spacing w:before="0" w:after="0" w:line="240" w:lineRule="auto"/>
-              <w:ind w:left="567" w:hanging="567"/>
-            </w:pPr>
-            <w:r>
-              <w:rPr>
-                <w:rFonts w:ascii="Consolas" w:hAnsi="Consolas" w:eastAsia="Consolas"/>
-                <w:b w:val="0"/>
-                <w:color w:val="5B6875"/>
-                <w:sz w:val="16"/>
-              </w:rPr>
-              <w:t xml:space="preserve">   6  </w:t>
-            </w:r>
-            <w:r>
-              <w:rPr>
-                <w:rFonts w:ascii="Consolas" w:hAnsi="Consolas" w:eastAsia="Consolas"/>
-                <w:b w:val="0"/>
-                <w:sz w:val="16"/>
-              </w:rPr>
-              <w:t>@given(counts, counts)</w:t>
-            </w:r>
-          </w:p>
-          <w:p>
-            <w:pPr>
-              <w:spacing w:before="0" w:after="0" w:line="240" w:lineRule="auto"/>
-              <w:ind w:left="567" w:hanging="567"/>
-            </w:pPr>
-            <w:r>
-              <w:rPr>
-                <w:rFonts w:ascii="Consolas" w:hAnsi="Consolas" w:eastAsia="Consolas"/>
-                <w:b w:val="0"/>
-                <w:color w:val="5B6875"/>
-                <w:sz w:val="16"/>
-              </w:rPr>
-              <w:t xml:space="preserve">   7  </w:t>
-            </w:r>
-            <w:r>
-              <w:rPr>
-                <w:rFonts w:ascii="Consolas" w:hAnsi="Consolas" w:eastAsia="Consolas"/>
-                <w:b w:val="0"/>
-                <w:sz w:val="16"/>
-              </w:rPr>
-              <w:t>def test_share_in_unit_interval(a: int, b: int) -&gt; None:</w:t>
-            </w:r>
-          </w:p>
-          <w:p>
-            <w:pPr>
-              <w:spacing w:before="0" w:after="0" w:line="240" w:lineRule="auto"/>
-              <w:ind w:left="567" w:hanging="567"/>
-            </w:pPr>
-            <w:r>
-              <w:rPr>
-                <w:rFonts w:ascii="Consolas" w:hAnsi="Consolas" w:eastAsia="Consolas"/>
-                <w:b/>
-                <w:color w:val="5B6875"/>
-                <w:sz w:val="16"/>
-              </w:rPr>
               <w:t xml:space="preserve"> [2]  </w:t>
             </w:r>
             <w:r>
@@ -3583,122 +3563,7 @@
                 <w:b w:val="0"/>
                 <w:sz w:val="16"/>
               </w:rPr>
-              <w:t xml:space="preserve">    part, total = min(a, b), max(a, b)</w:t>
-            </w:r>
-          </w:p>
-          <w:p>
-            <w:pPr>
-              <w:spacing w:before="0" w:after="0" w:line="240" w:lineRule="auto"/>
-              <w:ind w:left="567" w:hanging="567"/>
-            </w:pPr>
-            <w:r>
-              <w:rPr>
-                <w:rFonts w:ascii="Consolas" w:hAnsi="Consolas" w:eastAsia="Consolas"/>
-                <w:b w:val="0"/>
-                <w:color w:val="5B6875"/>
-                <w:sz w:val="16"/>
-              </w:rPr>
-              <w:t xml:space="preserve">   9  </w:t>
-            </w:r>
-            <w:r>
-              <w:rPr>
-                <w:rFonts w:ascii="Consolas" w:hAnsi="Consolas" w:eastAsia="Consolas"/>
-                <w:b w:val="0"/>
-                <w:sz w:val="16"/>
-              </w:rPr>
-              <w:t xml:space="preserve">    result = share(part, total)</w:t>
-            </w:r>
-          </w:p>
-          <w:p>
-            <w:pPr>
-              <w:spacing w:before="0" w:after="0" w:line="240" w:lineRule="auto"/>
-              <w:ind w:left="567" w:hanging="567"/>
-            </w:pPr>
-            <w:r>
-              <w:rPr>
-                <w:rFonts w:ascii="Consolas" w:hAnsi="Consolas" w:eastAsia="Consolas"/>
-                <w:b w:val="0"/>
-                <w:color w:val="5B6875"/>
-                <w:sz w:val="16"/>
-              </w:rPr>
-              <w:t xml:space="preserve">  10  </w:t>
-            </w:r>
-            <w:r>
-              <w:rPr>
-                <w:rFonts w:ascii="Consolas" w:hAnsi="Consolas" w:eastAsia="Consolas"/>
-                <w:b w:val="0"/>
-                <w:sz w:val="16"/>
-              </w:rPr>
-              <w:t xml:space="preserve">    if total == 0:</w:t>
-            </w:r>
-          </w:p>
-          <w:p>
-            <w:pPr>
-              <w:spacing w:before="0" w:after="0" w:line="240" w:lineRule="auto"/>
-              <w:ind w:left="567" w:hanging="567"/>
-            </w:pPr>
-            <w:r>
-              <w:rPr>
-                <w:rFonts w:ascii="Consolas" w:hAnsi="Consolas" w:eastAsia="Consolas"/>
-                <w:b/>
-                <w:color w:val="5B6875"/>
-                <w:sz w:val="16"/>
-              </w:rPr>
-              <w:t xml:space="preserve"> [3]  </w:t>
-            </w:r>
-            <w:r>
-              <w:rPr>
-                <w:rFonts w:ascii="Consolas" w:hAnsi="Consolas" w:eastAsia="Consolas"/>
-                <w:b w:val="0"/>
-                <w:sz w:val="16"/>
-              </w:rPr>
-              <w:t xml:space="preserve">        assert result is None</w:t>
-            </w:r>
-          </w:p>
-          <w:p>
-            <w:pPr>
-              <w:spacing w:before="0" w:after="0" w:line="240" w:lineRule="auto"/>
-              <w:ind w:left="567" w:hanging="567"/>
-            </w:pPr>
-            <w:r>
-              <w:rPr>
-                <w:rFonts w:ascii="Consolas" w:hAnsi="Consolas" w:eastAsia="Consolas"/>
-                <w:b w:val="0"/>
-                <w:color w:val="5B6875"/>
-                <w:sz w:val="16"/>
-              </w:rPr>
-              <w:t xml:space="preserve">  12  </w:t>
-            </w:r>
-            <w:r>
-              <w:rPr>
-                <w:rFonts w:ascii="Consolas" w:hAnsi="Consolas" w:eastAsia="Consolas"/>
-                <w:b w:val="0"/>
-                <w:sz w:val="16"/>
-              </w:rPr>
-              <w:t xml:space="preserve">    else:</w:t>
-            </w:r>
-          </w:p>
-          <w:p>
-            <w:pPr>
-              <w:spacing w:before="0" w:after="0" w:line="240" w:lineRule="auto"/>
-              <w:ind w:left="567" w:hanging="567"/>
-            </w:pPr>
-            <w:r>
-              <w:rPr>
-                <w:rFonts w:ascii="Consolas" w:hAnsi="Consolas" w:eastAsia="Consolas"/>
-                <w:b w:val="0"/>
-                <w:color w:val="5B6875"/>
-                <w:sz w:val="16"/>
-              </w:rPr>
-              <w:t xml:space="preserve">  13  </w:t>
-            </w:r>
-            <w:r>
-              <w:rPr>
-                <w:rFonts w:ascii="Consolas" w:hAnsi="Consolas" w:eastAsia="Consolas"/>
-                <w:b w:val="0"/>
-                <w:sz w:val="16"/>
-              </w:rPr>
-              <w:t xml:space="preserve">        assert result is not None and 0.0 &lt;= result &lt;= 1.0</w:t>
+              <w:t xml:space="preserve">    assert 0 &lt;= share(part, total) &lt;= 1</w:t>
             </w:r>
           </w:p>
         </w:tc>
@@ -3712,14 +3577,14 @@
         <w:rPr>
           <w:b/>
         </w:rPr>
-        <w:t xml:space="preserve">Line 3. </w:t>
-      </w:r>
-      <w:r>
-        <w:rPr>
-          <w:b w:val="0"/>
-          <w:i w:val="0"/>
-        </w:rPr>
-        <w:t>Inputs the function promises to handle: non-negative counts.</w:t>
+        <w:t xml:space="preserve">Line 1. </w:t>
+      </w:r>
+      <w:r>
+        <w:rPr>
+          <w:b w:val="0"/>
+          <w:i w:val="0"/>
+        </w:rPr>
+        <w:t>Unbounded floats include nan, infinities and negatives the function never promised to handle.</w:t>
       </w:r>
     </w:p>
     <w:p>
@@ -3730,41 +3595,14 @@
         <w:rPr>
           <w:b/>
         </w:rPr>
-        <w:t xml:space="preserve">Line 8. </w:t>
-      </w:r>
-      <w:r>
-        <w:rPr>
-          <w:b w:val="0"/>
-          <w:i w:val="0"/>
-        </w:rPr>
-        <w:t>Builds valid inputs (part &lt;= total) instead of filtering most examples away.</w:t>
-      </w:r>
-    </w:p>
-    <w:p>
-      <w:pPr>
-        <w:pStyle w:val="ListNumber"/>
-      </w:pPr>
-      <w:r>
-        <w:rPr>
-          <w:b/>
-        </w:rPr>
-        <w:t xml:space="preserve">Line 11. </w:t>
-      </w:r>
-      <w:r>
-        <w:rPr>
-          <w:b w:val="0"/>
-          <w:i w:val="0"/>
-        </w:rPr>
-        <w:t>The zero branch is part of the property.</w:t>
-      </w:r>
-    </w:p>
-    <w:p>
-      <w:r>
-        <w:rPr>
-          <w:b w:val="0"/>
-          <w:i w:val="0"/>
-        </w:rPr>
-        <w:t>State a rule that must always hold, generate inputs from the domain the function promises, and let Hypothesis find and shrink the counterexample.</w:t>
+        <w:t xml:space="preserve">Line 3. </w:t>
+      </w:r>
+      <w:r>
+        <w:rPr>
+          <w:b w:val="0"/>
+          <w:i w:val="0"/>
+        </w:rPr>
+        <w:t>Ignores the None branch, so the property is false for a correct function.</w:t>
       </w:r>
     </w:p>
     <w:p>
@@ -3772,206 +3610,7 @@
         <w:pStyle w:val="Heading4"/>
       </w:pPr>
       <w:r>
-        <w:t>Recap card</w:t>
-      </w:r>
-    </w:p>
-    <w:p>
-      <w:pPr>
-        <w:pStyle w:val="ListBullet"/>
-      </w:pPr>
-      <w:r>
-        <w:rPr>
-          <w:b/>
-          <w:i w:val="0"/>
-        </w:rPr>
-        <w:t>Property-based test</w:t>
-      </w:r>
-      <w:r>
-        <w:rPr>
-          <w:b w:val="0"/>
-          <w:i w:val="0"/>
-        </w:rPr>
-        <w:t xml:space="preserve"> A rule checked against many generated inputs, with failing inputs shrunk to a minimal case.</w:t>
-      </w:r>
-    </w:p>
-    <w:p>
-      <w:pPr>
-        <w:pStyle w:val="ListBullet"/>
-      </w:pPr>
-      <w:r>
-        <w:rPr>
-          <w:b/>
-          <w:i w:val="0"/>
-        </w:rPr>
-        <w:t>Four data-code properties</w:t>
-      </w:r>
-      <w:r>
-        <w:rPr>
-          <w:b w:val="0"/>
-          <w:i w:val="0"/>
-        </w:rPr>
-        <w:t xml:space="preserve"> Bounds, invariance, round trip, idempotence, grain, and agreement with a slow version.</w:t>
-      </w:r>
-    </w:p>
-    <w:p>
-      <w:pPr>
-        <w:pStyle w:val="ListBullet"/>
-      </w:pPr>
-      <w:r>
-        <w:rPr>
-          <w:b/>
-          <w:i w:val="0"/>
-        </w:rPr>
-        <w:t>st.floats() default</w:t>
-      </w:r>
-      <w:r>
-        <w:rPr>
-          <w:b w:val="0"/>
-          <w:i w:val="0"/>
-        </w:rPr>
-        <w:t xml:space="preserve"> Includes nan and infinities. Bound it or pass allow_nan=False on purpose.</w:t>
-      </w:r>
-    </w:p>
-    <w:p>
-      <w:pPr>
-        <w:pStyle w:val="ListBullet"/>
-      </w:pPr>
-      <w:r>
-        <w:rPr>
-          <w:b/>
-          <w:i w:val="0"/>
-        </w:rPr>
-        <w:t>Hypothesis example database</w:t>
-      </w:r>
-      <w:r>
-        <w:rPr>
-          <w:b w:val="0"/>
-          <w:i w:val="0"/>
-        </w:rPr>
-        <w:t xml:space="preserve"> .hypothesis/ replays past failures. Keep it out of Git.</w:t>
-      </w:r>
-    </w:p>
-    <w:p>
-      <w:pPr>
-        <w:pStyle w:val="Heading4"/>
-      </w:pPr>
-      <w:r>
-        <w:t>Practice</w:t>
-      </w:r>
-    </w:p>
-    <w:p>
-      <w:pPr>
-        <w:pStyle w:val="Heading5"/>
-      </w:pPr>
-      <w:r>
-        <w:t>Exercise 1. Multiple choice (level 1)</w:t>
-      </w:r>
-    </w:p>
-    <w:p>
-      <w:r>
-        <w:rPr>
-          <w:b w:val="0"/>
-          <w:i w:val="0"/>
-        </w:rPr>
-        <w:t>A Hypothesis test fails. What does Hypothesis report?</w:t>
-      </w:r>
-    </w:p>
-    <w:p>
-      <w:pPr>
-        <w:pStyle w:val="ListBullet"/>
-      </w:pPr>
-      <w:r>
-        <w:rPr>
-          <w:b w:val="0"/>
-          <w:i w:val="0"/>
-        </w:rPr>
-        <w:t>a) The first random input that failed.</w:t>
-      </w:r>
-    </w:p>
-    <w:p>
-      <w:pPr>
-        <w:pStyle w:val="ListBullet"/>
-      </w:pPr>
-      <w:r>
-        <w:rPr>
-          <w:b w:val="0"/>
-          <w:i w:val="0"/>
-        </w:rPr>
-        <w:t>b) A shrunk input: the simplest example it found that still fails.</w:t>
-      </w:r>
-    </w:p>
-    <w:p>
-      <w:pPr>
-        <w:pStyle w:val="ListBullet"/>
-      </w:pPr>
-      <w:r>
-        <w:rPr>
-          <w:b w:val="0"/>
-          <w:i w:val="0"/>
-        </w:rPr>
-        <w:t>c) Every failing input it tried.</w:t>
-      </w:r>
-    </w:p>
-    <w:p>
-      <w:pPr>
-        <w:pStyle w:val="ListBullet"/>
-      </w:pPr>
-      <w:r>
-        <w:rPr>
-          <w:b w:val="0"/>
-          <w:i w:val="0"/>
-        </w:rPr>
-        <w:t>d) Only the exception, without the input.</w:t>
-      </w:r>
-    </w:p>
-    <w:p>
-      <w:r>
-        <w:rPr>
-          <w:b/>
-          <w:i w:val="0"/>
-        </w:rPr>
-        <w:t>Why?</w:t>
-      </w:r>
-    </w:p>
-    <w:p>
-      <w:pPr>
-        <w:pStyle w:val="ListBullet"/>
-      </w:pPr>
-      <w:r>
-        <w:rPr>
-          <w:b w:val="0"/>
-          <w:i w:val="0"/>
-        </w:rPr>
-        <w:t>r1) Shrinking turns a messy random failure into a minimal case you can read.</w:t>
-      </w:r>
-    </w:p>
-    <w:p>
-      <w:pPr>
-        <w:pStyle w:val="ListBullet"/>
-      </w:pPr>
-      <w:r>
-        <w:rPr>
-          <w:b w:val="0"/>
-          <w:i w:val="0"/>
-        </w:rPr>
-        <w:t>r2) Hypothesis only ever generates simple inputs.</w:t>
-      </w:r>
-    </w:p>
-    <w:p>
-      <w:pPr>
-        <w:pStyle w:val="Heading5"/>
-      </w:pPr>
-      <w:r>
-        <w:t>Exercise 2. Predict the output (level 2)</w:t>
-      </w:r>
-    </w:p>
-    <w:p>
-      <w:r>
-        <w:rPr>
-          <w:b w:val="0"/>
-          <w:i w:val="0"/>
-        </w:rPr>
-        <w:t>This property test runs with Hypothesis 6.168. Does it pass or fail?</w:t>
+        <w:t>Worked example: strong code</w:t>
       </w:r>
     </w:p>
     <w:tbl>
@@ -4043,19 +3682,19 @@
             <w:r>
               <w:rPr>
                 <w:rFonts w:ascii="Consolas" w:hAnsi="Consolas" w:eastAsia="Consolas"/>
-                <w:b w:val="0"/>
+                <w:b/>
                 <w:color w:val="5B6875"/>
                 <w:sz w:val="16"/>
               </w:rPr>
-              <w:t xml:space="preserve">   3  </w:t>
-            </w:r>
-            <w:r>
-              <w:rPr>
-                <w:rFonts w:ascii="Consolas" w:hAnsi="Consolas" w:eastAsia="Consolas"/>
-                <w:b w:val="0"/>
-                <w:sz w:val="16"/>
-              </w:rPr>
-              <w:t xml:space="preserve"> </w:t>
+              <w:t xml:space="preserve"> [1]  </w:t>
+            </w:r>
+            <w:r>
+              <w:rPr>
+                <w:rFonts w:ascii="Consolas" w:hAnsi="Consolas" w:eastAsia="Consolas"/>
+                <w:b w:val="0"/>
+                <w:sz w:val="16"/>
+              </w:rPr>
+              <w:t>counts = st.integers(min_value=0, max_value=10_000)</w:t>
             </w:r>
           </w:p>
           <w:p>
@@ -4078,7 +3717,7 @@
                 <w:b w:val="0"/>
                 <w:sz w:val="16"/>
               </w:rPr>
-              <w:t>@given(st.floats())</w:t>
+              <w:t xml:space="preserve"> </w:t>
             </w:r>
           </w:p>
           <w:p>
@@ -4101,7 +3740,7 @@
                 <w:b w:val="0"/>
                 <w:sz w:val="16"/>
               </w:rPr>
-              <w:t>def test_equal_to_itself(x):</w:t>
+              <w:t xml:space="preserve"> </w:t>
             </w:r>
           </w:p>
           <w:p>
@@ -4124,19 +3763,334 @@
                 <w:b w:val="0"/>
                 <w:sz w:val="16"/>
               </w:rPr>
-              <w:t xml:space="preserve">    assert x == x</w:t>
+              <w:t>@given(counts, counts)</w:t>
+            </w:r>
+          </w:p>
+          <w:p>
+            <w:pPr>
+              <w:spacing w:before="0" w:after="0" w:line="240" w:lineRule="auto"/>
+              <w:ind w:left="567" w:hanging="567"/>
+            </w:pPr>
+            <w:r>
+              <w:rPr>
+                <w:rFonts w:ascii="Consolas" w:hAnsi="Consolas" w:eastAsia="Consolas"/>
+                <w:b w:val="0"/>
+                <w:color w:val="5B6875"/>
+                <w:sz w:val="16"/>
+              </w:rPr>
+              <w:t xml:space="preserve">   7  </w:t>
+            </w:r>
+            <w:r>
+              <w:rPr>
+                <w:rFonts w:ascii="Consolas" w:hAnsi="Consolas" w:eastAsia="Consolas"/>
+                <w:b w:val="0"/>
+                <w:sz w:val="16"/>
+              </w:rPr>
+              <w:t>def test_share_in_unit_interval(a: int, b: int) -&gt; None:</w:t>
+            </w:r>
+          </w:p>
+          <w:p>
+            <w:pPr>
+              <w:spacing w:before="0" w:after="0" w:line="240" w:lineRule="auto"/>
+              <w:ind w:left="567" w:hanging="567"/>
+            </w:pPr>
+            <w:r>
+              <w:rPr>
+                <w:rFonts w:ascii="Consolas" w:hAnsi="Consolas" w:eastAsia="Consolas"/>
+                <w:b/>
+                <w:color w:val="5B6875"/>
+                <w:sz w:val="16"/>
+              </w:rPr>
+              <w:t xml:space="preserve"> [2]  </w:t>
+            </w:r>
+            <w:r>
+              <w:rPr>
+                <w:rFonts w:ascii="Consolas" w:hAnsi="Consolas" w:eastAsia="Consolas"/>
+                <w:b w:val="0"/>
+                <w:sz w:val="16"/>
+              </w:rPr>
+              <w:t xml:space="preserve">    part, total = min(a, b), max(a, b)</w:t>
+            </w:r>
+          </w:p>
+          <w:p>
+            <w:pPr>
+              <w:spacing w:before="0" w:after="0" w:line="240" w:lineRule="auto"/>
+              <w:ind w:left="567" w:hanging="567"/>
+            </w:pPr>
+            <w:r>
+              <w:rPr>
+                <w:rFonts w:ascii="Consolas" w:hAnsi="Consolas" w:eastAsia="Consolas"/>
+                <w:b w:val="0"/>
+                <w:color w:val="5B6875"/>
+                <w:sz w:val="16"/>
+              </w:rPr>
+              <w:t xml:space="preserve">   9  </w:t>
+            </w:r>
+            <w:r>
+              <w:rPr>
+                <w:rFonts w:ascii="Consolas" w:hAnsi="Consolas" w:eastAsia="Consolas"/>
+                <w:b w:val="0"/>
+                <w:sz w:val="16"/>
+              </w:rPr>
+              <w:t xml:space="preserve">    result = share(part, total)</w:t>
+            </w:r>
+          </w:p>
+          <w:p>
+            <w:pPr>
+              <w:spacing w:before="0" w:after="0" w:line="240" w:lineRule="auto"/>
+              <w:ind w:left="567" w:hanging="567"/>
+            </w:pPr>
+            <w:r>
+              <w:rPr>
+                <w:rFonts w:ascii="Consolas" w:hAnsi="Consolas" w:eastAsia="Consolas"/>
+                <w:b w:val="0"/>
+                <w:color w:val="5B6875"/>
+                <w:sz w:val="16"/>
+              </w:rPr>
+              <w:t xml:space="preserve">  10  </w:t>
+            </w:r>
+            <w:r>
+              <w:rPr>
+                <w:rFonts w:ascii="Consolas" w:hAnsi="Consolas" w:eastAsia="Consolas"/>
+                <w:b w:val="0"/>
+                <w:sz w:val="16"/>
+              </w:rPr>
+              <w:t xml:space="preserve">    if total == 0:</w:t>
+            </w:r>
+          </w:p>
+          <w:p>
+            <w:pPr>
+              <w:spacing w:before="0" w:after="0" w:line="240" w:lineRule="auto"/>
+              <w:ind w:left="567" w:hanging="567"/>
+            </w:pPr>
+            <w:r>
+              <w:rPr>
+                <w:rFonts w:ascii="Consolas" w:hAnsi="Consolas" w:eastAsia="Consolas"/>
+                <w:b/>
+                <w:color w:val="5B6875"/>
+                <w:sz w:val="16"/>
+              </w:rPr>
+              <w:t xml:space="preserve"> [3]  </w:t>
+            </w:r>
+            <w:r>
+              <w:rPr>
+                <w:rFonts w:ascii="Consolas" w:hAnsi="Consolas" w:eastAsia="Consolas"/>
+                <w:b w:val="0"/>
+                <w:sz w:val="16"/>
+              </w:rPr>
+              <w:t xml:space="preserve">        assert result is None</w:t>
+            </w:r>
+          </w:p>
+          <w:p>
+            <w:pPr>
+              <w:spacing w:before="0" w:after="0" w:line="240" w:lineRule="auto"/>
+              <w:ind w:left="567" w:hanging="567"/>
+            </w:pPr>
+            <w:r>
+              <w:rPr>
+                <w:rFonts w:ascii="Consolas" w:hAnsi="Consolas" w:eastAsia="Consolas"/>
+                <w:b w:val="0"/>
+                <w:color w:val="5B6875"/>
+                <w:sz w:val="16"/>
+              </w:rPr>
+              <w:t xml:space="preserve">  12  </w:t>
+            </w:r>
+            <w:r>
+              <w:rPr>
+                <w:rFonts w:ascii="Consolas" w:hAnsi="Consolas" w:eastAsia="Consolas"/>
+                <w:b w:val="0"/>
+                <w:sz w:val="16"/>
+              </w:rPr>
+              <w:t xml:space="preserve">    else:</w:t>
+            </w:r>
+          </w:p>
+          <w:p>
+            <w:pPr>
+              <w:spacing w:before="0" w:after="0" w:line="240" w:lineRule="auto"/>
+              <w:ind w:left="567" w:hanging="567"/>
+            </w:pPr>
+            <w:r>
+              <w:rPr>
+                <w:rFonts w:ascii="Consolas" w:hAnsi="Consolas" w:eastAsia="Consolas"/>
+                <w:b w:val="0"/>
+                <w:color w:val="5B6875"/>
+                <w:sz w:val="16"/>
+              </w:rPr>
+              <w:t xml:space="preserve">  13  </w:t>
+            </w:r>
+            <w:r>
+              <w:rPr>
+                <w:rFonts w:ascii="Consolas" w:hAnsi="Consolas" w:eastAsia="Consolas"/>
+                <w:b w:val="0"/>
+                <w:sz w:val="16"/>
+              </w:rPr>
+              <w:t xml:space="preserve">        assert result is not None and 0.0 &lt;= result &lt;= 1.0</w:t>
             </w:r>
           </w:p>
         </w:tc>
       </w:tr>
     </w:tbl>
-    <w:p/>
+    <w:p>
+      <w:pPr>
+        <w:pStyle w:val="ListNumber"/>
+      </w:pPr>
+      <w:r>
+        <w:rPr>
+          <w:b/>
+        </w:rPr>
+        <w:t xml:space="preserve">Line 3. </w:t>
+      </w:r>
+      <w:r>
+        <w:rPr>
+          <w:b w:val="0"/>
+          <w:i w:val="0"/>
+        </w:rPr>
+        <w:t>Inputs the function promises to handle: non-negative counts.</w:t>
+      </w:r>
+    </w:p>
+    <w:p>
+      <w:pPr>
+        <w:pStyle w:val="ListNumber"/>
+      </w:pPr>
+      <w:r>
+        <w:rPr>
+          <w:b/>
+        </w:rPr>
+        <w:t xml:space="preserve">Line 8. </w:t>
+      </w:r>
+      <w:r>
+        <w:rPr>
+          <w:b w:val="0"/>
+          <w:i w:val="0"/>
+        </w:rPr>
+        <w:t>Builds valid inputs (part &lt;= total) instead of filtering most examples away.</w:t>
+      </w:r>
+    </w:p>
+    <w:p>
+      <w:pPr>
+        <w:pStyle w:val="ListNumber"/>
+      </w:pPr>
+      <w:r>
+        <w:rPr>
+          <w:b/>
+        </w:rPr>
+        <w:t xml:space="preserve">Line 11. </w:t>
+      </w:r>
+      <w:r>
+        <w:rPr>
+          <w:b w:val="0"/>
+          <w:i w:val="0"/>
+        </w:rPr>
+        <w:t>The zero branch is part of the property.</w:t>
+      </w:r>
+    </w:p>
+    <w:p>
+      <w:r>
+        <w:rPr>
+          <w:b w:val="0"/>
+          <w:i w:val="0"/>
+        </w:rPr>
+        <w:t>State a rule that must always hold, generate inputs from the domain the function promises, and let Hypothesis find and shrink the counterexample.</w:t>
+      </w:r>
+    </w:p>
+    <w:p>
+      <w:pPr>
+        <w:pStyle w:val="Heading4"/>
+      </w:pPr>
+      <w:r>
+        <w:t>Recap card</w:t>
+      </w:r>
+    </w:p>
+    <w:p>
+      <w:pPr>
+        <w:pStyle w:val="ListBullet"/>
+      </w:pPr>
+      <w:r>
+        <w:rPr>
+          <w:b/>
+          <w:i w:val="0"/>
+        </w:rPr>
+        <w:t>Property-based test</w:t>
+      </w:r>
+      <w:r>
+        <w:rPr>
+          <w:b w:val="0"/>
+          <w:i w:val="0"/>
+        </w:rPr>
+        <w:t xml:space="preserve"> A rule checked against many generated inputs, with failing inputs shrunk to a minimal case.</w:t>
+      </w:r>
+    </w:p>
+    <w:p>
+      <w:pPr>
+        <w:pStyle w:val="ListBullet"/>
+      </w:pPr>
+      <w:r>
+        <w:rPr>
+          <w:b/>
+          <w:i w:val="0"/>
+        </w:rPr>
+        <w:t>Four data-code properties</w:t>
+      </w:r>
+      <w:r>
+        <w:rPr>
+          <w:b w:val="0"/>
+          <w:i w:val="0"/>
+        </w:rPr>
+        <w:t xml:space="preserve"> Bounds, invariance, round trip, idempotence, grain, and agreement with a slow version.</w:t>
+      </w:r>
+    </w:p>
+    <w:p>
+      <w:pPr>
+        <w:pStyle w:val="ListBullet"/>
+      </w:pPr>
+      <w:r>
+        <w:rPr>
+          <w:b/>
+          <w:i w:val="0"/>
+        </w:rPr>
+        <w:t>st.floats() default</w:t>
+      </w:r>
+      <w:r>
+        <w:rPr>
+          <w:b w:val="0"/>
+          <w:i w:val="0"/>
+        </w:rPr>
+        <w:t xml:space="preserve"> Includes nan and infinities. Bound it or pass allow_nan=False on purpose.</w:t>
+      </w:r>
+    </w:p>
+    <w:p>
+      <w:pPr>
+        <w:pStyle w:val="ListBullet"/>
+      </w:pPr>
+      <w:r>
+        <w:rPr>
+          <w:b/>
+          <w:i w:val="0"/>
+        </w:rPr>
+        <w:t>Hypothesis example database</w:t>
+      </w:r>
+      <w:r>
+        <w:rPr>
+          <w:b w:val="0"/>
+          <w:i w:val="0"/>
+        </w:rPr>
+        <w:t xml:space="preserve"> .hypothesis/ replays past failures. Keep it out of Git.</w:t>
+      </w:r>
+    </w:p>
+    <w:p>
+      <w:pPr>
+        <w:pStyle w:val="Heading4"/>
+      </w:pPr>
+      <w:r>
+        <w:t>Practice</w:t>
+      </w:r>
+    </w:p>
     <w:p>
       <w:pPr>
         <w:pStyle w:val="Heading5"/>
       </w:pPr>
       <w:r>
-        <w:t>Exercise 3. Fill the gap (level 2)</w:t>
+        <w:t>Exercise 1. Multiple choice (level 1)</w:t>
       </w:r>
     </w:p>
     <w:p>
@@ -4145,7 +4099,105 @@
           <w:b w:val="0"/>
           <w:i w:val="0"/>
         </w:rPr>
-        <w:t>Generate bounded floats without nan, and run 500 examples.</w:t>
+        <w:t>A Hypothesis test fails. What does Hypothesis report?</w:t>
+      </w:r>
+    </w:p>
+    <w:p>
+      <w:pPr>
+        <w:pStyle w:val="ListBullet"/>
+      </w:pPr>
+      <w:r>
+        <w:rPr>
+          <w:b w:val="0"/>
+          <w:i w:val="0"/>
+        </w:rPr>
+        <w:t>a) The first random input that failed.</w:t>
+      </w:r>
+    </w:p>
+    <w:p>
+      <w:pPr>
+        <w:pStyle w:val="ListBullet"/>
+      </w:pPr>
+      <w:r>
+        <w:rPr>
+          <w:b w:val="0"/>
+          <w:i w:val="0"/>
+        </w:rPr>
+        <w:t>b) A shrunk input: the simplest example it found that still fails.</w:t>
+      </w:r>
+    </w:p>
+    <w:p>
+      <w:pPr>
+        <w:pStyle w:val="ListBullet"/>
+      </w:pPr>
+      <w:r>
+        <w:rPr>
+          <w:b w:val="0"/>
+          <w:i w:val="0"/>
+        </w:rPr>
+        <w:t>c) Every failing input it tried.</w:t>
+      </w:r>
+    </w:p>
+    <w:p>
+      <w:pPr>
+        <w:pStyle w:val="ListBullet"/>
+      </w:pPr>
+      <w:r>
+        <w:rPr>
+          <w:b w:val="0"/>
+          <w:i w:val="0"/>
+        </w:rPr>
+        <w:t>d) Only the exception, without the input.</w:t>
+      </w:r>
+    </w:p>
+    <w:p>
+      <w:r>
+        <w:rPr>
+          <w:b/>
+          <w:i w:val="0"/>
+        </w:rPr>
+        <w:t>Why?</w:t>
+      </w:r>
+    </w:p>
+    <w:p>
+      <w:pPr>
+        <w:pStyle w:val="ListBullet"/>
+      </w:pPr>
+      <w:r>
+        <w:rPr>
+          <w:b w:val="0"/>
+          <w:i w:val="0"/>
+        </w:rPr>
+        <w:t>r1) Shrinking turns a messy random failure into a minimal case you can read.</w:t>
+      </w:r>
+    </w:p>
+    <w:p>
+      <w:pPr>
+        <w:pStyle w:val="ListBullet"/>
+      </w:pPr>
+      <w:r>
+        <w:rPr>
+          <w:b w:val="0"/>
+          <w:i w:val="0"/>
+        </w:rPr>
+        <w:t>r2) Hypothesis only ever generates simple inputs.</w:t>
+      </w:r>
+    </w:p>
+    <w:p>
+      <w:pPr>
+        <w:pStyle w:val="Heading5"/>
+      </w:pPr>
+      <w:r>
+        <w:t>Exercise 2. Predict the output (level 2)</w:t>
+      </w:r>
+    </w:p>
+    <w:p>
+      <w:r>
+        <w:rPr>
+          <w:b w:val="0"/>
+          <w:i w:val="0"/>
+        </w:rPr>
+        <w:t>This property test runs with Hypothesis 6.168. Does it pass or fail?</w:t>
       </w:r>
     </w:p>
     <w:tbl>
@@ -4183,7 +4235,7 @@
                 <w:b w:val="0"/>
                 <w:sz w:val="16"/>
               </w:rPr>
-              <w:t>@_____(1)(max_examples=500)</w:t>
+              <w:t>from hypothesis import given, strategies as st</w:t>
             </w:r>
           </w:p>
           <w:p>
@@ -4206,7 +4258,7 @@
                 <w:b w:val="0"/>
                 <w:sz w:val="16"/>
               </w:rPr>
-              <w:t>@given(st.floats(min_value=-1e6, max_value=1e6, _____(2)=False))</w:t>
+              <w:t xml:space="preserve"> </w:t>
             </w:r>
           </w:p>
           <w:p>
@@ -4229,7 +4281,7 @@
                 <w:b w:val="0"/>
                 <w:sz w:val="16"/>
               </w:rPr>
-              <w:t>def test_round_trip(x):</w:t>
+              <w:t xml:space="preserve"> </w:t>
             </w:r>
           </w:p>
           <w:p>
@@ -4252,7 +4304,53 @@
                 <w:b w:val="0"/>
                 <w:sz w:val="16"/>
               </w:rPr>
-              <w:t xml:space="preserve">    assert parse(format(x)) == x</w:t>
+              <w:t>@given(st.floats())</w:t>
+            </w:r>
+          </w:p>
+          <w:p>
+            <w:pPr>
+              <w:spacing w:before="0" w:after="0" w:line="240" w:lineRule="auto"/>
+              <w:ind w:left="567" w:hanging="567"/>
+            </w:pPr>
+            <w:r>
+              <w:rPr>
+                <w:rFonts w:ascii="Consolas" w:hAnsi="Consolas" w:eastAsia="Consolas"/>
+                <w:b w:val="0"/>
+                <w:color w:val="5B6875"/>
+                <w:sz w:val="16"/>
+              </w:rPr>
+              <w:t xml:space="preserve">   5  </w:t>
+            </w:r>
+            <w:r>
+              <w:rPr>
+                <w:rFonts w:ascii="Consolas" w:hAnsi="Consolas" w:eastAsia="Consolas"/>
+                <w:b w:val="0"/>
+                <w:sz w:val="16"/>
+              </w:rPr>
+              <w:t>def test_equal_to_itself(x):</w:t>
+            </w:r>
+          </w:p>
+          <w:p>
+            <w:pPr>
+              <w:spacing w:before="0" w:after="0" w:line="240" w:lineRule="auto"/>
+              <w:ind w:left="567" w:hanging="567"/>
+            </w:pPr>
+            <w:r>
+              <w:rPr>
+                <w:rFonts w:ascii="Consolas" w:hAnsi="Consolas" w:eastAsia="Consolas"/>
+                <w:b w:val="0"/>
+                <w:color w:val="5B6875"/>
+                <w:sz w:val="16"/>
+              </w:rPr>
+              <w:t xml:space="preserve">   6  </w:t>
+            </w:r>
+            <w:r>
+              <w:rPr>
+                <w:rFonts w:ascii="Consolas" w:hAnsi="Consolas" w:eastAsia="Consolas"/>
+                <w:b w:val="0"/>
+                <w:sz w:val="16"/>
+              </w:rPr>
+              <w:t xml:space="preserve">    assert x == x</w:t>
             </w:r>
           </w:p>
         </w:tc>
@@ -4264,7 +4362,7 @@
         <w:pStyle w:val="Heading5"/>
       </w:pPr>
       <w:r>
-        <w:t>Exercise 4. Write the function (level 3)</w:t>
+        <w:t>Exercise 3. Fill the gap (level 2)</w:t>
       </w:r>
     </w:p>
     <w:p>
@@ -4273,115 +4371,7 @@
           <w:b w:val="0"/>
           <w:i w:val="0"/>
         </w:rPr>
-        <w:t xml:space="preserve">Write a Hypothesis test </w:t>
-      </w:r>
-      <w:r>
-        <w:rPr>
-          <w:rFonts w:ascii="Consolas" w:hAnsi="Consolas" w:eastAsia="Consolas"/>
-          <w:b w:val="0"/>
-          <w:sz w:val="19"/>
-        </w:rPr>
-        <w:t>test_dedupe_idempotent</w:t>
-      </w:r>
-      <w:r>
-        <w:rPr>
-          <w:b w:val="0"/>
-          <w:i w:val="0"/>
-        </w:rPr>
-        <w:t xml:space="preserve"> for </w:t>
-      </w:r>
-      <w:r>
-        <w:rPr>
-          <w:rFonts w:ascii="Consolas" w:hAnsi="Consolas" w:eastAsia="Consolas"/>
-          <w:b w:val="0"/>
-          <w:sz w:val="19"/>
-        </w:rPr>
-        <w:t>dedupe(rows: list[tuple[str, int]]) -&gt; list[tuple[str, int]]</w:t>
-      </w:r>
-      <w:r>
-        <w:rPr>
-          <w:b w:val="0"/>
-          <w:i w:val="0"/>
-        </w:rPr>
-        <w:t xml:space="preserve">. Generate </w:t>
-      </w:r>
-      <w:r>
-        <w:rPr>
-          <w:rFonts w:ascii="Consolas" w:hAnsi="Consolas" w:eastAsia="Consolas"/>
-          <w:b w:val="0"/>
-          <w:sz w:val="19"/>
-        </w:rPr>
-        <w:t>rows</w:t>
-      </w:r>
-      <w:r>
-        <w:rPr>
-          <w:b w:val="0"/>
-          <w:i w:val="0"/>
-        </w:rPr>
-        <w:t xml:space="preserve"> as lists of </w:t>
-      </w:r>
-      <w:r>
-        <w:rPr>
-          <w:rFonts w:ascii="Consolas" w:hAnsi="Consolas" w:eastAsia="Consolas"/>
-          <w:b w:val="0"/>
-          <w:sz w:val="19"/>
-        </w:rPr>
-        <w:t>(id, timestamp)</w:t>
-      </w:r>
-      <w:r>
-        <w:rPr>
-          <w:b w:val="0"/>
-          <w:i w:val="0"/>
-        </w:rPr>
-        <w:t xml:space="preserve"> tuples with </w:t>
-      </w:r>
-      <w:r>
-        <w:rPr>
-          <w:rFonts w:ascii="Consolas" w:hAnsi="Consolas" w:eastAsia="Consolas"/>
-          <w:b w:val="0"/>
-          <w:sz w:val="19"/>
-        </w:rPr>
-        <w:t>st.lists(st.tuples(st.sampled_from(["a", "b", "c"]), st.integers(0, 5)))</w:t>
-      </w:r>
-      <w:r>
-        <w:rPr>
-          <w:b w:val="0"/>
-          <w:i w:val="0"/>
-        </w:rPr>
-        <w:t xml:space="preserve">. Assert that </w:t>
-      </w:r>
-      <w:r>
-        <w:rPr>
-          <w:rFonts w:ascii="Consolas" w:hAnsi="Consolas" w:eastAsia="Consolas"/>
-          <w:b w:val="0"/>
-          <w:sz w:val="19"/>
-        </w:rPr>
-        <w:t>dedupe(dedupe(rows)) == dedupe(rows)</w:t>
-      </w:r>
-      <w:r>
-        <w:rPr>
-          <w:b w:val="0"/>
-          <w:i w:val="0"/>
-        </w:rPr>
-        <w:t>.</w:t>
-      </w:r>
-    </w:p>
-    <w:p>
-      <w:r>
-        <w:rPr>
-          <w:b w:val="0"/>
-          <w:i w:val="0"/>
-        </w:rPr>
-        <w:t>Hypothesis does not run in the browser. The checker reads your code. Run it locally with pytest.</w:t>
-      </w:r>
-    </w:p>
-    <w:p>
-      <w:r>
-        <w:rPr>
-          <w:b w:val="0"/>
-          <w:i w:val="0"/>
-        </w:rPr>
-        <w:t>Starter code:</w:t>
+        <w:t>Generate bounded floats without nan, and run 500 examples.</w:t>
       </w:r>
     </w:p>
     <w:tbl>
@@ -4419,7 +4409,7 @@
                 <w:b w:val="0"/>
                 <w:sz w:val="16"/>
               </w:rPr>
-              <w:t>from hypothesis import given, strategies as st</w:t>
+              <w:t>@_____(1)(max_examples=500)</w:t>
             </w:r>
           </w:p>
           <w:p>
@@ -4442,7 +4432,7 @@
                 <w:b w:val="0"/>
                 <w:sz w:val="16"/>
               </w:rPr>
-              <w:t xml:space="preserve"> </w:t>
+              <w:t>@given(st.floats(min_value=-1e6, max_value=1e6, _____(2)=False))</w:t>
             </w:r>
           </w:p>
           <w:p>
@@ -4465,7 +4455,7 @@
                 <w:b w:val="0"/>
                 <w:sz w:val="16"/>
               </w:rPr>
-              <w:t xml:space="preserve"> </w:t>
+              <w:t>def test_round_trip(x):</w:t>
             </w:r>
           </w:p>
           <w:p>
@@ -4488,53 +4478,7 @@
                 <w:b w:val="0"/>
                 <w:sz w:val="16"/>
               </w:rPr>
-              <w:t>def test_dedupe_idempotent():</w:t>
-            </w:r>
-          </w:p>
-          <w:p>
-            <w:pPr>
-              <w:spacing w:before="0" w:after="0" w:line="240" w:lineRule="auto"/>
-              <w:ind w:left="567" w:hanging="567"/>
-            </w:pPr>
-            <w:r>
-              <w:rPr>
-                <w:rFonts w:ascii="Consolas" w:hAnsi="Consolas" w:eastAsia="Consolas"/>
-                <w:b w:val="0"/>
-                <w:color w:val="5B6875"/>
-                <w:sz w:val="16"/>
-              </w:rPr>
-              <w:t xml:space="preserve">   5  </w:t>
-            </w:r>
-            <w:r>
-              <w:rPr>
-                <w:rFonts w:ascii="Consolas" w:hAnsi="Consolas" w:eastAsia="Consolas"/>
-                <w:b w:val="0"/>
-                <w:sz w:val="16"/>
-              </w:rPr>
-              <w:t xml:space="preserve">    rows = [("a", 1), ("a", 1)]</w:t>
-            </w:r>
-          </w:p>
-          <w:p>
-            <w:pPr>
-              <w:spacing w:before="0" w:after="0" w:line="240" w:lineRule="auto"/>
-              <w:ind w:left="567" w:hanging="567"/>
-            </w:pPr>
-            <w:r>
-              <w:rPr>
-                <w:rFonts w:ascii="Consolas" w:hAnsi="Consolas" w:eastAsia="Consolas"/>
-                <w:b w:val="0"/>
-                <w:color w:val="5B6875"/>
-                <w:sz w:val="16"/>
-              </w:rPr>
-              <w:t xml:space="preserve">   6  </w:t>
-            </w:r>
-            <w:r>
-              <w:rPr>
-                <w:rFonts w:ascii="Consolas" w:hAnsi="Consolas" w:eastAsia="Consolas"/>
-                <w:b w:val="0"/>
-                <w:sz w:val="16"/>
-              </w:rPr>
-              <w:t xml:space="preserve">    assert dedupe(rows) == [("a", 1)]</w:t>
+              <w:t xml:space="preserve">    assert parse(format(x)) == x</w:t>
             </w:r>
           </w:p>
         </w:tc>
@@ -4546,7 +4490,7 @@
         <w:pStyle w:val="Heading5"/>
       </w:pPr>
       <w:r>
-        <w:t>Exercise 5. Architecture design (level 4)</w:t>
+        <w:t>Exercise 4. Write the function (level 3)</w:t>
       </w:r>
     </w:p>
     <w:p>
@@ -4555,7 +4499,97 @@
           <w:b w:val="0"/>
           <w:i w:val="0"/>
         </w:rPr>
-        <w:t>Pick a property for each function.</w:t>
+        <w:t xml:space="preserve">Write a Hypothesis test </w:t>
+      </w:r>
+      <w:r>
+        <w:rPr>
+          <w:rFonts w:ascii="Consolas" w:hAnsi="Consolas" w:eastAsia="Consolas"/>
+          <w:b w:val="0"/>
+          <w:sz w:val="19"/>
+        </w:rPr>
+        <w:t>test_dedupe_idempotent</w:t>
+      </w:r>
+      <w:r>
+        <w:rPr>
+          <w:b w:val="0"/>
+          <w:i w:val="0"/>
+        </w:rPr>
+        <w:t xml:space="preserve"> for </w:t>
+      </w:r>
+      <w:r>
+        <w:rPr>
+          <w:rFonts w:ascii="Consolas" w:hAnsi="Consolas" w:eastAsia="Consolas"/>
+          <w:b w:val="0"/>
+          <w:sz w:val="19"/>
+        </w:rPr>
+        <w:t>dedupe(rows: list[tuple[str, int]]) -&gt; list[tuple[str, int]]</w:t>
+      </w:r>
+      <w:r>
+        <w:rPr>
+          <w:b w:val="0"/>
+          <w:i w:val="0"/>
+        </w:rPr>
+        <w:t xml:space="preserve">. Generate </w:t>
+      </w:r>
+      <w:r>
+        <w:rPr>
+          <w:rFonts w:ascii="Consolas" w:hAnsi="Consolas" w:eastAsia="Consolas"/>
+          <w:b w:val="0"/>
+          <w:sz w:val="19"/>
+        </w:rPr>
+        <w:t>rows</w:t>
+      </w:r>
+      <w:r>
+        <w:rPr>
+          <w:b w:val="0"/>
+          <w:i w:val="0"/>
+        </w:rPr>
+        <w:t xml:space="preserve"> as lists of </w:t>
+      </w:r>
+      <w:r>
+        <w:rPr>
+          <w:rFonts w:ascii="Consolas" w:hAnsi="Consolas" w:eastAsia="Consolas"/>
+          <w:b w:val="0"/>
+          <w:sz w:val="19"/>
+        </w:rPr>
+        <w:t>(id, timestamp)</w:t>
+      </w:r>
+      <w:r>
+        <w:rPr>
+          <w:b w:val="0"/>
+          <w:i w:val="0"/>
+        </w:rPr>
+        <w:t xml:space="preserve"> tuples with </w:t>
+      </w:r>
+      <w:r>
+        <w:rPr>
+          <w:rFonts w:ascii="Consolas" w:hAnsi="Consolas" w:eastAsia="Consolas"/>
+          <w:b w:val="0"/>
+          <w:sz w:val="19"/>
+        </w:rPr>
+        <w:t>st.lists(st.tuples(st.sampled_from(["a", "b", "c"]), st.integers(0, 5)))</w:t>
+      </w:r>
+      <w:r>
+        <w:rPr>
+          <w:b w:val="0"/>
+          <w:i w:val="0"/>
+        </w:rPr>
+        <w:t xml:space="preserve">. Assert that </w:t>
+      </w:r>
+      <w:r>
+        <w:rPr>
+          <w:rFonts w:ascii="Consolas" w:hAnsi="Consolas" w:eastAsia="Consolas"/>
+          <w:b w:val="0"/>
+          <w:sz w:val="19"/>
+        </w:rPr>
+        <w:t>dedupe(dedupe(rows)) == dedupe(rows)</w:t>
+      </w:r>
+      <w:r>
+        <w:rPr>
+          <w:b w:val="0"/>
+          <w:i w:val="0"/>
+        </w:rPr>
+        <w:t>.</w:t>
       </w:r>
     </w:p>
     <w:p>
@@ -4564,143 +4598,16 @@
           <w:b w:val="0"/>
           <w:i w:val="0"/>
         </w:rPr>
-        <w:t>Options: Shuffling rows does not change the result, Write then read returns the same frame, Result lies between the minimum and maximum input, Equals a slow, obviously correct version.</w:t>
+        <w:t>Hypothesis does not run in the browser. The checker reads your code. Run it locally with pytest.</w:t>
       </w:r>
     </w:p>
     <w:p>
-      <w:pPr>
-        <w:pStyle w:val="ListNumber"/>
-      </w:pPr>
-      <w:r>
-        <w:rPr>
-          <w:b w:val="0"/>
-          <w:i w:val="0"/>
-        </w:rPr>
-        <w:t>weighted_total(df): sum of value × weight</w:t>
-      </w:r>
-    </w:p>
-    <w:p>
-      <w:pPr>
-        <w:pStyle w:val="ListNumber"/>
-      </w:pPr>
-      <w:r>
-        <w:rPr>
-          <w:b w:val="0"/>
-          <w:i w:val="0"/>
-        </w:rPr>
-        <w:t>save_parquet and load_parquet</w:t>
-      </w:r>
-    </w:p>
-    <w:p>
-      <w:pPr>
-        <w:pStyle w:val="ListNumber"/>
-      </w:pPr>
-      <w:r>
-        <w:rPr>
-          <w:b w:val="0"/>
-          <w:i w:val="0"/>
-        </w:rPr>
-        <w:t>weighted_mean(values, weights) with positive weights</w:t>
-      </w:r>
-    </w:p>
-    <w:p>
-      <w:pPr>
-        <w:pStyle w:val="ListNumber"/>
-      </w:pPr>
-      <w:r>
-        <w:rPr>
-          <w:b w:val="0"/>
-          <w:i w:val="0"/>
-        </w:rPr>
-        <w:t>A vectorised rewrite of a row-by-row scoring loop</w:t>
-      </w:r>
-    </w:p>
-    <w:p>
-      <w:pPr>
-        <w:pStyle w:val="Heading4"/>
-      </w:pPr>
-      <w:r>
-        <w:t>Sources</w:t>
-      </w:r>
-    </w:p>
-    <w:p>
-      <w:pPr>
-        <w:pStyle w:val="ListBullet"/>
-      </w:pPr>
-      <w:r>
-        <w:rPr>
-          <w:b w:val="0"/>
-          <w:i w:val="0"/>
-        </w:rPr>
-        <w:t>A grain property found a dedupe that keeps timestamp ties and shrank it to rows=[('a', 0), ('a', 0)]. (verified: Run with Hypothesis 6.168.1 and pytest in this repository.)</w:t>
-      </w:r>
-    </w:p>
-    <w:p>
-      <w:pPr>
-        <w:pStyle w:val="ListBullet"/>
-      </w:pPr>
-      <w:r>
-        <w:rPr>
-          <w:b w:val="0"/>
-          <w:i w:val="0"/>
-        </w:rPr>
-        <w:t>Hypothesis 6.168 found a ZeroDivisionError in an unguarded weighted mean and shrank it to pairs=[(0.0, 0.0)]; st.floats() generated nan and failed x == x. (verified: Run with Hypothesis 6.168.1 and pytest in this repository.)</w:t>
-      </w:r>
-    </w:p>
-    <w:p>
-      <w:pPr>
-        <w:pStyle w:val="Heading3"/>
-      </w:pPr>
-      <w:r>
-        <w:t>B17-L3 Measure before you optimise</w:t>
-      </w:r>
-    </w:p>
-    <w:p>
-      <w:pPr>
-        <w:pStyle w:val="Heading4"/>
-      </w:pPr>
-      <w:r>
-        <w:t>Concept</w:t>
-      </w:r>
-    </w:p>
-    <w:p>
-      <w:r>
-        <w:rPr>
-          <w:b w:val="0"/>
-          <w:i w:val="0"/>
-        </w:rPr>
-        <w:t>Most slow data code spends its time in one or two places, and they are rarely where you guess. Measure first, change one thing, measure again. All tools here are in the Python standard library.</w:t>
-      </w:r>
-    </w:p>
-    <w:p>
-      <w:r>
-        <w:rPr>
-          <w:b/>
-          <w:i w:val="0"/>
-        </w:rPr>
-        <w:t>Profile to find where time goes.</w:t>
-      </w:r>
-      <w:r>
-        <w:rPr>
-          <w:b w:val="0"/>
-          <w:i w:val="0"/>
-        </w:rPr>
-        <w:t xml:space="preserve"> </w:t>
-      </w:r>
-      <w:r>
-        <w:rPr>
-          <w:rFonts w:ascii="Consolas" w:hAnsi="Consolas" w:eastAsia="Consolas"/>
-          <w:b w:val="0"/>
-          <w:sz w:val="19"/>
-        </w:rPr>
-        <w:t>cProfile</w:t>
-      </w:r>
-      <w:r>
-        <w:rPr>
-          <w:b w:val="0"/>
-          <w:i w:val="0"/>
-        </w:rPr>
-        <w:t xml:space="preserve"> counts calls and time per function:</w:t>
+      <w:r>
+        <w:rPr>
+          <w:b w:val="0"/>
+          <w:i w:val="0"/>
+        </w:rPr>
+        <w:t>Shape of the answer. The reference solution defines these names. Write the bodies yourself.</w:t>
       </w:r>
     </w:p>
     <w:tbl>
@@ -4738,7 +4645,7 @@
                 <w:b w:val="0"/>
                 <w:sz w:val="16"/>
               </w:rPr>
-              <w:t>import cProfile, pstats</w:t>
+              <w:t>def test_dedupe_idempotent(</w:t>
             </w:r>
           </w:p>
           <w:p>
@@ -4761,7 +4668,7 @@
                 <w:b w:val="0"/>
                 <w:sz w:val="16"/>
               </w:rPr>
-              <w:t>cProfile.run("main()", "profile.out")</w:t>
+              <w:t xml:space="preserve">    rows: list[tuple[str, int]],</w:t>
             </w:r>
           </w:p>
           <w:p>
@@ -4784,7 +4691,7 @@
                 <w:b w:val="0"/>
                 <w:sz w:val="16"/>
               </w:rPr>
-              <w:t>pstats.Stats("profile.out").sort_stats("cumulative").print_stats(10)</w:t>
+              <w:t>) -&gt; None: ...</w:t>
             </w:r>
           </w:p>
         </w:tc>
@@ -4797,270 +4704,7 @@
           <w:b w:val="0"/>
           <w:i w:val="0"/>
         </w:rPr>
-        <w:t xml:space="preserve">Sort by </w:t>
-      </w:r>
-      <w:r>
-        <w:rPr>
-          <w:rFonts w:ascii="Consolas" w:hAnsi="Consolas" w:eastAsia="Consolas"/>
-          <w:b w:val="0"/>
-          <w:sz w:val="19"/>
-        </w:rPr>
-        <w:t>cumulative</w:t>
-      </w:r>
-      <w:r>
-        <w:rPr>
-          <w:b w:val="0"/>
-          <w:i w:val="0"/>
-        </w:rPr>
-        <w:t xml:space="preserve"> to see which of your functions, including everything they call, takes longest. In this course's build, a job calling a pure-Python sum of squares and a NumPy version over 200,000 numbers showed 0.037 s cumulative for the Python one and 0.002 s for NumPy. In a notebook, </w:t>
-      </w:r>
-      <w:r>
-        <w:rPr>
-          <w:rFonts w:ascii="Consolas" w:hAnsi="Consolas" w:eastAsia="Consolas"/>
-          <w:b w:val="0"/>
-          <w:sz w:val="19"/>
-        </w:rPr>
-        <w:t>%prun main()</w:t>
-      </w:r>
-      <w:r>
-        <w:rPr>
-          <w:b w:val="0"/>
-          <w:i w:val="0"/>
-        </w:rPr>
-        <w:t xml:space="preserve"> does the same.</w:t>
-      </w:r>
-    </w:p>
-    <w:p>
-      <w:r>
-        <w:rPr>
-          <w:b/>
-          <w:i w:val="0"/>
-        </w:rPr>
-        <w:t xml:space="preserve">Time a candidate change with </w:t>
-      </w:r>
-      <w:r>
-        <w:rPr>
-          <w:rFonts w:ascii="Consolas" w:hAnsi="Consolas" w:eastAsia="Consolas"/>
-          <w:b w:val="0"/>
-          <w:sz w:val="19"/>
-        </w:rPr>
-        <w:t>timeit</w:t>
-      </w:r>
-      <w:r>
-        <w:rPr>
-          <w:b/>
-          <w:i w:val="0"/>
-        </w:rPr>
-        <w:t>.</w:t>
-      </w:r>
-      <w:r>
-        <w:rPr>
-          <w:b w:val="0"/>
-          <w:i w:val="0"/>
-        </w:rPr>
-        <w:t xml:space="preserve"> </w:t>
-      </w:r>
-      <w:r>
-        <w:rPr>
-          <w:rFonts w:ascii="Consolas" w:hAnsi="Consolas" w:eastAsia="Consolas"/>
-          <w:b w:val="0"/>
-          <w:sz w:val="19"/>
-        </w:rPr>
-        <w:t>timeit.repeat(fn, repeat=5, number=100)</w:t>
-      </w:r>
-      <w:r>
-        <w:rPr>
-          <w:b w:val="0"/>
-          <w:i w:val="0"/>
-        </w:rPr>
-        <w:t xml:space="preserve"> returns five totals, each for 100 calls. Report the </w:t>
-      </w:r>
-      <w:r>
-        <w:rPr>
-          <w:b/>
-          <w:i w:val="0"/>
-        </w:rPr>
-        <w:t>minimum</w:t>
-      </w:r>
-      <w:r>
-        <w:rPr>
-          <w:b w:val="0"/>
-          <w:i w:val="0"/>
-        </w:rPr>
-        <w:t xml:space="preserve"> divided by </w:t>
-      </w:r>
-      <w:r>
-        <w:rPr>
-          <w:rFonts w:ascii="Consolas" w:hAnsi="Consolas" w:eastAsia="Consolas"/>
-          <w:b w:val="0"/>
-          <w:sz w:val="19"/>
-        </w:rPr>
-        <w:t>number</w:t>
-      </w:r>
-      <w:r>
-        <w:rPr>
-          <w:b w:val="0"/>
-          <w:i w:val="0"/>
-        </w:rPr>
-        <w:t xml:space="preserve">: other processes can only slow a run down, so the fastest run is the best estimate of the code's own cost. Use </w:t>
-      </w:r>
-      <w:r>
-        <w:rPr>
-          <w:rFonts w:ascii="Consolas" w:hAnsi="Consolas" w:eastAsia="Consolas"/>
-          <w:b w:val="0"/>
-          <w:sz w:val="19"/>
-        </w:rPr>
-        <w:t>time.perf_counter()</w:t>
-      </w:r>
-      <w:r>
-        <w:rPr>
-          <w:b w:val="0"/>
-          <w:i w:val="0"/>
-        </w:rPr>
-        <w:t xml:space="preserve">, not </w:t>
-      </w:r>
-      <w:r>
-        <w:rPr>
-          <w:rFonts w:ascii="Consolas" w:hAnsi="Consolas" w:eastAsia="Consolas"/>
-          <w:b w:val="0"/>
-          <w:sz w:val="19"/>
-        </w:rPr>
-        <w:t>time.time()</w:t>
-      </w:r>
-      <w:r>
-        <w:rPr>
-          <w:b w:val="0"/>
-          <w:i w:val="0"/>
-        </w:rPr>
-        <w:t>, for manual timing.</w:t>
-      </w:r>
-    </w:p>
-    <w:p>
-      <w:r>
-        <w:rPr>
-          <w:b/>
-          <w:i w:val="0"/>
-        </w:rPr>
-        <w:t>Measure memory when that is the limit.</w:t>
-      </w:r>
-      <w:r>
-        <w:rPr>
-          <w:b w:val="0"/>
-          <w:i w:val="0"/>
-        </w:rPr>
-        <w:t xml:space="preserve"> </w:t>
-      </w:r>
-      <w:r>
-        <w:rPr>
-          <w:rFonts w:ascii="Consolas" w:hAnsi="Consolas" w:eastAsia="Consolas"/>
-          <w:b w:val="0"/>
-          <w:sz w:val="19"/>
-        </w:rPr>
-        <w:t>tracemalloc</w:t>
-      </w:r>
-      <w:r>
-        <w:rPr>
-          <w:b w:val="0"/>
-          <w:i w:val="0"/>
-        </w:rPr>
-        <w:t xml:space="preserve"> reports current and peak allocation: one million float64 values showed a peak of 8.0 MB, as expected at 8 bytes each. For pandas, </w:t>
-      </w:r>
-      <w:r>
-        <w:rPr>
-          <w:rFonts w:ascii="Consolas" w:hAnsi="Consolas" w:eastAsia="Consolas"/>
-          <w:b w:val="0"/>
-          <w:sz w:val="19"/>
-        </w:rPr>
-        <w:t>df.memory_usage(deep=True)</w:t>
-      </w:r>
-      <w:r>
-        <w:rPr>
-          <w:b w:val="0"/>
-          <w:i w:val="0"/>
-        </w:rPr>
-        <w:t xml:space="preserve"> counts the contents of text columns, not just the pointers.</w:t>
-      </w:r>
-    </w:p>
-    <w:p>
-      <w:r>
-        <w:rPr>
-          <w:b w:val="0"/>
-          <w:i w:val="0"/>
-        </w:rPr>
-        <w:t>Rules:</w:t>
-      </w:r>
-    </w:p>
-    <w:p>
-      <w:pPr>
-        <w:pStyle w:val="ListBullet"/>
-      </w:pPr>
-      <w:r>
-        <w:rPr>
-          <w:b w:val="0"/>
-          <w:i w:val="0"/>
-        </w:rPr>
-        <w:t>Profile with realistic data sizes. A 100-row sample hides what dominates at 10 million rows.</w:t>
-      </w:r>
-    </w:p>
-    <w:p>
-      <w:pPr>
-        <w:pStyle w:val="ListBullet"/>
-      </w:pPr>
-      <w:r>
-        <w:rPr>
-          <w:b w:val="0"/>
-          <w:i w:val="0"/>
-        </w:rPr>
-        <w:t>Keep setup out of the timed region: reading files, building inputs, copying frames.</w:t>
-      </w:r>
-    </w:p>
-    <w:p>
-      <w:pPr>
-        <w:pStyle w:val="ListBullet"/>
-      </w:pPr>
-      <w:r>
-        <w:rPr>
-          <w:b w:val="0"/>
-          <w:i w:val="0"/>
-        </w:rPr>
-        <w:t>Fix the biggest cost first. Speeding up a function that takes 2% of the runtime cannot save more than 2%.</w:t>
-      </w:r>
-    </w:p>
-    <w:p>
-      <w:pPr>
-        <w:pStyle w:val="ListBullet"/>
-      </w:pPr>
-      <w:r>
-        <w:rPr>
-          <w:b w:val="0"/>
-          <w:i w:val="0"/>
-        </w:rPr>
-        <w:t>Keep a test around the code you optimise (lesson B17-L1), so faster does not become wrong.</w:t>
-      </w:r>
-    </w:p>
-    <w:p>
-      <w:pPr>
-        <w:pStyle w:val="Heading4"/>
-      </w:pPr>
-      <w:r>
-        <w:t>Why it matters</w:t>
-      </w:r>
-    </w:p>
-    <w:p>
-      <w:r>
-        <w:rPr>
-          <w:b w:val="0"/>
-          <w:i w:val="0"/>
-        </w:rPr>
-        <w:t>An analyst spent two days rewriting a weighting function in Numba because "loops are slow in Python". The job still took 40 minutes. A profile, run afterwards, showed 36 of those minutes in reading 300 CSV files one at a time with default type inference. Switching to one Parquet read with explicit dtypes cut the job to 5 minutes. The Numba rewrite saved 20 seconds.</w:t>
-      </w:r>
-    </w:p>
-    <w:p>
-      <w:pPr>
-        <w:pStyle w:val="Heading4"/>
-      </w:pPr>
-      <w:r>
-        <w:t>Worked example: weak code</w:t>
+        <w:t>Starter code:</w:t>
       </w:r>
     </w:p>
     <w:tbl>
@@ -5086,19 +4730,19 @@
             <w:r>
               <w:rPr>
                 <w:rFonts w:ascii="Consolas" w:hAnsi="Consolas" w:eastAsia="Consolas"/>
-                <w:b/>
+                <w:b w:val="0"/>
                 <w:color w:val="5B6875"/>
                 <w:sz w:val="16"/>
               </w:rPr>
-              <w:t xml:space="preserve"> [1]  </w:t>
-            </w:r>
-            <w:r>
-              <w:rPr>
-                <w:rFonts w:ascii="Consolas" w:hAnsi="Consolas" w:eastAsia="Consolas"/>
-                <w:b w:val="0"/>
-                <w:sz w:val="16"/>
-              </w:rPr>
-              <w:t>start = time.time()</w:t>
+              <w:t xml:space="preserve">   1  </w:t>
+            </w:r>
+            <w:r>
+              <w:rPr>
+                <w:rFonts w:ascii="Consolas" w:hAnsi="Consolas" w:eastAsia="Consolas"/>
+                <w:b w:val="0"/>
+                <w:sz w:val="16"/>
+              </w:rPr>
+              <w:t>from hypothesis import given, strategies as st</w:t>
             </w:r>
           </w:p>
           <w:p>
@@ -5121,7 +4765,7 @@
                 <w:b w:val="0"/>
                 <w:sz w:val="16"/>
               </w:rPr>
-              <w:t>for _ in range(10):</w:t>
+              <w:t xml:space="preserve"> </w:t>
             </w:r>
           </w:p>
           <w:p>
@@ -5132,19 +4776,19 @@
             <w:r>
               <w:rPr>
                 <w:rFonts w:ascii="Consolas" w:hAnsi="Consolas" w:eastAsia="Consolas"/>
-                <w:b/>
+                <w:b w:val="0"/>
                 <w:color w:val="5B6875"/>
                 <w:sz w:val="16"/>
               </w:rPr>
-              <w:t xml:space="preserve"> [2]  </w:t>
-            </w:r>
-            <w:r>
-              <w:rPr>
-                <w:rFonts w:ascii="Consolas" w:hAnsi="Consolas" w:eastAsia="Consolas"/>
-                <w:b w:val="0"/>
-                <w:sz w:val="16"/>
-              </w:rPr>
-              <w:t xml:space="preserve">    df = pd.read_csv("big.csv")</w:t>
+              <w:t xml:space="preserve">   3  </w:t>
+            </w:r>
+            <w:r>
+              <w:rPr>
+                <w:rFonts w:ascii="Consolas" w:hAnsi="Consolas" w:eastAsia="Consolas"/>
+                <w:b w:val="0"/>
+                <w:sz w:val="16"/>
+              </w:rPr>
+              <w:t xml:space="preserve"> </w:t>
             </w:r>
           </w:p>
           <w:p>
@@ -5167,7 +4811,7 @@
                 <w:b w:val="0"/>
                 <w:sz w:val="16"/>
               </w:rPr>
-              <w:t xml:space="preserve">    result = transform(df)</w:t>
+              <w:t>def test_dedupe_idempotent():</w:t>
             </w:r>
           </w:p>
           <w:p>
@@ -5178,40 +4822,72 @@
             <w:r>
               <w:rPr>
                 <w:rFonts w:ascii="Consolas" w:hAnsi="Consolas" w:eastAsia="Consolas"/>
-                <w:b/>
+                <w:b w:val="0"/>
                 <w:color w:val="5B6875"/>
                 <w:sz w:val="16"/>
               </w:rPr>
-              <w:t xml:space="preserve"> [3]  </w:t>
-            </w:r>
-            <w:r>
-              <w:rPr>
-                <w:rFonts w:ascii="Consolas" w:hAnsi="Consolas" w:eastAsia="Consolas"/>
-                <w:b w:val="0"/>
-                <w:sz w:val="16"/>
-              </w:rPr>
-              <w:t>print("transform takes", (time.time() - start) / 10)</w:t>
+              <w:t xml:space="preserve">   5  </w:t>
+            </w:r>
+            <w:r>
+              <w:rPr>
+                <w:rFonts w:ascii="Consolas" w:hAnsi="Consolas" w:eastAsia="Consolas"/>
+                <w:b w:val="0"/>
+                <w:sz w:val="16"/>
+              </w:rPr>
+              <w:t xml:space="preserve">    rows = [("a", 1), ("a", 1)]</w:t>
+            </w:r>
+          </w:p>
+          <w:p>
+            <w:pPr>
+              <w:spacing w:before="0" w:after="0" w:line="240" w:lineRule="auto"/>
+              <w:ind w:left="567" w:hanging="567"/>
+            </w:pPr>
+            <w:r>
+              <w:rPr>
+                <w:rFonts w:ascii="Consolas" w:hAnsi="Consolas" w:eastAsia="Consolas"/>
+                <w:b w:val="0"/>
+                <w:color w:val="5B6875"/>
+                <w:sz w:val="16"/>
+              </w:rPr>
+              <w:t xml:space="preserve">   6  </w:t>
+            </w:r>
+            <w:r>
+              <w:rPr>
+                <w:rFonts w:ascii="Consolas" w:hAnsi="Consolas" w:eastAsia="Consolas"/>
+                <w:b w:val="0"/>
+                <w:sz w:val="16"/>
+              </w:rPr>
+              <w:t xml:space="preserve">    assert dedupe(rows) == [("a", 1)]</w:t>
             </w:r>
           </w:p>
         </w:tc>
       </w:tr>
     </w:tbl>
+    <w:p/>
     <w:p>
       <w:pPr>
-        <w:pStyle w:val="ListNumber"/>
+        <w:pStyle w:val="Heading5"/>
       </w:pPr>
       <w:r>
-        <w:rPr>
-          <w:b/>
-        </w:rPr>
-        <w:t xml:space="preserve">Line 1. </w:t>
-      </w:r>
-      <w:r>
-        <w:rPr>
-          <w:b w:val="0"/>
-          <w:i w:val="0"/>
-        </w:rPr>
-        <w:t>Wall-clock time with low resolution. Use time.perf_counter().</w:t>
+        <w:t>Exercise 5. Architecture design (level 4)</w:t>
+      </w:r>
+    </w:p>
+    <w:p>
+      <w:r>
+        <w:rPr>
+          <w:b w:val="0"/>
+          <w:i w:val="0"/>
+        </w:rPr>
+        <w:t>Pick a property for each function.</w:t>
+      </w:r>
+    </w:p>
+    <w:p>
+      <w:r>
+        <w:rPr>
+          <w:b w:val="0"/>
+          <w:i w:val="0"/>
+        </w:rPr>
+        <w:t>Options: Shuffling rows does not change the result, Write then read returns the same frame, Result lies between the minimum and maximum input, Equals a slow, obviously correct version.</w:t>
       </w:r>
     </w:p>
     <w:p>
@@ -5220,16 +4896,10 @@
       </w:pPr>
       <w:r>
         <w:rPr>
-          <w:b/>
-        </w:rPr>
-        <w:t xml:space="preserve">Line 3. </w:t>
-      </w:r>
-      <w:r>
-        <w:rPr>
-          <w:b w:val="0"/>
-          <w:i w:val="0"/>
-        </w:rPr>
-        <w:t>The file read sits inside the timed loop, so the number is mostly I/O.</w:t>
+          <w:b w:val="0"/>
+          <w:i w:val="0"/>
+        </w:rPr>
+        <w:t>weighted_total(df): sum of value × weight</w:t>
       </w:r>
     </w:p>
     <w:p>
@@ -5238,16 +4908,34 @@
       </w:pPr>
       <w:r>
         <w:rPr>
-          <w:b/>
-        </w:rPr>
-        <w:t xml:space="preserve">Line 5. </w:t>
-      </w:r>
-      <w:r>
-        <w:rPr>
-          <w:b w:val="0"/>
-          <w:i w:val="0"/>
-        </w:rPr>
-        <w:t>An average over runs, inflated by any background activity.</w:t>
+          <w:b w:val="0"/>
+          <w:i w:val="0"/>
+        </w:rPr>
+        <w:t>save_parquet and load_parquet</w:t>
+      </w:r>
+    </w:p>
+    <w:p>
+      <w:pPr>
+        <w:pStyle w:val="ListNumber"/>
+      </w:pPr>
+      <w:r>
+        <w:rPr>
+          <w:b w:val="0"/>
+          <w:i w:val="0"/>
+        </w:rPr>
+        <w:t>weighted_mean(values, weights) with positive weights</w:t>
+      </w:r>
+    </w:p>
+    <w:p>
+      <w:pPr>
+        <w:pStyle w:val="ListNumber"/>
+      </w:pPr>
+      <w:r>
+        <w:rPr>
+          <w:b w:val="0"/>
+          <w:i w:val="0"/>
+        </w:rPr>
+        <w:t>A vectorised rewrite of a row-by-row scoring loop</w:t>
       </w:r>
     </w:p>
     <w:p>
@@ -5255,7 +4943,87 @@
         <w:pStyle w:val="Heading4"/>
       </w:pPr>
       <w:r>
-        <w:t>Worked example: strong code</w:t>
+        <w:t>Sources</w:t>
+      </w:r>
+    </w:p>
+    <w:p>
+      <w:pPr>
+        <w:pStyle w:val="ListBullet"/>
+      </w:pPr>
+      <w:r>
+        <w:rPr>
+          <w:b w:val="0"/>
+          <w:i w:val="0"/>
+        </w:rPr>
+        <w:t>A grain property found a dedupe that keeps timestamp ties and shrank it to rows=[('a', 0), ('a', 0)]. (verified: Run with Hypothesis 6.168.1 and pytest in this repository.)</w:t>
+      </w:r>
+    </w:p>
+    <w:p>
+      <w:pPr>
+        <w:pStyle w:val="ListBullet"/>
+      </w:pPr>
+      <w:r>
+        <w:rPr>
+          <w:b w:val="0"/>
+          <w:i w:val="0"/>
+        </w:rPr>
+        <w:t>Hypothesis 6.168 found a ZeroDivisionError in an unguarded weighted mean and shrank it to pairs=[(0.0, 0.0)]; st.floats() generated nan and failed x == x. (verified: Run with Hypothesis 6.168.1 and pytest in this repository.)</w:t>
+      </w:r>
+    </w:p>
+    <w:p>
+      <w:pPr>
+        <w:pStyle w:val="Heading3"/>
+      </w:pPr>
+      <w:r>
+        <w:t>B17-L3 Measure before you optimise</w:t>
+      </w:r>
+    </w:p>
+    <w:p>
+      <w:pPr>
+        <w:pStyle w:val="Heading4"/>
+      </w:pPr>
+      <w:r>
+        <w:t>Concept</w:t>
+      </w:r>
+    </w:p>
+    <w:p>
+      <w:r>
+        <w:rPr>
+          <w:b w:val="0"/>
+          <w:i w:val="0"/>
+        </w:rPr>
+        <w:t>Most slow data code spends its time in one or two places, and they are rarely where you guess. Measure first, change one thing, measure again. All tools here are in the Python standard library.</w:t>
+      </w:r>
+    </w:p>
+    <w:p>
+      <w:r>
+        <w:rPr>
+          <w:b/>
+          <w:i w:val="0"/>
+        </w:rPr>
+        <w:t>Profile to find where time goes.</w:t>
+      </w:r>
+      <w:r>
+        <w:rPr>
+          <w:b w:val="0"/>
+          <w:i w:val="0"/>
+        </w:rPr>
+        <w:t xml:space="preserve"> </w:t>
+      </w:r>
+      <w:r>
+        <w:rPr>
+          <w:rFonts w:ascii="Consolas" w:hAnsi="Consolas" w:eastAsia="Consolas"/>
+          <w:b w:val="0"/>
+          <w:sz w:val="19"/>
+        </w:rPr>
+        <w:t>cProfile</w:t>
+      </w:r>
+      <w:r>
+        <w:rPr>
+          <w:b w:val="0"/>
+          <w:i w:val="0"/>
+        </w:rPr>
+        <w:t xml:space="preserve"> counts calls and time per function:</w:t>
       </w:r>
     </w:p>
     <w:tbl>
@@ -5293,7 +5061,7 @@
                 <w:b w:val="0"/>
                 <w:sz w:val="16"/>
               </w:rPr>
-              <w:t>import time</w:t>
+              <w:t>import cProfile, pstats</w:t>
             </w:r>
           </w:p>
           <w:p>
@@ -5316,7 +5084,7 @@
                 <w:b w:val="0"/>
                 <w:sz w:val="16"/>
               </w:rPr>
-              <w:t>from collections.abc import Callable</w:t>
+              <w:t>cProfile.run("main()", "profile.out")</w:t>
             </w:r>
           </w:p>
           <w:p>
@@ -5339,331 +5107,258 @@
                 <w:b w:val="0"/>
                 <w:sz w:val="16"/>
               </w:rPr>
-              <w:t xml:space="preserve"> </w:t>
-            </w:r>
-          </w:p>
-          <w:p>
-            <w:pPr>
-              <w:spacing w:before="0" w:after="0" w:line="240" w:lineRule="auto"/>
-              <w:ind w:left="567" w:hanging="567"/>
-            </w:pPr>
-            <w:r>
-              <w:rPr>
-                <w:rFonts w:ascii="Consolas" w:hAnsi="Consolas" w:eastAsia="Consolas"/>
-                <w:b w:val="0"/>
-                <w:color w:val="5B6875"/>
-                <w:sz w:val="16"/>
-              </w:rPr>
-              <w:t xml:space="preserve">   4  </w:t>
-            </w:r>
-            <w:r>
-              <w:rPr>
-                <w:rFonts w:ascii="Consolas" w:hAnsi="Consolas" w:eastAsia="Consolas"/>
-                <w:b w:val="0"/>
-                <w:sz w:val="16"/>
-              </w:rPr>
-              <w:t xml:space="preserve"> </w:t>
-            </w:r>
-          </w:p>
-          <w:p>
-            <w:pPr>
-              <w:spacing w:before="0" w:after="0" w:line="240" w:lineRule="auto"/>
-              <w:ind w:left="567" w:hanging="567"/>
-            </w:pPr>
-            <w:r>
-              <w:rPr>
-                <w:rFonts w:ascii="Consolas" w:hAnsi="Consolas" w:eastAsia="Consolas"/>
-                <w:b w:val="0"/>
-                <w:color w:val="5B6875"/>
-                <w:sz w:val="16"/>
-              </w:rPr>
-              <w:t xml:space="preserve">   5  </w:t>
-            </w:r>
-            <w:r>
-              <w:rPr>
-                <w:rFonts w:ascii="Consolas" w:hAnsi="Consolas" w:eastAsia="Consolas"/>
-                <w:b w:val="0"/>
-                <w:sz w:val="16"/>
-              </w:rPr>
-              <w:t>def best_time(fn: Callable[[], object], repeat: int = 5, number: int = 10) -&gt; float:</w:t>
-            </w:r>
-          </w:p>
-          <w:p>
-            <w:pPr>
-              <w:spacing w:before="0" w:after="0" w:line="240" w:lineRule="auto"/>
-              <w:ind w:left="567" w:hanging="567"/>
-            </w:pPr>
-            <w:r>
-              <w:rPr>
-                <w:rFonts w:ascii="Consolas" w:hAnsi="Consolas" w:eastAsia="Consolas"/>
-                <w:b w:val="0"/>
-                <w:color w:val="5B6875"/>
-                <w:sz w:val="16"/>
-              </w:rPr>
-              <w:t xml:space="preserve">   6  </w:t>
-            </w:r>
-            <w:r>
-              <w:rPr>
-                <w:rFonts w:ascii="Consolas" w:hAnsi="Consolas" w:eastAsia="Consolas"/>
-                <w:b w:val="0"/>
-                <w:sz w:val="16"/>
-              </w:rPr>
-              <w:t xml:space="preserve">    """Best per-call time in seconds over `repeat` rounds of `number` calls."""</w:t>
-            </w:r>
-          </w:p>
-          <w:p>
-            <w:pPr>
-              <w:spacing w:before="0" w:after="0" w:line="240" w:lineRule="auto"/>
-              <w:ind w:left="567" w:hanging="567"/>
-            </w:pPr>
-            <w:r>
-              <w:rPr>
-                <w:rFonts w:ascii="Consolas" w:hAnsi="Consolas" w:eastAsia="Consolas"/>
-                <w:b w:val="0"/>
-                <w:color w:val="5B6875"/>
-                <w:sz w:val="16"/>
-              </w:rPr>
-              <w:t xml:space="preserve">   7  </w:t>
-            </w:r>
-            <w:r>
-              <w:rPr>
-                <w:rFonts w:ascii="Consolas" w:hAnsi="Consolas" w:eastAsia="Consolas"/>
-                <w:b w:val="0"/>
-                <w:sz w:val="16"/>
-              </w:rPr>
-              <w:t xml:space="preserve">    if repeat &lt; 1 or number &lt; 1:</w:t>
-            </w:r>
-          </w:p>
-          <w:p>
-            <w:pPr>
-              <w:spacing w:before="0" w:after="0" w:line="240" w:lineRule="auto"/>
-              <w:ind w:left="567" w:hanging="567"/>
-            </w:pPr>
-            <w:r>
-              <w:rPr>
-                <w:rFonts w:ascii="Consolas" w:hAnsi="Consolas" w:eastAsia="Consolas"/>
-                <w:b w:val="0"/>
-                <w:color w:val="5B6875"/>
-                <w:sz w:val="16"/>
-              </w:rPr>
-              <w:t xml:space="preserve">   8  </w:t>
-            </w:r>
-            <w:r>
-              <w:rPr>
-                <w:rFonts w:ascii="Consolas" w:hAnsi="Consolas" w:eastAsia="Consolas"/>
-                <w:b w:val="0"/>
-                <w:sz w:val="16"/>
-              </w:rPr>
-              <w:t xml:space="preserve">        raise ValueError("repeat and number must be at least 1")</w:t>
-            </w:r>
-          </w:p>
-          <w:p>
-            <w:pPr>
-              <w:spacing w:before="0" w:after="0" w:line="240" w:lineRule="auto"/>
-              <w:ind w:left="567" w:hanging="567"/>
-            </w:pPr>
-            <w:r>
-              <w:rPr>
-                <w:rFonts w:ascii="Consolas" w:hAnsi="Consolas" w:eastAsia="Consolas"/>
-                <w:b w:val="0"/>
-                <w:color w:val="5B6875"/>
-                <w:sz w:val="16"/>
-              </w:rPr>
-              <w:t xml:space="preserve">   9  </w:t>
-            </w:r>
-            <w:r>
-              <w:rPr>
-                <w:rFonts w:ascii="Consolas" w:hAnsi="Consolas" w:eastAsia="Consolas"/>
-                <w:b w:val="0"/>
-                <w:sz w:val="16"/>
-              </w:rPr>
-              <w:t xml:space="preserve">    best = float("inf")</w:t>
-            </w:r>
-          </w:p>
-          <w:p>
-            <w:pPr>
-              <w:spacing w:before="0" w:after="0" w:line="240" w:lineRule="auto"/>
-              <w:ind w:left="567" w:hanging="567"/>
-            </w:pPr>
-            <w:r>
-              <w:rPr>
-                <w:rFonts w:ascii="Consolas" w:hAnsi="Consolas" w:eastAsia="Consolas"/>
-                <w:b w:val="0"/>
-                <w:color w:val="5B6875"/>
-                <w:sz w:val="16"/>
-              </w:rPr>
-              <w:t xml:space="preserve">  10  </w:t>
-            </w:r>
-            <w:r>
-              <w:rPr>
-                <w:rFonts w:ascii="Consolas" w:hAnsi="Consolas" w:eastAsia="Consolas"/>
-                <w:b w:val="0"/>
-                <w:sz w:val="16"/>
-              </w:rPr>
-              <w:t xml:space="preserve">    for _ in range(repeat):</w:t>
-            </w:r>
-          </w:p>
-          <w:p>
-            <w:pPr>
-              <w:spacing w:before="0" w:after="0" w:line="240" w:lineRule="auto"/>
-              <w:ind w:left="567" w:hanging="567"/>
-            </w:pPr>
-            <w:r>
-              <w:rPr>
-                <w:rFonts w:ascii="Consolas" w:hAnsi="Consolas" w:eastAsia="Consolas"/>
-                <w:b/>
-                <w:color w:val="5B6875"/>
-                <w:sz w:val="16"/>
-              </w:rPr>
-              <w:t xml:space="preserve"> [1]  </w:t>
-            </w:r>
-            <w:r>
-              <w:rPr>
-                <w:rFonts w:ascii="Consolas" w:hAnsi="Consolas" w:eastAsia="Consolas"/>
-                <w:b w:val="0"/>
-                <w:sz w:val="16"/>
-              </w:rPr>
-              <w:t xml:space="preserve">        start = time.perf_counter()</w:t>
-            </w:r>
-          </w:p>
-          <w:p>
-            <w:pPr>
-              <w:spacing w:before="0" w:after="0" w:line="240" w:lineRule="auto"/>
-              <w:ind w:left="567" w:hanging="567"/>
-            </w:pPr>
-            <w:r>
-              <w:rPr>
-                <w:rFonts w:ascii="Consolas" w:hAnsi="Consolas" w:eastAsia="Consolas"/>
-                <w:b w:val="0"/>
-                <w:color w:val="5B6875"/>
-                <w:sz w:val="16"/>
-              </w:rPr>
-              <w:t xml:space="preserve">  12  </w:t>
-            </w:r>
-            <w:r>
-              <w:rPr>
-                <w:rFonts w:ascii="Consolas" w:hAnsi="Consolas" w:eastAsia="Consolas"/>
-                <w:b w:val="0"/>
-                <w:sz w:val="16"/>
-              </w:rPr>
-              <w:t xml:space="preserve">        for _ in range(number):</w:t>
-            </w:r>
-          </w:p>
-          <w:p>
-            <w:pPr>
-              <w:spacing w:before="0" w:after="0" w:line="240" w:lineRule="auto"/>
-              <w:ind w:left="567" w:hanging="567"/>
-            </w:pPr>
-            <w:r>
-              <w:rPr>
-                <w:rFonts w:ascii="Consolas" w:hAnsi="Consolas" w:eastAsia="Consolas"/>
-                <w:b w:val="0"/>
-                <w:color w:val="5B6875"/>
-                <w:sz w:val="16"/>
-              </w:rPr>
-              <w:t xml:space="preserve">  13  </w:t>
-            </w:r>
-            <w:r>
-              <w:rPr>
-                <w:rFonts w:ascii="Consolas" w:hAnsi="Consolas" w:eastAsia="Consolas"/>
-                <w:b w:val="0"/>
-                <w:sz w:val="16"/>
-              </w:rPr>
-              <w:t xml:space="preserve">            fn()</w:t>
-            </w:r>
-          </w:p>
-          <w:p>
-            <w:pPr>
-              <w:spacing w:before="0" w:after="0" w:line="240" w:lineRule="auto"/>
-              <w:ind w:left="567" w:hanging="567"/>
-            </w:pPr>
-            <w:r>
-              <w:rPr>
-                <w:rFonts w:ascii="Consolas" w:hAnsi="Consolas" w:eastAsia="Consolas"/>
-                <w:b/>
-                <w:color w:val="5B6875"/>
-                <w:sz w:val="16"/>
-              </w:rPr>
-              <w:t xml:space="preserve"> [2]  </w:t>
-            </w:r>
-            <w:r>
-              <w:rPr>
-                <w:rFonts w:ascii="Consolas" w:hAnsi="Consolas" w:eastAsia="Consolas"/>
-                <w:b w:val="0"/>
-                <w:sz w:val="16"/>
-              </w:rPr>
-              <w:t xml:space="preserve">        best = min(best, (time.perf_counter() - start) / number)</w:t>
-            </w:r>
-          </w:p>
-          <w:p>
-            <w:pPr>
-              <w:spacing w:before="0" w:after="0" w:line="240" w:lineRule="auto"/>
-              <w:ind w:left="567" w:hanging="567"/>
-            </w:pPr>
-            <w:r>
-              <w:rPr>
-                <w:rFonts w:ascii="Consolas" w:hAnsi="Consolas" w:eastAsia="Consolas"/>
-                <w:b w:val="0"/>
-                <w:color w:val="5B6875"/>
-                <w:sz w:val="16"/>
-              </w:rPr>
-              <w:t xml:space="preserve">  15  </w:t>
-            </w:r>
-            <w:r>
-              <w:rPr>
-                <w:rFonts w:ascii="Consolas" w:hAnsi="Consolas" w:eastAsia="Consolas"/>
-                <w:b w:val="0"/>
-                <w:sz w:val="16"/>
-              </w:rPr>
-              <w:t xml:space="preserve">    return best</w:t>
+              <w:t>pstats.Stats("profile.out").sort_stats("cumulative").print_stats(10)</w:t>
             </w:r>
           </w:p>
         </w:tc>
       </w:tr>
     </w:tbl>
+    <w:p/>
     <w:p>
-      <w:pPr>
-        <w:pStyle w:val="ListNumber"/>
-      </w:pPr>
+      <w:r>
+        <w:rPr>
+          <w:b w:val="0"/>
+          <w:i w:val="0"/>
+        </w:rPr>
+        <w:t xml:space="preserve">Sort by </w:t>
+      </w:r>
+      <w:r>
+        <w:rPr>
+          <w:rFonts w:ascii="Consolas" w:hAnsi="Consolas" w:eastAsia="Consolas"/>
+          <w:b w:val="0"/>
+          <w:sz w:val="19"/>
+        </w:rPr>
+        <w:t>cumulative</w:t>
+      </w:r>
+      <w:r>
+        <w:rPr>
+          <w:b w:val="0"/>
+          <w:i w:val="0"/>
+        </w:rPr>
+        <w:t xml:space="preserve"> to see which of your functions, including everything they call, takes longest. In this course's build, a job calling a pure-Python sum of squares and a NumPy version over 200,000 numbers showed 0.037 s cumulative for the Python one and 0.002 s for NumPy. In a notebook, </w:t>
+      </w:r>
+      <w:r>
+        <w:rPr>
+          <w:rFonts w:ascii="Consolas" w:hAnsi="Consolas" w:eastAsia="Consolas"/>
+          <w:b w:val="0"/>
+          <w:sz w:val="19"/>
+        </w:rPr>
+        <w:t>%prun main()</w:t>
+      </w:r>
+      <w:r>
+        <w:rPr>
+          <w:b w:val="0"/>
+          <w:i w:val="0"/>
+        </w:rPr>
+        <w:t xml:space="preserve"> does the same.</w:t>
+      </w:r>
+    </w:p>
+    <w:p>
       <w:r>
         <w:rPr>
           <w:b/>
-        </w:rPr>
-        <w:t xml:space="preserve">Line 11. </w:t>
-      </w:r>
-      <w:r>
-        <w:rPr>
-          <w:b w:val="0"/>
-          <w:i w:val="0"/>
-        </w:rPr>
-        <w:t>A high-resolution clock meant for measuring intervals.</w:t>
+          <w:i w:val="0"/>
+        </w:rPr>
+        <w:t xml:space="preserve">Time a candidate change with </w:t>
+      </w:r>
+      <w:r>
+        <w:rPr>
+          <w:rFonts w:ascii="Consolas" w:hAnsi="Consolas" w:eastAsia="Consolas"/>
+          <w:b w:val="0"/>
+          <w:sz w:val="19"/>
+        </w:rPr>
+        <w:t>timeit</w:t>
+      </w:r>
+      <w:r>
+        <w:rPr>
+          <w:b/>
+          <w:i w:val="0"/>
+        </w:rPr>
+        <w:t>.</w:t>
+      </w:r>
+      <w:r>
+        <w:rPr>
+          <w:b w:val="0"/>
+          <w:i w:val="0"/>
+        </w:rPr>
+        <w:t xml:space="preserve"> </w:t>
+      </w:r>
+      <w:r>
+        <w:rPr>
+          <w:rFonts w:ascii="Consolas" w:hAnsi="Consolas" w:eastAsia="Consolas"/>
+          <w:b w:val="0"/>
+          <w:sz w:val="19"/>
+        </w:rPr>
+        <w:t>timeit.repeat(fn, repeat=5, number=100)</w:t>
+      </w:r>
+      <w:r>
+        <w:rPr>
+          <w:b w:val="0"/>
+          <w:i w:val="0"/>
+        </w:rPr>
+        <w:t xml:space="preserve"> returns five totals, each for 100 calls. Report the </w:t>
+      </w:r>
+      <w:r>
+        <w:rPr>
+          <w:b/>
+          <w:i w:val="0"/>
+        </w:rPr>
+        <w:t>minimum</w:t>
+      </w:r>
+      <w:r>
+        <w:rPr>
+          <w:b w:val="0"/>
+          <w:i w:val="0"/>
+        </w:rPr>
+        <w:t xml:space="preserve"> divided by </w:t>
+      </w:r>
+      <w:r>
+        <w:rPr>
+          <w:rFonts w:ascii="Consolas" w:hAnsi="Consolas" w:eastAsia="Consolas"/>
+          <w:b w:val="0"/>
+          <w:sz w:val="19"/>
+        </w:rPr>
+        <w:t>number</w:t>
+      </w:r>
+      <w:r>
+        <w:rPr>
+          <w:b w:val="0"/>
+          <w:i w:val="0"/>
+        </w:rPr>
+        <w:t xml:space="preserve">: other processes can only slow a run down, so the fastest run is the best estimate of the code's own cost. Use </w:t>
+      </w:r>
+      <w:r>
+        <w:rPr>
+          <w:rFonts w:ascii="Consolas" w:hAnsi="Consolas" w:eastAsia="Consolas"/>
+          <w:b w:val="0"/>
+          <w:sz w:val="19"/>
+        </w:rPr>
+        <w:t>time.perf_counter()</w:t>
+      </w:r>
+      <w:r>
+        <w:rPr>
+          <w:b w:val="0"/>
+          <w:i w:val="0"/>
+        </w:rPr>
+        <w:t xml:space="preserve">, not </w:t>
+      </w:r>
+      <w:r>
+        <w:rPr>
+          <w:rFonts w:ascii="Consolas" w:hAnsi="Consolas" w:eastAsia="Consolas"/>
+          <w:b w:val="0"/>
+          <w:sz w:val="19"/>
+        </w:rPr>
+        <w:t>time.time()</w:t>
+      </w:r>
+      <w:r>
+        <w:rPr>
+          <w:b w:val="0"/>
+          <w:i w:val="0"/>
+        </w:rPr>
+        <w:t>, for manual timing.</w:t>
+      </w:r>
+    </w:p>
+    <w:p>
+      <w:r>
+        <w:rPr>
+          <w:b/>
+          <w:i w:val="0"/>
+        </w:rPr>
+        <w:t>Measure memory when that is the limit.</w:t>
+      </w:r>
+      <w:r>
+        <w:rPr>
+          <w:b w:val="0"/>
+          <w:i w:val="0"/>
+        </w:rPr>
+        <w:t xml:space="preserve"> </w:t>
+      </w:r>
+      <w:r>
+        <w:rPr>
+          <w:rFonts w:ascii="Consolas" w:hAnsi="Consolas" w:eastAsia="Consolas"/>
+          <w:b w:val="0"/>
+          <w:sz w:val="19"/>
+        </w:rPr>
+        <w:t>tracemalloc</w:t>
+      </w:r>
+      <w:r>
+        <w:rPr>
+          <w:b w:val="0"/>
+          <w:i w:val="0"/>
+        </w:rPr>
+        <w:t xml:space="preserve"> reports current and peak allocation: one million float64 values showed a peak of 8.0 MB, as expected at 8 bytes each. For pandas, </w:t>
+      </w:r>
+      <w:r>
+        <w:rPr>
+          <w:rFonts w:ascii="Consolas" w:hAnsi="Consolas" w:eastAsia="Consolas"/>
+          <w:b w:val="0"/>
+          <w:sz w:val="19"/>
+        </w:rPr>
+        <w:t>df.memory_usage(deep=True)</w:t>
+      </w:r>
+      <w:r>
+        <w:rPr>
+          <w:b w:val="0"/>
+          <w:i w:val="0"/>
+        </w:rPr>
+        <w:t xml:space="preserve"> counts the contents of text columns, not just the pointers.</w:t>
+      </w:r>
+    </w:p>
+    <w:p>
+      <w:r>
+        <w:rPr>
+          <w:b w:val="0"/>
+          <w:i w:val="0"/>
+        </w:rPr>
+        <w:t>Rules:</w:t>
       </w:r>
     </w:p>
     <w:p>
       <w:pPr>
-        <w:pStyle w:val="ListNumber"/>
+        <w:pStyle w:val="ListBullet"/>
       </w:pPr>
       <w:r>
         <w:rPr>
-          <w:b/>
-        </w:rPr>
-        <w:t xml:space="preserve">Line 14. </w:t>
-      </w:r>
-      <w:r>
-        <w:rPr>
-          <w:b w:val="0"/>
-          <w:i w:val="0"/>
-        </w:rPr>
-        <w:t>Keep the fastest round: noise only ever adds time.</w:t>
+          <w:b w:val="0"/>
+          <w:i w:val="0"/>
+        </w:rPr>
+        <w:t>Profile with realistic data sizes. A 100-row sample hides what dominates at 10 million rows.</w:t>
       </w:r>
     </w:p>
     <w:p>
-      <w:r>
-        <w:rPr>
-          <w:b w:val="0"/>
-          <w:i w:val="0"/>
-        </w:rPr>
-        <w:t>Profile to find the cost, time the change with perf_counter or timeit, keep setup out of the timing, and fix the biggest cost first.</w:t>
+      <w:pPr>
+        <w:pStyle w:val="ListBullet"/>
+      </w:pPr>
+      <w:r>
+        <w:rPr>
+          <w:b w:val="0"/>
+          <w:i w:val="0"/>
+        </w:rPr>
+        <w:t>Keep setup out of the timed region: reading files, building inputs, copying frames.</w:t>
+      </w:r>
+    </w:p>
+    <w:p>
+      <w:pPr>
+        <w:pStyle w:val="ListBullet"/>
+      </w:pPr>
+      <w:r>
+        <w:rPr>
+          <w:b w:val="0"/>
+          <w:i w:val="0"/>
+        </w:rPr>
+        <w:t>Fix the biggest cost first. Speeding up a function that takes 2% of the runtime cannot save more than 2%.</w:t>
+      </w:r>
+    </w:p>
+    <w:p>
+      <w:pPr>
+        <w:pStyle w:val="ListBullet"/>
+      </w:pPr>
+      <w:r>
+        <w:rPr>
+          <w:b w:val="0"/>
+          <w:i w:val="0"/>
+        </w:rPr>
+        <w:t>Keep a test around the code you optimise (lesson B17-L1), so faster does not become wrong.</w:t>
       </w:r>
     </w:p>
     <w:p>
@@ -5671,83 +5366,16 @@
         <w:pStyle w:val="Heading4"/>
       </w:pPr>
       <w:r>
-        <w:t>Recap card</w:t>
+        <w:t>Why it matters</w:t>
       </w:r>
     </w:p>
     <w:p>
-      <w:pPr>
-        <w:pStyle w:val="ListBullet"/>
-      </w:pPr>
-      <w:r>
-        <w:rPr>
-          <w:b/>
-          <w:i w:val="0"/>
-        </w:rPr>
-        <w:t>Find where time goes</w:t>
-      </w:r>
-      <w:r>
-        <w:rPr>
-          <w:b w:val="0"/>
-          <w:i w:val="0"/>
-        </w:rPr>
-        <w:t xml:space="preserve"> cProfile with pstats sorted by cumulative, or %prun in a notebook.</w:t>
-      </w:r>
-    </w:p>
-    <w:p>
-      <w:pPr>
-        <w:pStyle w:val="ListBullet"/>
-      </w:pPr>
-      <w:r>
-        <w:rPr>
-          <w:b/>
-          <w:i w:val="0"/>
-        </w:rPr>
-        <w:t>Time a small change</w:t>
-      </w:r>
-      <w:r>
-        <w:rPr>
-          <w:b w:val="0"/>
-          <w:i w:val="0"/>
-        </w:rPr>
-        <w:t xml:space="preserve"> timeit.repeat or perf_counter. Report the minimum per call.</w:t>
-      </w:r>
-    </w:p>
-    <w:p>
-      <w:pPr>
-        <w:pStyle w:val="ListBullet"/>
-      </w:pPr>
-      <w:r>
-        <w:rPr>
-          <w:b/>
-          <w:i w:val="0"/>
-        </w:rPr>
-        <w:t>Measure memory</w:t>
-      </w:r>
-      <w:r>
-        <w:rPr>
-          <w:b w:val="0"/>
-          <w:i w:val="0"/>
-        </w:rPr>
-        <w:t xml:space="preserve"> tracemalloc peak, and df.memory_usage(deep=True) for pandas.</w:t>
-      </w:r>
-    </w:p>
-    <w:p>
-      <w:pPr>
-        <w:pStyle w:val="ListBullet"/>
-      </w:pPr>
-      <w:r>
-        <w:rPr>
-          <w:b/>
-          <w:i w:val="0"/>
-        </w:rPr>
-        <w:t>The order of work</w:t>
-      </w:r>
-      <w:r>
-        <w:rPr>
-          <w:b w:val="0"/>
-          <w:i w:val="0"/>
-        </w:rPr>
-        <w:t xml:space="preserve"> Profile, fix the biggest cost, re-measure, keep a test around the change.</w:t>
+      <w:r>
+        <w:rPr>
+          <w:b w:val="0"/>
+          <w:i w:val="0"/>
+        </w:rPr>
+        <w:t>An analyst spent two days rewriting a weighting function in Numba because "loops are slow in Python". The job still took 40 minutes. A profile, run afterwards, showed 36 of those minutes in reading 300 CSV files one at a time with default type inference. Switching to one Parquet read with explicit dtypes cut the job to 5 minutes. The Numba rewrite saved 20 seconds.</w:t>
       </w:r>
     </w:p>
     <w:p>
@@ -5755,122 +5383,7 @@
         <w:pStyle w:val="Heading4"/>
       </w:pPr>
       <w:r>
-        <w:t>Practice</w:t>
-      </w:r>
-    </w:p>
-    <w:p>
-      <w:pPr>
-        <w:pStyle w:val="Heading5"/>
-      </w:pPr>
-      <w:r>
-        <w:t>Exercise 1. Multiple choice (level 1)</w:t>
-      </w:r>
-    </w:p>
-    <w:p>
-      <w:r>
-        <w:rPr>
-          <w:b w:val="0"/>
-          <w:i w:val="0"/>
-        </w:rPr>
-        <w:t>A job takes 40 minutes. A profile shows 36 minutes in file reading and 1 minute in the weighting function. What should you optimise first?</w:t>
-      </w:r>
-    </w:p>
-    <w:p>
-      <w:pPr>
-        <w:pStyle w:val="ListBullet"/>
-      </w:pPr>
-      <w:r>
-        <w:rPr>
-          <w:b w:val="0"/>
-          <w:i w:val="0"/>
-        </w:rPr>
-        <w:t>a) The weighting function, because loops are slow.</w:t>
-      </w:r>
-    </w:p>
-    <w:p>
-      <w:pPr>
-        <w:pStyle w:val="ListBullet"/>
-      </w:pPr>
-      <w:r>
-        <w:rPr>
-          <w:b w:val="0"/>
-          <w:i w:val="0"/>
-        </w:rPr>
-        <w:t>b) File reading.</w:t>
-      </w:r>
-    </w:p>
-    <w:p>
-      <w:pPr>
-        <w:pStyle w:val="ListBullet"/>
-      </w:pPr>
-      <w:r>
-        <w:rPr>
-          <w:b w:val="0"/>
-          <w:i w:val="0"/>
-        </w:rPr>
-        <w:t>c) Both equally.</w:t>
-      </w:r>
-    </w:p>
-    <w:p>
-      <w:pPr>
-        <w:pStyle w:val="ListBullet"/>
-      </w:pPr>
-      <w:r>
-        <w:rPr>
-          <w:b w:val="0"/>
-          <w:i w:val="0"/>
-        </w:rPr>
-        <w:t>d) Neither: buy a faster machine.</w:t>
-      </w:r>
-    </w:p>
-    <w:p>
-      <w:r>
-        <w:rPr>
-          <w:b/>
-          <w:i w:val="0"/>
-        </w:rPr>
-        <w:t>Why?</w:t>
-      </w:r>
-    </w:p>
-    <w:p>
-      <w:pPr>
-        <w:pStyle w:val="ListBullet"/>
-      </w:pPr>
-      <w:r>
-        <w:rPr>
-          <w:b w:val="0"/>
-          <w:i w:val="0"/>
-        </w:rPr>
-        <w:t>r1) A 1-minute function can save at most 1 minute. Reading holds 90% of the time.</w:t>
-      </w:r>
-    </w:p>
-    <w:p>
-      <w:pPr>
-        <w:pStyle w:val="ListBullet"/>
-      </w:pPr>
-      <w:r>
-        <w:rPr>
-          <w:b w:val="0"/>
-          <w:i w:val="0"/>
-        </w:rPr>
-        <w:t>r2) I/O is always the bottleneck.</w:t>
-      </w:r>
-    </w:p>
-    <w:p>
-      <w:pPr>
-        <w:pStyle w:val="Heading5"/>
-      </w:pPr>
-      <w:r>
-        <w:t>Exercise 2. Predict the output (level 2)</w:t>
-      </w:r>
-    </w:p>
-    <w:p>
-      <w:r>
-        <w:rPr>
-          <w:b w:val="0"/>
-          <w:i w:val="0"/>
-        </w:rPr>
-        <w:t>What does this print?</w:t>
+        <w:t>Worked example: weak code</w:t>
       </w:r>
     </w:p>
     <w:tbl>
@@ -5896,19 +5409,19 @@
             <w:r>
               <w:rPr>
                 <w:rFonts w:ascii="Consolas" w:hAnsi="Consolas" w:eastAsia="Consolas"/>
-                <w:b w:val="0"/>
+                <w:b/>
                 <w:color w:val="5B6875"/>
                 <w:sz w:val="16"/>
               </w:rPr>
-              <w:t xml:space="preserve">   1  </w:t>
-            </w:r>
-            <w:r>
-              <w:rPr>
-                <w:rFonts w:ascii="Consolas" w:hAnsi="Consolas" w:eastAsia="Consolas"/>
-                <w:b w:val="0"/>
-                <w:sz w:val="16"/>
-              </w:rPr>
-              <w:t>import timeit</w:t>
+              <w:t xml:space="preserve"> [1]  </w:t>
+            </w:r>
+            <w:r>
+              <w:rPr>
+                <w:rFonts w:ascii="Consolas" w:hAnsi="Consolas" w:eastAsia="Consolas"/>
+                <w:b w:val="0"/>
+                <w:sz w:val="16"/>
+              </w:rPr>
+              <w:t>start = time.time()</w:t>
             </w:r>
           </w:p>
           <w:p>
@@ -5931,7 +5444,7 @@
                 <w:b w:val="0"/>
                 <w:sz w:val="16"/>
               </w:rPr>
-              <w:t xml:space="preserve"> </w:t>
+              <w:t>for _ in range(10):</w:t>
             </w:r>
           </w:p>
           <w:p>
@@ -5942,19 +5455,19 @@
             <w:r>
               <w:rPr>
                 <w:rFonts w:ascii="Consolas" w:hAnsi="Consolas" w:eastAsia="Consolas"/>
-                <w:b w:val="0"/>
+                <w:b/>
                 <w:color w:val="5B6875"/>
                 <w:sz w:val="16"/>
               </w:rPr>
-              <w:t xml:space="preserve">   3  </w:t>
-            </w:r>
-            <w:r>
-              <w:rPr>
-                <w:rFonts w:ascii="Consolas" w:hAnsi="Consolas" w:eastAsia="Consolas"/>
-                <w:b w:val="0"/>
-                <w:sz w:val="16"/>
-              </w:rPr>
-              <w:t>rounds = timeit.repeat(lambda: sum(range(1000)), repeat=5, number=100)</w:t>
+              <w:t xml:space="preserve"> [2]  </w:t>
+            </w:r>
+            <w:r>
+              <w:rPr>
+                <w:rFonts w:ascii="Consolas" w:hAnsi="Consolas" w:eastAsia="Consolas"/>
+                <w:b w:val="0"/>
+                <w:sz w:val="16"/>
+              </w:rPr>
+              <w:t xml:space="preserve">    df = pd.read_csv("big.csv")</w:t>
             </w:r>
           </w:p>
           <w:p>
@@ -5977,43 +5490,95 @@
                 <w:b w:val="0"/>
                 <w:sz w:val="16"/>
               </w:rPr>
-              <w:t>print(len(rounds))</w:t>
+              <w:t xml:space="preserve">    result = transform(df)</w:t>
+            </w:r>
+          </w:p>
+          <w:p>
+            <w:pPr>
+              <w:spacing w:before="0" w:after="0" w:line="240" w:lineRule="auto"/>
+              <w:ind w:left="567" w:hanging="567"/>
+            </w:pPr>
+            <w:r>
+              <w:rPr>
+                <w:rFonts w:ascii="Consolas" w:hAnsi="Consolas" w:eastAsia="Consolas"/>
+                <w:b/>
+                <w:color w:val="5B6875"/>
+                <w:sz w:val="16"/>
+              </w:rPr>
+              <w:t xml:space="preserve"> [3]  </w:t>
+            </w:r>
+            <w:r>
+              <w:rPr>
+                <w:rFonts w:ascii="Consolas" w:hAnsi="Consolas" w:eastAsia="Consolas"/>
+                <w:b w:val="0"/>
+                <w:sz w:val="16"/>
+              </w:rPr>
+              <w:t>print("transform takes", (time.time() - start) / 10)</w:t>
             </w:r>
           </w:p>
         </w:tc>
       </w:tr>
     </w:tbl>
-    <w:p/>
     <w:p>
       <w:pPr>
-        <w:pStyle w:val="Heading5"/>
+        <w:pStyle w:val="ListNumber"/>
       </w:pPr>
       <w:r>
-        <w:t>Exercise 3. Fill the gap (level 2)</w:t>
+        <w:rPr>
+          <w:b/>
+        </w:rPr>
+        <w:t xml:space="preserve">Line 1. </w:t>
+      </w:r>
+      <w:r>
+        <w:rPr>
+          <w:b w:val="0"/>
+          <w:i w:val="0"/>
+        </w:rPr>
+        <w:t>Wall-clock time with low resolution. Use time.perf_counter().</w:t>
       </w:r>
     </w:p>
     <w:p>
-      <w:r>
-        <w:rPr>
-          <w:b w:val="0"/>
-          <w:i w:val="0"/>
-        </w:rPr>
-        <w:t xml:space="preserve">Profile </w:t>
-      </w:r>
-      <w:r>
-        <w:rPr>
-          <w:rFonts w:ascii="Consolas" w:hAnsi="Consolas" w:eastAsia="Consolas"/>
-          <w:b w:val="0"/>
-          <w:sz w:val="19"/>
-        </w:rPr>
-        <w:t>main()</w:t>
-      </w:r>
-      <w:r>
-        <w:rPr>
-          <w:b w:val="0"/>
-          <w:i w:val="0"/>
-        </w:rPr>
-        <w:t xml:space="preserve"> and print the 10 functions with the highest cumulative time.</w:t>
+      <w:pPr>
+        <w:pStyle w:val="ListNumber"/>
+      </w:pPr>
+      <w:r>
+        <w:rPr>
+          <w:b/>
+        </w:rPr>
+        <w:t xml:space="preserve">Line 3. </w:t>
+      </w:r>
+      <w:r>
+        <w:rPr>
+          <w:b w:val="0"/>
+          <w:i w:val="0"/>
+        </w:rPr>
+        <w:t>The file read sits inside the timed loop, so the number is mostly I/O.</w:t>
+      </w:r>
+    </w:p>
+    <w:p>
+      <w:pPr>
+        <w:pStyle w:val="ListNumber"/>
+      </w:pPr>
+      <w:r>
+        <w:rPr>
+          <w:b/>
+        </w:rPr>
+        <w:t xml:space="preserve">Line 5. </w:t>
+      </w:r>
+      <w:r>
+        <w:rPr>
+          <w:b w:val="0"/>
+          <w:i w:val="0"/>
+        </w:rPr>
+        <w:t>An average over runs, inflated by any background activity.</w:t>
+      </w:r>
+    </w:p>
+    <w:p>
+      <w:pPr>
+        <w:pStyle w:val="Heading4"/>
+      </w:pPr>
+      <w:r>
+        <w:t>Worked example: strong code</w:t>
       </w:r>
     </w:p>
     <w:tbl>
@@ -6051,7 +5616,7 @@
                 <w:b w:val="0"/>
                 <w:sz w:val="16"/>
               </w:rPr>
-              <w:t>cProfile.run("main()", "profile.out")</w:t>
+              <w:t>import time</w:t>
             </w:r>
           </w:p>
           <w:p>
@@ -6074,7 +5639,668 @@
                 <w:b w:val="0"/>
                 <w:sz w:val="16"/>
               </w:rPr>
-              <w:t>pstats.Stats("profile.out").sort_stats("_____(1)")._____(2)(10)</w:t>
+              <w:t>from collections.abc import Callable</w:t>
+            </w:r>
+          </w:p>
+          <w:p>
+            <w:pPr>
+              <w:spacing w:before="0" w:after="0" w:line="240" w:lineRule="auto"/>
+              <w:ind w:left="567" w:hanging="567"/>
+            </w:pPr>
+            <w:r>
+              <w:rPr>
+                <w:rFonts w:ascii="Consolas" w:hAnsi="Consolas" w:eastAsia="Consolas"/>
+                <w:b w:val="0"/>
+                <w:color w:val="5B6875"/>
+                <w:sz w:val="16"/>
+              </w:rPr>
+              <w:t xml:space="preserve">   3  </w:t>
+            </w:r>
+            <w:r>
+              <w:rPr>
+                <w:rFonts w:ascii="Consolas" w:hAnsi="Consolas" w:eastAsia="Consolas"/>
+                <w:b w:val="0"/>
+                <w:sz w:val="16"/>
+              </w:rPr>
+              <w:t xml:space="preserve"> </w:t>
+            </w:r>
+          </w:p>
+          <w:p>
+            <w:pPr>
+              <w:spacing w:before="0" w:after="0" w:line="240" w:lineRule="auto"/>
+              <w:ind w:left="567" w:hanging="567"/>
+            </w:pPr>
+            <w:r>
+              <w:rPr>
+                <w:rFonts w:ascii="Consolas" w:hAnsi="Consolas" w:eastAsia="Consolas"/>
+                <w:b w:val="0"/>
+                <w:color w:val="5B6875"/>
+                <w:sz w:val="16"/>
+              </w:rPr>
+              <w:t xml:space="preserve">   4  </w:t>
+            </w:r>
+            <w:r>
+              <w:rPr>
+                <w:rFonts w:ascii="Consolas" w:hAnsi="Consolas" w:eastAsia="Consolas"/>
+                <w:b w:val="0"/>
+                <w:sz w:val="16"/>
+              </w:rPr>
+              <w:t xml:space="preserve"> </w:t>
+            </w:r>
+          </w:p>
+          <w:p>
+            <w:pPr>
+              <w:spacing w:before="0" w:after="0" w:line="240" w:lineRule="auto"/>
+              <w:ind w:left="567" w:hanging="567"/>
+            </w:pPr>
+            <w:r>
+              <w:rPr>
+                <w:rFonts w:ascii="Consolas" w:hAnsi="Consolas" w:eastAsia="Consolas"/>
+                <w:b w:val="0"/>
+                <w:color w:val="5B6875"/>
+                <w:sz w:val="16"/>
+              </w:rPr>
+              <w:t xml:space="preserve">   5  </w:t>
+            </w:r>
+            <w:r>
+              <w:rPr>
+                <w:rFonts w:ascii="Consolas" w:hAnsi="Consolas" w:eastAsia="Consolas"/>
+                <w:b w:val="0"/>
+                <w:sz w:val="16"/>
+              </w:rPr>
+              <w:t>def best_time(fn: Callable[[], object], repeat: int = 5, number: int = 10) -&gt; float:</w:t>
+            </w:r>
+          </w:p>
+          <w:p>
+            <w:pPr>
+              <w:spacing w:before="0" w:after="0" w:line="240" w:lineRule="auto"/>
+              <w:ind w:left="567" w:hanging="567"/>
+            </w:pPr>
+            <w:r>
+              <w:rPr>
+                <w:rFonts w:ascii="Consolas" w:hAnsi="Consolas" w:eastAsia="Consolas"/>
+                <w:b w:val="0"/>
+                <w:color w:val="5B6875"/>
+                <w:sz w:val="16"/>
+              </w:rPr>
+              <w:t xml:space="preserve">   6  </w:t>
+            </w:r>
+            <w:r>
+              <w:rPr>
+                <w:rFonts w:ascii="Consolas" w:hAnsi="Consolas" w:eastAsia="Consolas"/>
+                <w:b w:val="0"/>
+                <w:sz w:val="16"/>
+              </w:rPr>
+              <w:t xml:space="preserve">    """Best per-call time in seconds over `repeat` rounds of `number` calls."""</w:t>
+            </w:r>
+          </w:p>
+          <w:p>
+            <w:pPr>
+              <w:spacing w:before="0" w:after="0" w:line="240" w:lineRule="auto"/>
+              <w:ind w:left="567" w:hanging="567"/>
+            </w:pPr>
+            <w:r>
+              <w:rPr>
+                <w:rFonts w:ascii="Consolas" w:hAnsi="Consolas" w:eastAsia="Consolas"/>
+                <w:b w:val="0"/>
+                <w:color w:val="5B6875"/>
+                <w:sz w:val="16"/>
+              </w:rPr>
+              <w:t xml:space="preserve">   7  </w:t>
+            </w:r>
+            <w:r>
+              <w:rPr>
+                <w:rFonts w:ascii="Consolas" w:hAnsi="Consolas" w:eastAsia="Consolas"/>
+                <w:b w:val="0"/>
+                <w:sz w:val="16"/>
+              </w:rPr>
+              <w:t xml:space="preserve">    if repeat &lt; 1 or number &lt; 1:</w:t>
+            </w:r>
+          </w:p>
+          <w:p>
+            <w:pPr>
+              <w:spacing w:before="0" w:after="0" w:line="240" w:lineRule="auto"/>
+              <w:ind w:left="567" w:hanging="567"/>
+            </w:pPr>
+            <w:r>
+              <w:rPr>
+                <w:rFonts w:ascii="Consolas" w:hAnsi="Consolas" w:eastAsia="Consolas"/>
+                <w:b w:val="0"/>
+                <w:color w:val="5B6875"/>
+                <w:sz w:val="16"/>
+              </w:rPr>
+              <w:t xml:space="preserve">   8  </w:t>
+            </w:r>
+            <w:r>
+              <w:rPr>
+                <w:rFonts w:ascii="Consolas" w:hAnsi="Consolas" w:eastAsia="Consolas"/>
+                <w:b w:val="0"/>
+                <w:sz w:val="16"/>
+              </w:rPr>
+              <w:t xml:space="preserve">        raise ValueError("repeat and number must be at least 1")</w:t>
+            </w:r>
+          </w:p>
+          <w:p>
+            <w:pPr>
+              <w:spacing w:before="0" w:after="0" w:line="240" w:lineRule="auto"/>
+              <w:ind w:left="567" w:hanging="567"/>
+            </w:pPr>
+            <w:r>
+              <w:rPr>
+                <w:rFonts w:ascii="Consolas" w:hAnsi="Consolas" w:eastAsia="Consolas"/>
+                <w:b w:val="0"/>
+                <w:color w:val="5B6875"/>
+                <w:sz w:val="16"/>
+              </w:rPr>
+              <w:t xml:space="preserve">   9  </w:t>
+            </w:r>
+            <w:r>
+              <w:rPr>
+                <w:rFonts w:ascii="Consolas" w:hAnsi="Consolas" w:eastAsia="Consolas"/>
+                <w:b w:val="0"/>
+                <w:sz w:val="16"/>
+              </w:rPr>
+              <w:t xml:space="preserve">    best = float("inf")</w:t>
+            </w:r>
+          </w:p>
+          <w:p>
+            <w:pPr>
+              <w:spacing w:before="0" w:after="0" w:line="240" w:lineRule="auto"/>
+              <w:ind w:left="567" w:hanging="567"/>
+            </w:pPr>
+            <w:r>
+              <w:rPr>
+                <w:rFonts w:ascii="Consolas" w:hAnsi="Consolas" w:eastAsia="Consolas"/>
+                <w:b w:val="0"/>
+                <w:color w:val="5B6875"/>
+                <w:sz w:val="16"/>
+              </w:rPr>
+              <w:t xml:space="preserve">  10  </w:t>
+            </w:r>
+            <w:r>
+              <w:rPr>
+                <w:rFonts w:ascii="Consolas" w:hAnsi="Consolas" w:eastAsia="Consolas"/>
+                <w:b w:val="0"/>
+                <w:sz w:val="16"/>
+              </w:rPr>
+              <w:t xml:space="preserve">    for _ in range(repeat):</w:t>
+            </w:r>
+          </w:p>
+          <w:p>
+            <w:pPr>
+              <w:spacing w:before="0" w:after="0" w:line="240" w:lineRule="auto"/>
+              <w:ind w:left="567" w:hanging="567"/>
+            </w:pPr>
+            <w:r>
+              <w:rPr>
+                <w:rFonts w:ascii="Consolas" w:hAnsi="Consolas" w:eastAsia="Consolas"/>
+                <w:b/>
+                <w:color w:val="5B6875"/>
+                <w:sz w:val="16"/>
+              </w:rPr>
+              <w:t xml:space="preserve"> [1]  </w:t>
+            </w:r>
+            <w:r>
+              <w:rPr>
+                <w:rFonts w:ascii="Consolas" w:hAnsi="Consolas" w:eastAsia="Consolas"/>
+                <w:b w:val="0"/>
+                <w:sz w:val="16"/>
+              </w:rPr>
+              <w:t xml:space="preserve">        start = time.perf_counter()</w:t>
+            </w:r>
+          </w:p>
+          <w:p>
+            <w:pPr>
+              <w:spacing w:before="0" w:after="0" w:line="240" w:lineRule="auto"/>
+              <w:ind w:left="567" w:hanging="567"/>
+            </w:pPr>
+            <w:r>
+              <w:rPr>
+                <w:rFonts w:ascii="Consolas" w:hAnsi="Consolas" w:eastAsia="Consolas"/>
+                <w:b w:val="0"/>
+                <w:color w:val="5B6875"/>
+                <w:sz w:val="16"/>
+              </w:rPr>
+              <w:t xml:space="preserve">  12  </w:t>
+            </w:r>
+            <w:r>
+              <w:rPr>
+                <w:rFonts w:ascii="Consolas" w:hAnsi="Consolas" w:eastAsia="Consolas"/>
+                <w:b w:val="0"/>
+                <w:sz w:val="16"/>
+              </w:rPr>
+              <w:t xml:space="preserve">        for _ in range(number):</w:t>
+            </w:r>
+          </w:p>
+          <w:p>
+            <w:pPr>
+              <w:spacing w:before="0" w:after="0" w:line="240" w:lineRule="auto"/>
+              <w:ind w:left="567" w:hanging="567"/>
+            </w:pPr>
+            <w:r>
+              <w:rPr>
+                <w:rFonts w:ascii="Consolas" w:hAnsi="Consolas" w:eastAsia="Consolas"/>
+                <w:b w:val="0"/>
+                <w:color w:val="5B6875"/>
+                <w:sz w:val="16"/>
+              </w:rPr>
+              <w:t xml:space="preserve">  13  </w:t>
+            </w:r>
+            <w:r>
+              <w:rPr>
+                <w:rFonts w:ascii="Consolas" w:hAnsi="Consolas" w:eastAsia="Consolas"/>
+                <w:b w:val="0"/>
+                <w:sz w:val="16"/>
+              </w:rPr>
+              <w:t xml:space="preserve">            fn()</w:t>
+            </w:r>
+          </w:p>
+          <w:p>
+            <w:pPr>
+              <w:spacing w:before="0" w:after="0" w:line="240" w:lineRule="auto"/>
+              <w:ind w:left="567" w:hanging="567"/>
+            </w:pPr>
+            <w:r>
+              <w:rPr>
+                <w:rFonts w:ascii="Consolas" w:hAnsi="Consolas" w:eastAsia="Consolas"/>
+                <w:b/>
+                <w:color w:val="5B6875"/>
+                <w:sz w:val="16"/>
+              </w:rPr>
+              <w:t xml:space="preserve"> [2]  </w:t>
+            </w:r>
+            <w:r>
+              <w:rPr>
+                <w:rFonts w:ascii="Consolas" w:hAnsi="Consolas" w:eastAsia="Consolas"/>
+                <w:b w:val="0"/>
+                <w:sz w:val="16"/>
+              </w:rPr>
+              <w:t xml:space="preserve">        best = min(best, (time.perf_counter() - start) / number)</w:t>
+            </w:r>
+          </w:p>
+          <w:p>
+            <w:pPr>
+              <w:spacing w:before="0" w:after="0" w:line="240" w:lineRule="auto"/>
+              <w:ind w:left="567" w:hanging="567"/>
+            </w:pPr>
+            <w:r>
+              <w:rPr>
+                <w:rFonts w:ascii="Consolas" w:hAnsi="Consolas" w:eastAsia="Consolas"/>
+                <w:b w:val="0"/>
+                <w:color w:val="5B6875"/>
+                <w:sz w:val="16"/>
+              </w:rPr>
+              <w:t xml:space="preserve">  15  </w:t>
+            </w:r>
+            <w:r>
+              <w:rPr>
+                <w:rFonts w:ascii="Consolas" w:hAnsi="Consolas" w:eastAsia="Consolas"/>
+                <w:b w:val="0"/>
+                <w:sz w:val="16"/>
+              </w:rPr>
+              <w:t xml:space="preserve">    return best</w:t>
+            </w:r>
+          </w:p>
+        </w:tc>
+      </w:tr>
+    </w:tbl>
+    <w:p>
+      <w:pPr>
+        <w:pStyle w:val="ListNumber"/>
+      </w:pPr>
+      <w:r>
+        <w:rPr>
+          <w:b/>
+        </w:rPr>
+        <w:t xml:space="preserve">Line 11. </w:t>
+      </w:r>
+      <w:r>
+        <w:rPr>
+          <w:b w:val="0"/>
+          <w:i w:val="0"/>
+        </w:rPr>
+        <w:t>A high-resolution clock meant for measuring intervals.</w:t>
+      </w:r>
+    </w:p>
+    <w:p>
+      <w:pPr>
+        <w:pStyle w:val="ListNumber"/>
+      </w:pPr>
+      <w:r>
+        <w:rPr>
+          <w:b/>
+        </w:rPr>
+        <w:t xml:space="preserve">Line 14. </w:t>
+      </w:r>
+      <w:r>
+        <w:rPr>
+          <w:b w:val="0"/>
+          <w:i w:val="0"/>
+        </w:rPr>
+        <w:t>Keep the fastest round: noise only ever adds time.</w:t>
+      </w:r>
+    </w:p>
+    <w:p>
+      <w:r>
+        <w:rPr>
+          <w:b w:val="0"/>
+          <w:i w:val="0"/>
+        </w:rPr>
+        <w:t>Profile to find the cost, time the change with perf_counter or timeit, keep setup out of the timing, and fix the biggest cost first.</w:t>
+      </w:r>
+    </w:p>
+    <w:p>
+      <w:pPr>
+        <w:pStyle w:val="Heading4"/>
+      </w:pPr>
+      <w:r>
+        <w:t>Recap card</w:t>
+      </w:r>
+    </w:p>
+    <w:p>
+      <w:pPr>
+        <w:pStyle w:val="ListBullet"/>
+      </w:pPr>
+      <w:r>
+        <w:rPr>
+          <w:b/>
+          <w:i w:val="0"/>
+        </w:rPr>
+        <w:t>Find where time goes</w:t>
+      </w:r>
+      <w:r>
+        <w:rPr>
+          <w:b w:val="0"/>
+          <w:i w:val="0"/>
+        </w:rPr>
+        <w:t xml:space="preserve"> cProfile with pstats sorted by cumulative, or %prun in a notebook.</w:t>
+      </w:r>
+    </w:p>
+    <w:p>
+      <w:pPr>
+        <w:pStyle w:val="ListBullet"/>
+      </w:pPr>
+      <w:r>
+        <w:rPr>
+          <w:b/>
+          <w:i w:val="0"/>
+        </w:rPr>
+        <w:t>Time a small change</w:t>
+      </w:r>
+      <w:r>
+        <w:rPr>
+          <w:b w:val="0"/>
+          <w:i w:val="0"/>
+        </w:rPr>
+        <w:t xml:space="preserve"> timeit.repeat or perf_counter. Report the minimum per call.</w:t>
+      </w:r>
+    </w:p>
+    <w:p>
+      <w:pPr>
+        <w:pStyle w:val="ListBullet"/>
+      </w:pPr>
+      <w:r>
+        <w:rPr>
+          <w:b/>
+          <w:i w:val="0"/>
+        </w:rPr>
+        <w:t>Measure memory</w:t>
+      </w:r>
+      <w:r>
+        <w:rPr>
+          <w:b w:val="0"/>
+          <w:i w:val="0"/>
+        </w:rPr>
+        <w:t xml:space="preserve"> tracemalloc peak, and df.memory_usage(deep=True) for pandas.</w:t>
+      </w:r>
+    </w:p>
+    <w:p>
+      <w:pPr>
+        <w:pStyle w:val="ListBullet"/>
+      </w:pPr>
+      <w:r>
+        <w:rPr>
+          <w:b/>
+          <w:i w:val="0"/>
+        </w:rPr>
+        <w:t>The order of work</w:t>
+      </w:r>
+      <w:r>
+        <w:rPr>
+          <w:b w:val="0"/>
+          <w:i w:val="0"/>
+        </w:rPr>
+        <w:t xml:space="preserve"> Profile, fix the biggest cost, re-measure, keep a test around the change.</w:t>
+      </w:r>
+    </w:p>
+    <w:p>
+      <w:pPr>
+        <w:pStyle w:val="Heading4"/>
+      </w:pPr>
+      <w:r>
+        <w:t>Practice</w:t>
+      </w:r>
+    </w:p>
+    <w:p>
+      <w:pPr>
+        <w:pStyle w:val="Heading5"/>
+      </w:pPr>
+      <w:r>
+        <w:t>Exercise 1. Multiple choice (level 1)</w:t>
+      </w:r>
+    </w:p>
+    <w:p>
+      <w:r>
+        <w:rPr>
+          <w:b w:val="0"/>
+          <w:i w:val="0"/>
+        </w:rPr>
+        <w:t>A job takes 40 minutes. A profile shows 36 minutes in file reading and 1 minute in the weighting function. What should you optimise first?</w:t>
+      </w:r>
+    </w:p>
+    <w:p>
+      <w:pPr>
+        <w:pStyle w:val="ListBullet"/>
+      </w:pPr>
+      <w:r>
+        <w:rPr>
+          <w:b w:val="0"/>
+          <w:i w:val="0"/>
+        </w:rPr>
+        <w:t>a) The weighting function, because loops are slow.</w:t>
+      </w:r>
+    </w:p>
+    <w:p>
+      <w:pPr>
+        <w:pStyle w:val="ListBullet"/>
+      </w:pPr>
+      <w:r>
+        <w:rPr>
+          <w:b w:val="0"/>
+          <w:i w:val="0"/>
+        </w:rPr>
+        <w:t>b) File reading.</w:t>
+      </w:r>
+    </w:p>
+    <w:p>
+      <w:pPr>
+        <w:pStyle w:val="ListBullet"/>
+      </w:pPr>
+      <w:r>
+        <w:rPr>
+          <w:b w:val="0"/>
+          <w:i w:val="0"/>
+        </w:rPr>
+        <w:t>c) Both equally.</w:t>
+      </w:r>
+    </w:p>
+    <w:p>
+      <w:pPr>
+        <w:pStyle w:val="ListBullet"/>
+      </w:pPr>
+      <w:r>
+        <w:rPr>
+          <w:b w:val="0"/>
+          <w:i w:val="0"/>
+        </w:rPr>
+        <w:t>d) Neither: buy a faster machine.</w:t>
+      </w:r>
+    </w:p>
+    <w:p>
+      <w:r>
+        <w:rPr>
+          <w:b/>
+          <w:i w:val="0"/>
+        </w:rPr>
+        <w:t>Why?</w:t>
+      </w:r>
+    </w:p>
+    <w:p>
+      <w:pPr>
+        <w:pStyle w:val="ListBullet"/>
+      </w:pPr>
+      <w:r>
+        <w:rPr>
+          <w:b w:val="0"/>
+          <w:i w:val="0"/>
+        </w:rPr>
+        <w:t>r1) A 1-minute function can save at most 1 minute. Reading holds 90% of the time.</w:t>
+      </w:r>
+    </w:p>
+    <w:p>
+      <w:pPr>
+        <w:pStyle w:val="ListBullet"/>
+      </w:pPr>
+      <w:r>
+        <w:rPr>
+          <w:b w:val="0"/>
+          <w:i w:val="0"/>
+        </w:rPr>
+        <w:t>r2) I/O is always the bottleneck.</w:t>
+      </w:r>
+    </w:p>
+    <w:p>
+      <w:pPr>
+        <w:pStyle w:val="Heading5"/>
+      </w:pPr>
+      <w:r>
+        <w:t>Exercise 2. Predict the output (level 2)</w:t>
+      </w:r>
+    </w:p>
+    <w:p>
+      <w:r>
+        <w:rPr>
+          <w:b w:val="0"/>
+          <w:i w:val="0"/>
+        </w:rPr>
+        <w:t>What does this print?</w:t>
+      </w:r>
+    </w:p>
+    <w:tbl>
+      <w:tblPr>
+        <w:tblW w:type="auto" w:w="0"/>
+        <w:jc w:val="left"/>
+        <w:tblLook w:firstColumn="1" w:firstRow="1" w:lastColumn="0" w:lastRow="0" w:noHBand="0" w:noVBand="1" w:val="04A0"/>
+      </w:tblPr>
+      <w:tblGrid>
+        <w:gridCol w:w="8221"/>
+      </w:tblGrid>
+      <w:tr>
+        <w:tc>
+          <w:tcPr>
+            <w:tcW w:type="dxa" w:w="8221"/>
+            <w:shd w:val="clear" w:color="auto" w:fill="F2F4F7"/>
+          </w:tcPr>
+          <w:p>
+            <w:pPr>
+              <w:spacing w:before="0" w:after="0" w:line="240" w:lineRule="auto"/>
+              <w:ind w:left="567" w:hanging="567"/>
+            </w:pPr>
+            <w:r>
+              <w:rPr>
+                <w:rFonts w:ascii="Consolas" w:hAnsi="Consolas" w:eastAsia="Consolas"/>
+                <w:b w:val="0"/>
+                <w:color w:val="5B6875"/>
+                <w:sz w:val="16"/>
+              </w:rPr>
+              <w:t xml:space="preserve">   1  </w:t>
+            </w:r>
+            <w:r>
+              <w:rPr>
+                <w:rFonts w:ascii="Consolas" w:hAnsi="Consolas" w:eastAsia="Consolas"/>
+                <w:b w:val="0"/>
+                <w:sz w:val="16"/>
+              </w:rPr>
+              <w:t>import timeit</w:t>
+            </w:r>
+          </w:p>
+          <w:p>
+            <w:pPr>
+              <w:spacing w:before="0" w:after="0" w:line="240" w:lineRule="auto"/>
+              <w:ind w:left="567" w:hanging="567"/>
+            </w:pPr>
+            <w:r>
+              <w:rPr>
+                <w:rFonts w:ascii="Consolas" w:hAnsi="Consolas" w:eastAsia="Consolas"/>
+                <w:b w:val="0"/>
+                <w:color w:val="5B6875"/>
+                <w:sz w:val="16"/>
+              </w:rPr>
+              <w:t xml:space="preserve">   2  </w:t>
+            </w:r>
+            <w:r>
+              <w:rPr>
+                <w:rFonts w:ascii="Consolas" w:hAnsi="Consolas" w:eastAsia="Consolas"/>
+                <w:b w:val="0"/>
+                <w:sz w:val="16"/>
+              </w:rPr>
+              <w:t xml:space="preserve"> </w:t>
+            </w:r>
+          </w:p>
+          <w:p>
+            <w:pPr>
+              <w:spacing w:before="0" w:after="0" w:line="240" w:lineRule="auto"/>
+              <w:ind w:left="567" w:hanging="567"/>
+            </w:pPr>
+            <w:r>
+              <w:rPr>
+                <w:rFonts w:ascii="Consolas" w:hAnsi="Consolas" w:eastAsia="Consolas"/>
+                <w:b w:val="0"/>
+                <w:color w:val="5B6875"/>
+                <w:sz w:val="16"/>
+              </w:rPr>
+              <w:t xml:space="preserve">   3  </w:t>
+            </w:r>
+            <w:r>
+              <w:rPr>
+                <w:rFonts w:ascii="Consolas" w:hAnsi="Consolas" w:eastAsia="Consolas"/>
+                <w:b w:val="0"/>
+                <w:sz w:val="16"/>
+              </w:rPr>
+              <w:t>rounds = timeit.repeat(lambda: sum(range(1000)), repeat=5, number=100)</w:t>
+            </w:r>
+          </w:p>
+          <w:p>
+            <w:pPr>
+              <w:spacing w:before="0" w:after="0" w:line="240" w:lineRule="auto"/>
+              <w:ind w:left="567" w:hanging="567"/>
+            </w:pPr>
+            <w:r>
+              <w:rPr>
+                <w:rFonts w:ascii="Consolas" w:hAnsi="Consolas" w:eastAsia="Consolas"/>
+                <w:b w:val="0"/>
+                <w:color w:val="5B6875"/>
+                <w:sz w:val="16"/>
+              </w:rPr>
+              <w:t xml:space="preserve">   4  </w:t>
+            </w:r>
+            <w:r>
+              <w:rPr>
+                <w:rFonts w:ascii="Consolas" w:hAnsi="Consolas" w:eastAsia="Consolas"/>
+                <w:b w:val="0"/>
+                <w:sz w:val="16"/>
+              </w:rPr>
+              <w:t>print(len(rounds))</w:t>
             </w:r>
           </w:p>
         </w:tc>
@@ -6086,7 +6312,7 @@
         <w:pStyle w:val="Heading5"/>
       </w:pPr>
       <w:r>
-        <w:t>Exercise 4. Write the function (level 3)</w:t>
+        <w:t>Exercise 3. Fill the gap (level 2)</w:t>
       </w:r>
     </w:p>
     <w:p>
@@ -6095,6 +6321,103 @@
           <w:b w:val="0"/>
           <w:i w:val="0"/>
         </w:rPr>
+        <w:t xml:space="preserve">Profile </w:t>
+      </w:r>
+      <w:r>
+        <w:rPr>
+          <w:rFonts w:ascii="Consolas" w:hAnsi="Consolas" w:eastAsia="Consolas"/>
+          <w:b w:val="0"/>
+          <w:sz w:val="19"/>
+        </w:rPr>
+        <w:t>main()</w:t>
+      </w:r>
+      <w:r>
+        <w:rPr>
+          <w:b w:val="0"/>
+          <w:i w:val="0"/>
+        </w:rPr>
+        <w:t xml:space="preserve"> and print the 10 functions with the highest cumulative time.</w:t>
+      </w:r>
+    </w:p>
+    <w:tbl>
+      <w:tblPr>
+        <w:tblW w:type="auto" w:w="0"/>
+        <w:jc w:val="left"/>
+        <w:tblLook w:firstColumn="1" w:firstRow="1" w:lastColumn="0" w:lastRow="0" w:noHBand="0" w:noVBand="1" w:val="04A0"/>
+      </w:tblPr>
+      <w:tblGrid>
+        <w:gridCol w:w="8221"/>
+      </w:tblGrid>
+      <w:tr>
+        <w:tc>
+          <w:tcPr>
+            <w:tcW w:type="dxa" w:w="8221"/>
+            <w:shd w:val="clear" w:color="auto" w:fill="F2F4F7"/>
+          </w:tcPr>
+          <w:p>
+            <w:pPr>
+              <w:spacing w:before="0" w:after="0" w:line="240" w:lineRule="auto"/>
+              <w:ind w:left="567" w:hanging="567"/>
+            </w:pPr>
+            <w:r>
+              <w:rPr>
+                <w:rFonts w:ascii="Consolas" w:hAnsi="Consolas" w:eastAsia="Consolas"/>
+                <w:b w:val="0"/>
+                <w:color w:val="5B6875"/>
+                <w:sz w:val="16"/>
+              </w:rPr>
+              <w:t xml:space="preserve">   1  </w:t>
+            </w:r>
+            <w:r>
+              <w:rPr>
+                <w:rFonts w:ascii="Consolas" w:hAnsi="Consolas" w:eastAsia="Consolas"/>
+                <w:b w:val="0"/>
+                <w:sz w:val="16"/>
+              </w:rPr>
+              <w:t>cProfile.run("main()", "profile.out")</w:t>
+            </w:r>
+          </w:p>
+          <w:p>
+            <w:pPr>
+              <w:spacing w:before="0" w:after="0" w:line="240" w:lineRule="auto"/>
+              <w:ind w:left="567" w:hanging="567"/>
+            </w:pPr>
+            <w:r>
+              <w:rPr>
+                <w:rFonts w:ascii="Consolas" w:hAnsi="Consolas" w:eastAsia="Consolas"/>
+                <w:b w:val="0"/>
+                <w:color w:val="5B6875"/>
+                <w:sz w:val="16"/>
+              </w:rPr>
+              <w:t xml:space="preserve">   2  </w:t>
+            </w:r>
+            <w:r>
+              <w:rPr>
+                <w:rFonts w:ascii="Consolas" w:hAnsi="Consolas" w:eastAsia="Consolas"/>
+                <w:b w:val="0"/>
+                <w:sz w:val="16"/>
+              </w:rPr>
+              <w:t>pstats.Stats("profile.out").sort_stats("_____(1)")._____(2)(10)</w:t>
+            </w:r>
+          </w:p>
+        </w:tc>
+      </w:tr>
+    </w:tbl>
+    <w:p/>
+    <w:p>
+      <w:pPr>
+        <w:pStyle w:val="Heading5"/>
+      </w:pPr>
+      <w:r>
+        <w:t>Exercise 4. Write the function (level 3)</w:t>
+      </w:r>
+    </w:p>
+    <w:p>
+      <w:r>
+        <w:rPr>
+          <w:b w:val="0"/>
+          <w:i w:val="0"/>
+        </w:rPr>
         <w:t xml:space="preserve">Write </w:t>
       </w:r>
       <w:r>
@@ -6218,6 +6541,217 @@
         <w:t xml:space="preserve"> is below 1.</w:t>
       </w:r>
     </w:p>
+    <w:p>
+      <w:r>
+        <w:rPr>
+          <w:b w:val="0"/>
+          <w:i w:val="0"/>
+        </w:rPr>
+        <w:t>Your code must pass these checks:</w:t>
+      </w:r>
+    </w:p>
+    <w:p>
+      <w:pPr>
+        <w:pStyle w:val="ListBullet"/>
+      </w:pPr>
+      <w:r>
+        <w:rPr>
+          <w:b w:val="0"/>
+          <w:i w:val="0"/>
+        </w:rPr>
+        <w:t>Call fn number times in each of repeat rounds (3 × 4 = 12 calls), and return a float.</w:t>
+      </w:r>
+    </w:p>
+    <w:p>
+      <w:pPr>
+        <w:pStyle w:val="ListBullet"/>
+      </w:pPr>
+      <w:r>
+        <w:rPr>
+          <w:b w:val="0"/>
+          <w:i w:val="0"/>
+        </w:rPr>
+        <w:t>Return the smallest round time divided by number: rounds of 2, 1 and 3 seconds over 2 calls give 0.5.</w:t>
+      </w:r>
+    </w:p>
+    <w:p>
+      <w:pPr>
+        <w:pStyle w:val="ListBullet"/>
+      </w:pPr>
+      <w:r>
+        <w:rPr>
+          <w:b w:val="0"/>
+          <w:i w:val="0"/>
+        </w:rPr>
+        <w:t>repeat or number below 1 must raise ValueError.</w:t>
+      </w:r>
+    </w:p>
+    <w:p>
+      <w:r>
+        <w:rPr>
+          <w:b w:val="0"/>
+          <w:i w:val="0"/>
+        </w:rPr>
+        <w:t>Shape of the answer. The reference solution defines these names. Write the bodies yourself.</w:t>
+      </w:r>
+    </w:p>
+    <w:tbl>
+      <w:tblPr>
+        <w:tblW w:type="auto" w:w="0"/>
+        <w:jc w:val="left"/>
+        <w:tblLook w:firstColumn="1" w:firstRow="1" w:lastColumn="0" w:lastRow="0" w:noHBand="0" w:noVBand="1" w:val="04A0"/>
+      </w:tblPr>
+      <w:tblGrid>
+        <w:gridCol w:w="8221"/>
+      </w:tblGrid>
+      <w:tr>
+        <w:tc>
+          <w:tcPr>
+            <w:tcW w:type="dxa" w:w="8221"/>
+            <w:shd w:val="clear" w:color="auto" w:fill="F2F4F7"/>
+          </w:tcPr>
+          <w:p>
+            <w:pPr>
+              <w:spacing w:before="0" w:after="0" w:line="240" w:lineRule="auto"/>
+              <w:ind w:left="567" w:hanging="567"/>
+            </w:pPr>
+            <w:r>
+              <w:rPr>
+                <w:rFonts w:ascii="Consolas" w:hAnsi="Consolas" w:eastAsia="Consolas"/>
+                <w:b w:val="0"/>
+                <w:color w:val="5B6875"/>
+                <w:sz w:val="16"/>
+              </w:rPr>
+              <w:t xml:space="preserve">   1  </w:t>
+            </w:r>
+            <w:r>
+              <w:rPr>
+                <w:rFonts w:ascii="Consolas" w:hAnsi="Consolas" w:eastAsia="Consolas"/>
+                <w:b w:val="0"/>
+                <w:sz w:val="16"/>
+              </w:rPr>
+              <w:t># Best per-call time over several rounds.</w:t>
+            </w:r>
+          </w:p>
+          <w:p>
+            <w:pPr>
+              <w:spacing w:before="0" w:after="0" w:line="240" w:lineRule="auto"/>
+              <w:ind w:left="567" w:hanging="567"/>
+            </w:pPr>
+            <w:r>
+              <w:rPr>
+                <w:rFonts w:ascii="Consolas" w:hAnsi="Consolas" w:eastAsia="Consolas"/>
+                <w:b w:val="0"/>
+                <w:color w:val="5B6875"/>
+                <w:sz w:val="16"/>
+              </w:rPr>
+              <w:t xml:space="preserve">   2  </w:t>
+            </w:r>
+            <w:r>
+              <w:rPr>
+                <w:rFonts w:ascii="Consolas" w:hAnsi="Consolas" w:eastAsia="Consolas"/>
+                <w:b w:val="0"/>
+                <w:sz w:val="16"/>
+              </w:rPr>
+              <w:t>def best_time(</w:t>
+            </w:r>
+          </w:p>
+          <w:p>
+            <w:pPr>
+              <w:spacing w:before="0" w:after="0" w:line="240" w:lineRule="auto"/>
+              <w:ind w:left="567" w:hanging="567"/>
+            </w:pPr>
+            <w:r>
+              <w:rPr>
+                <w:rFonts w:ascii="Consolas" w:hAnsi="Consolas" w:eastAsia="Consolas"/>
+                <w:b w:val="0"/>
+                <w:color w:val="5B6875"/>
+                <w:sz w:val="16"/>
+              </w:rPr>
+              <w:t xml:space="preserve">   3  </w:t>
+            </w:r>
+            <w:r>
+              <w:rPr>
+                <w:rFonts w:ascii="Consolas" w:hAnsi="Consolas" w:eastAsia="Consolas"/>
+                <w:b w:val="0"/>
+                <w:sz w:val="16"/>
+              </w:rPr>
+              <w:t xml:space="preserve">    fn: Callable[[], object],</w:t>
+            </w:r>
+          </w:p>
+          <w:p>
+            <w:pPr>
+              <w:spacing w:before="0" w:after="0" w:line="240" w:lineRule="auto"/>
+              <w:ind w:left="567" w:hanging="567"/>
+            </w:pPr>
+            <w:r>
+              <w:rPr>
+                <w:rFonts w:ascii="Consolas" w:hAnsi="Consolas" w:eastAsia="Consolas"/>
+                <w:b w:val="0"/>
+                <w:color w:val="5B6875"/>
+                <w:sz w:val="16"/>
+              </w:rPr>
+              <w:t xml:space="preserve">   4  </w:t>
+            </w:r>
+            <w:r>
+              <w:rPr>
+                <w:rFonts w:ascii="Consolas" w:hAnsi="Consolas" w:eastAsia="Consolas"/>
+                <w:b w:val="0"/>
+                <w:sz w:val="16"/>
+              </w:rPr>
+              <w:t xml:space="preserve">    repeat: int = 5,</w:t>
+            </w:r>
+          </w:p>
+          <w:p>
+            <w:pPr>
+              <w:spacing w:before="0" w:after="0" w:line="240" w:lineRule="auto"/>
+              <w:ind w:left="567" w:hanging="567"/>
+            </w:pPr>
+            <w:r>
+              <w:rPr>
+                <w:rFonts w:ascii="Consolas" w:hAnsi="Consolas" w:eastAsia="Consolas"/>
+                <w:b w:val="0"/>
+                <w:color w:val="5B6875"/>
+                <w:sz w:val="16"/>
+              </w:rPr>
+              <w:t xml:space="preserve">   5  </w:t>
+            </w:r>
+            <w:r>
+              <w:rPr>
+                <w:rFonts w:ascii="Consolas" w:hAnsi="Consolas" w:eastAsia="Consolas"/>
+                <w:b w:val="0"/>
+                <w:sz w:val="16"/>
+              </w:rPr>
+              <w:t xml:space="preserve">    number: int = 10,</w:t>
+            </w:r>
+          </w:p>
+          <w:p>
+            <w:pPr>
+              <w:spacing w:before="0" w:after="0" w:line="240" w:lineRule="auto"/>
+              <w:ind w:left="567" w:hanging="567"/>
+            </w:pPr>
+            <w:r>
+              <w:rPr>
+                <w:rFonts w:ascii="Consolas" w:hAnsi="Consolas" w:eastAsia="Consolas"/>
+                <w:b w:val="0"/>
+                <w:color w:val="5B6875"/>
+                <w:sz w:val="16"/>
+              </w:rPr>
+              <w:t xml:space="preserve">   6  </w:t>
+            </w:r>
+            <w:r>
+              <w:rPr>
+                <w:rFonts w:ascii="Consolas" w:hAnsi="Consolas" w:eastAsia="Consolas"/>
+                <w:b w:val="0"/>
+                <w:sz w:val="16"/>
+              </w:rPr>
+              <w:t>) -&gt; float: ...</w:t>
+            </w:r>
+          </w:p>
+        </w:tc>
+      </w:tr>
+    </w:tbl>
+    <w:p/>
     <w:p>
       <w:r>
         <w:rPr>

--- a/site/downloads/handbook-B17.docx
+++ b/site/downloads/handbook-B17.docx
@@ -4601,6 +4601,218 @@
         <w:t>Hypothesis does not run in the browser. The checker reads your code. Run it locally with pytest.</w:t>
       </w:r>
     </w:p>
+    <w:p>
+      <w:r>
+        <w:rPr>
+          <w:b/>
+          <w:i w:val="0"/>
+        </w:rPr>
+        <w:t>What you need to know.</w:t>
+      </w:r>
+    </w:p>
+    <w:p>
+      <w:r>
+        <w:rPr>
+          <w:b w:val="0"/>
+          <w:i w:val="0"/>
+        </w:rPr>
+        <w:t xml:space="preserve">Hypothesis builds test inputs from </w:t>
+      </w:r>
+      <w:r>
+        <w:rPr>
+          <w:b/>
+          <w:i w:val="0"/>
+        </w:rPr>
+        <w:t>strategies</w:t>
+      </w:r>
+      <w:r>
+        <w:rPr>
+          <w:b w:val="0"/>
+          <w:i w:val="0"/>
+        </w:rPr>
+        <w:t>:</w:t>
+      </w:r>
+    </w:p>
+    <w:p>
+      <w:pPr>
+        <w:pStyle w:val="ListBullet"/>
+      </w:pPr>
+      <w:r>
+        <w:rPr>
+          <w:rFonts w:ascii="Consolas" w:hAnsi="Consolas" w:eastAsia="Consolas"/>
+          <w:b w:val="0"/>
+          <w:sz w:val="19"/>
+        </w:rPr>
+        <w:t>st.sampled_from(["x", "y"])</w:t>
+      </w:r>
+      <w:r>
+        <w:rPr>
+          <w:b w:val="0"/>
+          <w:i w:val="0"/>
+        </w:rPr>
+        <w:t xml:space="preserve"> picks one value from the list.</w:t>
+      </w:r>
+    </w:p>
+    <w:p>
+      <w:pPr>
+        <w:pStyle w:val="ListBullet"/>
+      </w:pPr>
+      <w:r>
+        <w:rPr>
+          <w:rFonts w:ascii="Consolas" w:hAnsi="Consolas" w:eastAsia="Consolas"/>
+          <w:b w:val="0"/>
+          <w:sz w:val="19"/>
+        </w:rPr>
+        <w:t>st.integers(0, 5)</w:t>
+      </w:r>
+      <w:r>
+        <w:rPr>
+          <w:b w:val="0"/>
+          <w:i w:val="0"/>
+        </w:rPr>
+        <w:t xml:space="preserve"> picks an integer from 0 to 5.</w:t>
+      </w:r>
+    </w:p>
+    <w:p>
+      <w:pPr>
+        <w:pStyle w:val="ListBullet"/>
+      </w:pPr>
+      <w:r>
+        <w:rPr>
+          <w:rFonts w:ascii="Consolas" w:hAnsi="Consolas" w:eastAsia="Consolas"/>
+          <w:b w:val="0"/>
+          <w:sz w:val="19"/>
+        </w:rPr>
+        <w:t>st.tuples(a, b)</w:t>
+      </w:r>
+      <w:r>
+        <w:rPr>
+          <w:b w:val="0"/>
+          <w:i w:val="0"/>
+        </w:rPr>
+        <w:t xml:space="preserve"> builds a tuple from two strategies, and </w:t>
+      </w:r>
+      <w:r>
+        <w:rPr>
+          <w:rFonts w:ascii="Consolas" w:hAnsi="Consolas" w:eastAsia="Consolas"/>
+          <w:b w:val="0"/>
+          <w:sz w:val="19"/>
+        </w:rPr>
+        <w:t>st.lists(s)</w:t>
+      </w:r>
+      <w:r>
+        <w:rPr>
+          <w:b w:val="0"/>
+          <w:i w:val="0"/>
+        </w:rPr>
+        <w:t xml:space="preserve"> a list of any length.</w:t>
+      </w:r>
+    </w:p>
+    <w:p>
+      <w:r>
+        <w:rPr>
+          <w:rFonts w:ascii="Consolas" w:hAnsi="Consolas" w:eastAsia="Consolas"/>
+          <w:b w:val="0"/>
+          <w:sz w:val="19"/>
+        </w:rPr>
+        <w:t>@given(strategy)</w:t>
+      </w:r>
+      <w:r>
+        <w:rPr>
+          <w:b w:val="0"/>
+          <w:i w:val="0"/>
+        </w:rPr>
+        <w:t xml:space="preserve"> above a test function runs it many times. Each run passes a new generated value as the function's argument:</w:t>
+      </w:r>
+    </w:p>
+    <w:tbl>
+      <w:tblPr>
+        <w:tblW w:type="auto" w:w="0"/>
+        <w:jc w:val="left"/>
+        <w:tblLook w:firstColumn="1" w:firstRow="1" w:lastColumn="0" w:lastRow="0" w:noHBand="0" w:noVBand="1" w:val="04A0"/>
+      </w:tblPr>
+      <w:tblGrid>
+        <w:gridCol w:w="8221"/>
+      </w:tblGrid>
+      <w:tr>
+        <w:tc>
+          <w:tcPr>
+            <w:tcW w:type="dxa" w:w="8221"/>
+            <w:shd w:val="clear" w:color="auto" w:fill="F2F4F7"/>
+          </w:tcPr>
+          <w:p>
+            <w:pPr>
+              <w:spacing w:before="0" w:after="0" w:line="240" w:lineRule="auto"/>
+              <w:ind w:left="567" w:hanging="567"/>
+            </w:pPr>
+            <w:r>
+              <w:rPr>
+                <w:rFonts w:ascii="Consolas" w:hAnsi="Consolas" w:eastAsia="Consolas"/>
+                <w:b w:val="0"/>
+                <w:color w:val="5B6875"/>
+                <w:sz w:val="16"/>
+              </w:rPr>
+              <w:t xml:space="preserve">   1  </w:t>
+            </w:r>
+            <w:r>
+              <w:rPr>
+                <w:rFonts w:ascii="Consolas" w:hAnsi="Consolas" w:eastAsia="Consolas"/>
+                <w:b w:val="0"/>
+                <w:sz w:val="16"/>
+              </w:rPr>
+              <w:t>@given(st.lists(st.integers(0, 9)))</w:t>
+            </w:r>
+          </w:p>
+          <w:p>
+            <w:pPr>
+              <w:spacing w:before="0" w:after="0" w:line="240" w:lineRule="auto"/>
+              <w:ind w:left="567" w:hanging="567"/>
+            </w:pPr>
+            <w:r>
+              <w:rPr>
+                <w:rFonts w:ascii="Consolas" w:hAnsi="Consolas" w:eastAsia="Consolas"/>
+                <w:b w:val="0"/>
+                <w:color w:val="5B6875"/>
+                <w:sz w:val="16"/>
+              </w:rPr>
+              <w:t xml:space="preserve">   2  </w:t>
+            </w:r>
+            <w:r>
+              <w:rPr>
+                <w:rFonts w:ascii="Consolas" w:hAnsi="Consolas" w:eastAsia="Consolas"/>
+                <w:b w:val="0"/>
+                <w:sz w:val="16"/>
+              </w:rPr>
+              <w:t>def test_sort_keeps_length(values: list[int]) -&gt; None:</w:t>
+            </w:r>
+          </w:p>
+          <w:p>
+            <w:pPr>
+              <w:spacing w:before="0" w:after="0" w:line="240" w:lineRule="auto"/>
+              <w:ind w:left="567" w:hanging="567"/>
+            </w:pPr>
+            <w:r>
+              <w:rPr>
+                <w:rFonts w:ascii="Consolas" w:hAnsi="Consolas" w:eastAsia="Consolas"/>
+                <w:b w:val="0"/>
+                <w:color w:val="5B6875"/>
+                <w:sz w:val="16"/>
+              </w:rPr>
+              <w:t xml:space="preserve">   3  </w:t>
+            </w:r>
+            <w:r>
+              <w:rPr>
+                <w:rFonts w:ascii="Consolas" w:hAnsi="Consolas" w:eastAsia="Consolas"/>
+                <w:b w:val="0"/>
+                <w:sz w:val="16"/>
+              </w:rPr>
+              <w:t xml:space="preserve">    assert len(sorted(values)) == len(values)</w:t>
+            </w:r>
+          </w:p>
+        </w:tc>
+      </w:tr>
+    </w:tbl>
+    <w:p/>
     <w:p>
       <w:r>
         <w:rPr>

--- a/site/downloads/handbook-B17.docx
+++ b/site/downloads/handbook-B17.docx
@@ -7665,6 +7665,15 @@
           <w:i w:val="0"/>
         </w:rPr>
         <w:t>☐ Tests cover edge cases, including empty inputs and zeros.</w:t>
+      </w:r>
+    </w:p>
+    <w:p>
+      <w:r>
+        <w:rPr>
+          <w:b w:val="0"/>
+          <w:i w:val="0"/>
+        </w:rPr>
+        <w:t>☐ Tests use fixtures and parametrize, compare numbers with stated tolerances, isolate I/O, and run with coverage in CI.</w:t>
       </w:r>
     </w:p>
     <w:p>
